--- a/SQL/Solutions.docx
+++ b/SQL/Solutions.docx
@@ -275,23 +275,7 @@
           <w:sz w:val="24"/>
           <w:szCs w:val="24"/>
         </w:rPr>
-        <w:t xml:space="preserve">SELECT, </w:t>
-      </w:r>
-      <w:proofErr w:type="gramStart"/>
-      <w:r>
-        <w:rPr>
-          <w:sz w:val="24"/>
-          <w:szCs w:val="24"/>
-        </w:rPr>
-        <w:t>WHERE</w:t>
-      </w:r>
-      <w:proofErr w:type="gramEnd"/>
-      <w:r>
-        <w:rPr>
-          <w:sz w:val="24"/>
-          <w:szCs w:val="24"/>
-        </w:rPr>
-        <w:t>, comparison operators.</w:t>
+        <w:t>SELECT, WHERE, comparison operators.</w:t>
       </w:r>
     </w:p>
     <w:p>
@@ -862,21 +846,12 @@
           <w:szCs w:val="24"/>
         </w:rPr>
       </w:pPr>
-      <w:proofErr w:type="gramStart"/>
-      <w:r>
-        <w:rPr>
-          <w:sz w:val="24"/>
-          <w:szCs w:val="24"/>
-        </w:rPr>
-        <w:t>WHERE</w:t>
-      </w:r>
-      <w:proofErr w:type="gramEnd"/>
-      <w:r>
-        <w:rPr>
-          <w:sz w:val="24"/>
-          <w:szCs w:val="24"/>
-        </w:rPr>
-        <w:t>, ORDER BY, DESC.</w:t>
+      <w:r>
+        <w:rPr>
+          <w:sz w:val="24"/>
+          <w:szCs w:val="24"/>
+        </w:rPr>
+        <w:t>WHERE, ORDER BY, DESC.</w:t>
       </w:r>
     </w:p>
     <w:p>
@@ -1030,15 +1005,54 @@
           <w:sz w:val="24"/>
           <w:szCs w:val="24"/>
         </w:rPr>
-        <w:t>before_</w:t>
-      </w:r>
-      <w:proofErr w:type="gramStart"/>
-      <w:r>
-        <w:rPr>
-          <w:sz w:val="24"/>
-          <w:szCs w:val="24"/>
-        </w:rPr>
-        <w:t>promo</w:t>
+        <w:t>before_promo</w:t>
+      </w:r>
+      <w:proofErr w:type="spellEnd"/>
+      <w:r>
+        <w:rPr>
+          <w:sz w:val="24"/>
+          <w:szCs w:val="24"/>
+        </w:rPr>
+        <w:t>)`,</w:t>
+      </w:r>
+    </w:p>
+    <w:p>
+      <w:pPr>
+        <w:rPr>
+          <w:sz w:val="24"/>
+          <w:szCs w:val="24"/>
+        </w:rPr>
+      </w:pPr>
+      <w:r>
+        <w:rPr>
+          <w:sz w:val="24"/>
+          <w:szCs w:val="24"/>
+        </w:rPr>
+        <w:t>`</w:t>
+      </w:r>
+      <w:proofErr w:type="spellStart"/>
+      <w:r>
+        <w:rPr>
+          <w:sz w:val="24"/>
+          <w:szCs w:val="24"/>
+        </w:rPr>
+        <w:t>quantity_sold</w:t>
+      </w:r>
+      <w:proofErr w:type="spellEnd"/>
+      <w:r>
+        <w:rPr>
+          <w:sz w:val="24"/>
+          <w:szCs w:val="24"/>
+        </w:rPr>
+        <w:t>(</w:t>
+      </w:r>
+      <w:proofErr w:type="spellStart"/>
+      <w:r>
+        <w:rPr>
+          <w:sz w:val="24"/>
+          <w:szCs w:val="24"/>
+        </w:rPr>
+        <w:t>after_promo</w:t>
       </w:r>
       <w:proofErr w:type="spellEnd"/>
       <w:r>
@@ -1048,28 +1062,36 @@
         </w:rPr>
         <w:t>)`</w:t>
       </w:r>
-      <w:proofErr w:type="gramEnd"/>
-      <w:r>
-        <w:rPr>
-          <w:sz w:val="24"/>
-          <w:szCs w:val="24"/>
-        </w:rPr>
-        <w:t>,</w:t>
-      </w:r>
-    </w:p>
-    <w:p>
-      <w:pPr>
-        <w:rPr>
-          <w:sz w:val="24"/>
-          <w:szCs w:val="24"/>
-        </w:rPr>
-      </w:pPr>
-      <w:r>
-        <w:rPr>
-          <w:sz w:val="24"/>
-          <w:szCs w:val="24"/>
-        </w:rPr>
-        <w:t>`</w:t>
+    </w:p>
+    <w:p>
+      <w:pPr>
+        <w:rPr>
+          <w:sz w:val="24"/>
+          <w:szCs w:val="24"/>
+        </w:rPr>
+      </w:pPr>
+      <w:r>
+        <w:rPr>
+          <w:sz w:val="24"/>
+          <w:szCs w:val="24"/>
+        </w:rPr>
+        <w:t xml:space="preserve">from </w:t>
+      </w:r>
+      <w:proofErr w:type="spellStart"/>
+      <w:r>
+        <w:rPr>
+          <w:sz w:val="24"/>
+          <w:szCs w:val="24"/>
+        </w:rPr>
+        <w:t>fact_events</w:t>
+      </w:r>
+      <w:proofErr w:type="spellEnd"/>
+      <w:r>
+        <w:rPr>
+          <w:sz w:val="24"/>
+          <w:szCs w:val="24"/>
+        </w:rPr>
+        <w:t xml:space="preserve"> where `</w:t>
       </w:r>
       <w:proofErr w:type="spellStart"/>
       <w:r>
@@ -1093,55 +1115,30 @@
           <w:sz w:val="24"/>
           <w:szCs w:val="24"/>
         </w:rPr>
-        <w:t>after_</w:t>
-      </w:r>
-      <w:proofErr w:type="gramStart"/>
-      <w:r>
-        <w:rPr>
-          <w:sz w:val="24"/>
-          <w:szCs w:val="24"/>
-        </w:rPr>
-        <w:t>promo</w:t>
-      </w:r>
-      <w:proofErr w:type="spellEnd"/>
-      <w:r>
-        <w:rPr>
-          <w:sz w:val="24"/>
-          <w:szCs w:val="24"/>
-        </w:rPr>
-        <w:t>)`</w:t>
-      </w:r>
-      <w:proofErr w:type="gramEnd"/>
-    </w:p>
-    <w:p>
-      <w:pPr>
-        <w:rPr>
-          <w:sz w:val="24"/>
-          <w:szCs w:val="24"/>
-        </w:rPr>
-      </w:pPr>
-      <w:r>
-        <w:rPr>
-          <w:sz w:val="24"/>
-          <w:szCs w:val="24"/>
-        </w:rPr>
-        <w:t xml:space="preserve">from </w:t>
-      </w:r>
-      <w:proofErr w:type="spellStart"/>
-      <w:r>
-        <w:rPr>
-          <w:sz w:val="24"/>
-          <w:szCs w:val="24"/>
-        </w:rPr>
-        <w:t>fact_events</w:t>
-      </w:r>
-      <w:proofErr w:type="spellEnd"/>
-      <w:r>
-        <w:rPr>
-          <w:sz w:val="24"/>
-          <w:szCs w:val="24"/>
-        </w:rPr>
-        <w:t xml:space="preserve"> where `</w:t>
+        <w:t>after_promo</w:t>
+      </w:r>
+      <w:proofErr w:type="spellEnd"/>
+      <w:r>
+        <w:rPr>
+          <w:sz w:val="24"/>
+          <w:szCs w:val="24"/>
+        </w:rPr>
+        <w:t>)` &gt; 100</w:t>
+      </w:r>
+    </w:p>
+    <w:p>
+      <w:pPr>
+        <w:rPr>
+          <w:sz w:val="24"/>
+          <w:szCs w:val="24"/>
+        </w:rPr>
+      </w:pPr>
+      <w:r>
+        <w:rPr>
+          <w:sz w:val="24"/>
+          <w:szCs w:val="24"/>
+        </w:rPr>
+        <w:t>order by `</w:t>
       </w:r>
       <w:proofErr w:type="spellStart"/>
       <w:r>
@@ -1165,94 +1162,15 @@
           <w:sz w:val="24"/>
           <w:szCs w:val="24"/>
         </w:rPr>
-        <w:t>after_</w:t>
-      </w:r>
-      <w:proofErr w:type="gramStart"/>
-      <w:r>
-        <w:rPr>
-          <w:sz w:val="24"/>
-          <w:szCs w:val="24"/>
-        </w:rPr>
-        <w:t>promo</w:t>
-      </w:r>
-      <w:proofErr w:type="spellEnd"/>
-      <w:r>
-        <w:rPr>
-          <w:sz w:val="24"/>
-          <w:szCs w:val="24"/>
-        </w:rPr>
-        <w:t>)`</w:t>
-      </w:r>
-      <w:proofErr w:type="gramEnd"/>
-      <w:r>
-        <w:rPr>
-          <w:sz w:val="24"/>
-          <w:szCs w:val="24"/>
-        </w:rPr>
-        <w:t xml:space="preserve"> &gt; 100</w:t>
-      </w:r>
-    </w:p>
-    <w:p>
-      <w:pPr>
-        <w:rPr>
-          <w:sz w:val="24"/>
-          <w:szCs w:val="24"/>
-        </w:rPr>
-      </w:pPr>
-      <w:r>
-        <w:rPr>
-          <w:sz w:val="24"/>
-          <w:szCs w:val="24"/>
-        </w:rPr>
-        <w:t>order by `</w:t>
-      </w:r>
-      <w:proofErr w:type="spellStart"/>
-      <w:r>
-        <w:rPr>
-          <w:sz w:val="24"/>
-          <w:szCs w:val="24"/>
-        </w:rPr>
-        <w:t>quantity_sold</w:t>
-      </w:r>
-      <w:proofErr w:type="spellEnd"/>
-      <w:r>
-        <w:rPr>
-          <w:sz w:val="24"/>
-          <w:szCs w:val="24"/>
-        </w:rPr>
-        <w:t>(</w:t>
-      </w:r>
-      <w:proofErr w:type="spellStart"/>
-      <w:r>
-        <w:rPr>
-          <w:sz w:val="24"/>
-          <w:szCs w:val="24"/>
-        </w:rPr>
-        <w:t>after_</w:t>
-      </w:r>
-      <w:proofErr w:type="gramStart"/>
-      <w:r>
-        <w:rPr>
-          <w:sz w:val="24"/>
-          <w:szCs w:val="24"/>
-        </w:rPr>
-        <w:t>promo</w:t>
-      </w:r>
-      <w:proofErr w:type="spellEnd"/>
-      <w:r>
-        <w:rPr>
-          <w:sz w:val="24"/>
-          <w:szCs w:val="24"/>
-        </w:rPr>
-        <w:t>)`</w:t>
-      </w:r>
-      <w:proofErr w:type="gramEnd"/>
-      <w:r>
-        <w:rPr>
-          <w:sz w:val="24"/>
-          <w:szCs w:val="24"/>
-        </w:rPr>
-        <w:t xml:space="preserve"> </w:t>
+        <w:t>after_promo</w:t>
+      </w:r>
+      <w:proofErr w:type="spellEnd"/>
+      <w:r>
+        <w:rPr>
+          <w:sz w:val="24"/>
+          <w:szCs w:val="24"/>
+        </w:rPr>
+        <w:t xml:space="preserve">)` </w:t>
       </w:r>
       <w:proofErr w:type="spellStart"/>
       <w:r>
@@ -1847,21 +1765,12 @@
           <w:szCs w:val="24"/>
         </w:rPr>
       </w:pPr>
-      <w:proofErr w:type="gramStart"/>
-      <w:r>
-        <w:rPr>
-          <w:sz w:val="24"/>
-          <w:szCs w:val="24"/>
-        </w:rPr>
-        <w:t>COUNT(</w:t>
-      </w:r>
-      <w:proofErr w:type="gramEnd"/>
-      <w:r>
-        <w:rPr>
-          <w:sz w:val="24"/>
-          <w:szCs w:val="24"/>
-        </w:rPr>
-        <w:t xml:space="preserve">*) as </w:t>
+      <w:r>
+        <w:rPr>
+          <w:sz w:val="24"/>
+          <w:szCs w:val="24"/>
+        </w:rPr>
+        <w:t xml:space="preserve">COUNT(*) as </w:t>
       </w:r>
       <w:proofErr w:type="spellStart"/>
       <w:r>
@@ -1916,31 +1825,15 @@
           <w:sz w:val="24"/>
           <w:szCs w:val="24"/>
         </w:rPr>
-        <w:t>before_</w:t>
-      </w:r>
-      <w:proofErr w:type="gramStart"/>
-      <w:r>
-        <w:rPr>
-          <w:sz w:val="24"/>
-          <w:szCs w:val="24"/>
-        </w:rPr>
-        <w:t>promo</w:t>
-      </w:r>
-      <w:proofErr w:type="spellEnd"/>
-      <w:r>
-        <w:rPr>
-          <w:sz w:val="24"/>
-          <w:szCs w:val="24"/>
-        </w:rPr>
-        <w:t>)`</w:t>
-      </w:r>
-      <w:proofErr w:type="gramEnd"/>
-      <w:r>
-        <w:rPr>
-          <w:sz w:val="24"/>
-          <w:szCs w:val="24"/>
-        </w:rPr>
-        <w:t xml:space="preserve">) as </w:t>
+        <w:t>before_promo</w:t>
+      </w:r>
+      <w:proofErr w:type="spellEnd"/>
+      <w:r>
+        <w:rPr>
+          <w:sz w:val="24"/>
+          <w:szCs w:val="24"/>
+        </w:rPr>
+        <w:t xml:space="preserve">)`) as </w:t>
       </w:r>
       <w:proofErr w:type="spellStart"/>
       <w:r>
@@ -1995,31 +1888,15 @@
           <w:sz w:val="24"/>
           <w:szCs w:val="24"/>
         </w:rPr>
-        <w:t>after_</w:t>
-      </w:r>
-      <w:proofErr w:type="gramStart"/>
-      <w:r>
-        <w:rPr>
-          <w:sz w:val="24"/>
-          <w:szCs w:val="24"/>
-        </w:rPr>
-        <w:t>promo</w:t>
-      </w:r>
-      <w:proofErr w:type="spellEnd"/>
-      <w:r>
-        <w:rPr>
-          <w:sz w:val="24"/>
-          <w:szCs w:val="24"/>
-        </w:rPr>
-        <w:t>)`</w:t>
-      </w:r>
-      <w:proofErr w:type="gramEnd"/>
-      <w:r>
-        <w:rPr>
-          <w:sz w:val="24"/>
-          <w:szCs w:val="24"/>
-        </w:rPr>
-        <w:t xml:space="preserve">) as </w:t>
+        <w:t>after_promo</w:t>
+      </w:r>
+      <w:proofErr w:type="spellEnd"/>
+      <w:r>
+        <w:rPr>
+          <w:sz w:val="24"/>
+          <w:szCs w:val="24"/>
+        </w:rPr>
+        <w:t xml:space="preserve">)`) as </w:t>
       </w:r>
       <w:proofErr w:type="spellStart"/>
       <w:r>
@@ -2045,7 +1922,6 @@
           <w:szCs w:val="24"/>
         </w:rPr>
       </w:pPr>
-      <w:proofErr w:type="gramStart"/>
       <w:r>
         <w:rPr>
           <w:sz w:val="24"/>
@@ -2054,7 +1930,6 @@
         <w:t>AVG(</w:t>
       </w:r>
       <w:proofErr w:type="spellStart"/>
-      <w:proofErr w:type="gramEnd"/>
       <w:r>
         <w:rPr>
           <w:sz w:val="24"/>
@@ -2078,7 +1953,6 @@
           <w:szCs w:val="24"/>
         </w:rPr>
       </w:pPr>
-      <w:proofErr w:type="gramStart"/>
       <w:r>
         <w:rPr>
           <w:sz w:val="24"/>
@@ -2087,7 +1961,6 @@
         <w:t>MAX(</w:t>
       </w:r>
       <w:proofErr w:type="spellStart"/>
-      <w:proofErr w:type="gramEnd"/>
       <w:r>
         <w:rPr>
           <w:sz w:val="24"/>
@@ -2111,7 +1984,6 @@
           <w:szCs w:val="24"/>
         </w:rPr>
       </w:pPr>
-      <w:proofErr w:type="gramStart"/>
       <w:r>
         <w:rPr>
           <w:sz w:val="24"/>
@@ -2120,7 +1992,6 @@
         <w:t>MIN(</w:t>
       </w:r>
       <w:proofErr w:type="spellStart"/>
-      <w:proofErr w:type="gramEnd"/>
       <w:r>
         <w:rPr>
           <w:sz w:val="24"/>
@@ -2481,21 +2352,12 @@
           <w:szCs w:val="24"/>
         </w:rPr>
       </w:pPr>
-      <w:proofErr w:type="gramStart"/>
-      <w:r>
-        <w:rPr>
-          <w:sz w:val="24"/>
-          <w:szCs w:val="24"/>
-        </w:rPr>
-        <w:t>COUNT(</w:t>
-      </w:r>
-      <w:proofErr w:type="gramEnd"/>
-      <w:r>
-        <w:rPr>
-          <w:sz w:val="24"/>
-          <w:szCs w:val="24"/>
-        </w:rPr>
-        <w:t xml:space="preserve">*) as </w:t>
+      <w:r>
+        <w:rPr>
+          <w:sz w:val="24"/>
+          <w:szCs w:val="24"/>
+        </w:rPr>
+        <w:t xml:space="preserve">COUNT(*) as </w:t>
       </w:r>
       <w:proofErr w:type="spellStart"/>
       <w:r>
@@ -2550,31 +2412,15 @@
           <w:sz w:val="24"/>
           <w:szCs w:val="24"/>
         </w:rPr>
-        <w:t>before_</w:t>
-      </w:r>
-      <w:proofErr w:type="gramStart"/>
-      <w:r>
-        <w:rPr>
-          <w:sz w:val="24"/>
-          <w:szCs w:val="24"/>
-        </w:rPr>
-        <w:t>promo</w:t>
-      </w:r>
-      <w:proofErr w:type="spellEnd"/>
-      <w:r>
-        <w:rPr>
-          <w:sz w:val="24"/>
-          <w:szCs w:val="24"/>
-        </w:rPr>
-        <w:t>)`</w:t>
-      </w:r>
-      <w:proofErr w:type="gramEnd"/>
-      <w:r>
-        <w:rPr>
-          <w:sz w:val="24"/>
-          <w:szCs w:val="24"/>
-        </w:rPr>
-        <w:t xml:space="preserve">) as </w:t>
+        <w:t>before_promo</w:t>
+      </w:r>
+      <w:proofErr w:type="spellEnd"/>
+      <w:r>
+        <w:rPr>
+          <w:sz w:val="24"/>
+          <w:szCs w:val="24"/>
+        </w:rPr>
+        <w:t xml:space="preserve">)`) as </w:t>
       </w:r>
       <w:proofErr w:type="spellStart"/>
       <w:r>
@@ -2629,31 +2475,15 @@
           <w:sz w:val="24"/>
           <w:szCs w:val="24"/>
         </w:rPr>
-        <w:t>after_</w:t>
-      </w:r>
-      <w:proofErr w:type="gramStart"/>
-      <w:r>
-        <w:rPr>
-          <w:sz w:val="24"/>
-          <w:szCs w:val="24"/>
-        </w:rPr>
-        <w:t>promo</w:t>
-      </w:r>
-      <w:proofErr w:type="spellEnd"/>
-      <w:r>
-        <w:rPr>
-          <w:sz w:val="24"/>
-          <w:szCs w:val="24"/>
-        </w:rPr>
-        <w:t>)`</w:t>
-      </w:r>
-      <w:proofErr w:type="gramEnd"/>
-      <w:r>
-        <w:rPr>
-          <w:sz w:val="24"/>
-          <w:szCs w:val="24"/>
-        </w:rPr>
-        <w:t xml:space="preserve">) as </w:t>
+        <w:t>after_promo</w:t>
+      </w:r>
+      <w:proofErr w:type="spellEnd"/>
+      <w:r>
+        <w:rPr>
+          <w:sz w:val="24"/>
+          <w:szCs w:val="24"/>
+        </w:rPr>
+        <w:t xml:space="preserve">)`) as </w:t>
       </w:r>
       <w:proofErr w:type="spellStart"/>
       <w:r>
@@ -3257,31 +3087,15 @@
           <w:sz w:val="24"/>
           <w:szCs w:val="24"/>
         </w:rPr>
-        <w:t>before_</w:t>
-      </w:r>
-      <w:proofErr w:type="gramStart"/>
-      <w:r>
-        <w:rPr>
-          <w:sz w:val="24"/>
-          <w:szCs w:val="24"/>
-        </w:rPr>
-        <w:t>promo</w:t>
-      </w:r>
-      <w:proofErr w:type="spellEnd"/>
-      <w:r>
-        <w:rPr>
-          <w:sz w:val="24"/>
-          <w:szCs w:val="24"/>
-        </w:rPr>
-        <w:t>)`</w:t>
-      </w:r>
-      <w:proofErr w:type="gramEnd"/>
-      <w:r>
-        <w:rPr>
-          <w:sz w:val="24"/>
-          <w:szCs w:val="24"/>
-        </w:rPr>
-        <w:t xml:space="preserve">) as </w:t>
+        <w:t>before_promo</w:t>
+      </w:r>
+      <w:proofErr w:type="spellEnd"/>
+      <w:r>
+        <w:rPr>
+          <w:sz w:val="24"/>
+          <w:szCs w:val="24"/>
+        </w:rPr>
+        <w:t xml:space="preserve">)`) as </w:t>
       </w:r>
       <w:proofErr w:type="spellStart"/>
       <w:r>
@@ -3336,31 +3150,15 @@
           <w:sz w:val="24"/>
           <w:szCs w:val="24"/>
         </w:rPr>
-        <w:t>after_</w:t>
-      </w:r>
-      <w:proofErr w:type="gramStart"/>
-      <w:r>
-        <w:rPr>
-          <w:sz w:val="24"/>
-          <w:szCs w:val="24"/>
-        </w:rPr>
-        <w:t>promo</w:t>
-      </w:r>
-      <w:proofErr w:type="spellEnd"/>
-      <w:r>
-        <w:rPr>
-          <w:sz w:val="24"/>
-          <w:szCs w:val="24"/>
-        </w:rPr>
-        <w:t>)`</w:t>
-      </w:r>
-      <w:proofErr w:type="gramEnd"/>
-      <w:r>
-        <w:rPr>
-          <w:sz w:val="24"/>
-          <w:szCs w:val="24"/>
-        </w:rPr>
-        <w:t xml:space="preserve">) as </w:t>
+        <w:t>after_promo</w:t>
+      </w:r>
+      <w:proofErr w:type="spellEnd"/>
+      <w:r>
+        <w:rPr>
+          <w:sz w:val="24"/>
+          <w:szCs w:val="24"/>
+        </w:rPr>
+        <w:t xml:space="preserve">)`) as </w:t>
       </w:r>
       <w:proofErr w:type="spellStart"/>
       <w:r>
@@ -3415,31 +3213,15 @@
           <w:sz w:val="24"/>
           <w:szCs w:val="24"/>
         </w:rPr>
-        <w:t>after_</w:t>
-      </w:r>
-      <w:proofErr w:type="gramStart"/>
-      <w:r>
-        <w:rPr>
-          <w:sz w:val="24"/>
-          <w:szCs w:val="24"/>
-        </w:rPr>
-        <w:t>promo</w:t>
-      </w:r>
-      <w:proofErr w:type="spellEnd"/>
-      <w:r>
-        <w:rPr>
-          <w:sz w:val="24"/>
-          <w:szCs w:val="24"/>
-        </w:rPr>
-        <w:t>)`</w:t>
-      </w:r>
-      <w:proofErr w:type="gramEnd"/>
-      <w:r>
-        <w:rPr>
-          <w:sz w:val="24"/>
-          <w:szCs w:val="24"/>
-        </w:rPr>
-        <w:t>) - SUM(`</w:t>
+        <w:t>after_promo</w:t>
+      </w:r>
+      <w:proofErr w:type="spellEnd"/>
+      <w:r>
+        <w:rPr>
+          <w:sz w:val="24"/>
+          <w:szCs w:val="24"/>
+        </w:rPr>
+        <w:t>)`) - SUM(`</w:t>
       </w:r>
       <w:proofErr w:type="spellStart"/>
       <w:r>
@@ -3463,31 +3245,15 @@
           <w:sz w:val="24"/>
           <w:szCs w:val="24"/>
         </w:rPr>
-        <w:t>before_</w:t>
-      </w:r>
-      <w:proofErr w:type="gramStart"/>
-      <w:r>
-        <w:rPr>
-          <w:sz w:val="24"/>
-          <w:szCs w:val="24"/>
-        </w:rPr>
-        <w:t>promo</w:t>
-      </w:r>
-      <w:proofErr w:type="spellEnd"/>
-      <w:r>
-        <w:rPr>
-          <w:sz w:val="24"/>
-          <w:szCs w:val="24"/>
-        </w:rPr>
-        <w:t>)`</w:t>
-      </w:r>
-      <w:proofErr w:type="gramEnd"/>
-      <w:r>
-        <w:rPr>
-          <w:sz w:val="24"/>
-          <w:szCs w:val="24"/>
-        </w:rPr>
-        <w:t xml:space="preserve">)) as </w:t>
+        <w:t>before_promo</w:t>
+      </w:r>
+      <w:proofErr w:type="spellEnd"/>
+      <w:r>
+        <w:rPr>
+          <w:sz w:val="24"/>
+          <w:szCs w:val="24"/>
+        </w:rPr>
+        <w:t xml:space="preserve">)`)) as </w:t>
       </w:r>
       <w:proofErr w:type="spellStart"/>
       <w:r>
@@ -3948,21 +3714,12 @@
         </w:rPr>
       </w:pPr>
       <w:proofErr w:type="spellStart"/>
-      <w:proofErr w:type="gramStart"/>
-      <w:r>
-        <w:rPr>
-          <w:sz w:val="24"/>
-          <w:szCs w:val="24"/>
-        </w:rPr>
-        <w:t>pro.product</w:t>
-      </w:r>
-      <w:proofErr w:type="gramEnd"/>
-      <w:r>
-        <w:rPr>
-          <w:sz w:val="24"/>
-          <w:szCs w:val="24"/>
-        </w:rPr>
-        <w:t>_code</w:t>
+      <w:r>
+        <w:rPr>
+          <w:sz w:val="24"/>
+          <w:szCs w:val="24"/>
+        </w:rPr>
+        <w:t>pro.product_code</w:t>
       </w:r>
       <w:proofErr w:type="spellEnd"/>
       <w:r>
@@ -3981,21 +3738,12 @@
         </w:rPr>
       </w:pPr>
       <w:proofErr w:type="spellStart"/>
-      <w:proofErr w:type="gramStart"/>
-      <w:r>
-        <w:rPr>
-          <w:sz w:val="24"/>
-          <w:szCs w:val="24"/>
-        </w:rPr>
-        <w:t>pro.product</w:t>
-      </w:r>
-      <w:proofErr w:type="gramEnd"/>
-      <w:r>
-        <w:rPr>
-          <w:sz w:val="24"/>
-          <w:szCs w:val="24"/>
-        </w:rPr>
-        <w:t>_name</w:t>
+      <w:r>
+        <w:rPr>
+          <w:sz w:val="24"/>
+          <w:szCs w:val="24"/>
+        </w:rPr>
+        <w:t>pro.product_name</w:t>
       </w:r>
       <w:proofErr w:type="spellEnd"/>
       <w:r>
@@ -4014,7 +3762,6 @@
         </w:rPr>
       </w:pPr>
       <w:proofErr w:type="spellStart"/>
-      <w:proofErr w:type="gramStart"/>
       <w:r>
         <w:rPr>
           <w:sz w:val="24"/>
@@ -4023,7 +3770,6 @@
         <w:t>pro.category</w:t>
       </w:r>
       <w:proofErr w:type="spellEnd"/>
-      <w:proofErr w:type="gramEnd"/>
       <w:r>
         <w:rPr>
           <w:sz w:val="24"/>
@@ -4039,7 +3785,6 @@
           <w:szCs w:val="24"/>
         </w:rPr>
       </w:pPr>
-      <w:proofErr w:type="gramStart"/>
       <w:r>
         <w:rPr>
           <w:sz w:val="24"/>
@@ -4048,7 +3793,6 @@
         <w:t>SUM(eve.`</w:t>
       </w:r>
       <w:proofErr w:type="spellStart"/>
-      <w:proofErr w:type="gramEnd"/>
       <w:r>
         <w:rPr>
           <w:sz w:val="24"/>
@@ -4070,31 +3814,15 @@
           <w:sz w:val="24"/>
           <w:szCs w:val="24"/>
         </w:rPr>
-        <w:t>after_</w:t>
-      </w:r>
-      <w:proofErr w:type="gramStart"/>
-      <w:r>
-        <w:rPr>
-          <w:sz w:val="24"/>
-          <w:szCs w:val="24"/>
-        </w:rPr>
-        <w:t>promo</w:t>
-      </w:r>
-      <w:proofErr w:type="spellEnd"/>
-      <w:r>
-        <w:rPr>
-          <w:sz w:val="24"/>
-          <w:szCs w:val="24"/>
-        </w:rPr>
-        <w:t>)`</w:t>
-      </w:r>
-      <w:proofErr w:type="gramEnd"/>
-      <w:r>
-        <w:rPr>
-          <w:sz w:val="24"/>
-          <w:szCs w:val="24"/>
-        </w:rPr>
-        <w:t xml:space="preserve">) as </w:t>
+        <w:t>after_promo</w:t>
+      </w:r>
+      <w:proofErr w:type="spellEnd"/>
+      <w:r>
+        <w:rPr>
+          <w:sz w:val="24"/>
+          <w:szCs w:val="24"/>
+        </w:rPr>
+        <w:t xml:space="preserve">)`) as </w:t>
       </w:r>
       <w:proofErr w:type="spellStart"/>
       <w:r>
@@ -4169,21 +3897,12 @@
         <w:t xml:space="preserve"> pro on </w:t>
       </w:r>
       <w:proofErr w:type="spellStart"/>
-      <w:proofErr w:type="gramStart"/>
-      <w:r>
-        <w:rPr>
-          <w:sz w:val="24"/>
-          <w:szCs w:val="24"/>
-        </w:rPr>
-        <w:t>pro.product</w:t>
-      </w:r>
-      <w:proofErr w:type="gramEnd"/>
-      <w:r>
-        <w:rPr>
-          <w:sz w:val="24"/>
-          <w:szCs w:val="24"/>
-        </w:rPr>
-        <w:t>_code</w:t>
+      <w:r>
+        <w:rPr>
+          <w:sz w:val="24"/>
+          <w:szCs w:val="24"/>
+        </w:rPr>
+        <w:t>pro.product_code</w:t>
       </w:r>
       <w:proofErr w:type="spellEnd"/>
       <w:r>
@@ -4194,21 +3913,12 @@
         <w:t xml:space="preserve"> = </w:t>
       </w:r>
       <w:proofErr w:type="spellStart"/>
-      <w:proofErr w:type="gramStart"/>
-      <w:r>
-        <w:rPr>
-          <w:sz w:val="24"/>
-          <w:szCs w:val="24"/>
-        </w:rPr>
-        <w:t>eve.product</w:t>
-      </w:r>
-      <w:proofErr w:type="gramEnd"/>
-      <w:r>
-        <w:rPr>
-          <w:sz w:val="24"/>
-          <w:szCs w:val="24"/>
-        </w:rPr>
-        <w:t>_code</w:t>
+      <w:r>
+        <w:rPr>
+          <w:sz w:val="24"/>
+          <w:szCs w:val="24"/>
+        </w:rPr>
+        <w:t>eve.product_code</w:t>
       </w:r>
       <w:proofErr w:type="spellEnd"/>
     </w:p>
@@ -4227,21 +3937,12 @@
         <w:t xml:space="preserve">group by </w:t>
       </w:r>
       <w:proofErr w:type="spellStart"/>
-      <w:proofErr w:type="gramStart"/>
-      <w:r>
-        <w:rPr>
-          <w:sz w:val="24"/>
-          <w:szCs w:val="24"/>
-        </w:rPr>
-        <w:t>pro.product</w:t>
-      </w:r>
-      <w:proofErr w:type="gramEnd"/>
-      <w:r>
-        <w:rPr>
-          <w:sz w:val="24"/>
-          <w:szCs w:val="24"/>
-        </w:rPr>
-        <w:t>_code</w:t>
+      <w:r>
+        <w:rPr>
+          <w:sz w:val="24"/>
+          <w:szCs w:val="24"/>
+        </w:rPr>
+        <w:t>pro.product_code</w:t>
       </w:r>
       <w:proofErr w:type="spellEnd"/>
       <w:r>
@@ -4252,21 +3953,12 @@
         <w:t xml:space="preserve">, </w:t>
       </w:r>
       <w:proofErr w:type="spellStart"/>
-      <w:proofErr w:type="gramStart"/>
-      <w:r>
-        <w:rPr>
-          <w:sz w:val="24"/>
-          <w:szCs w:val="24"/>
-        </w:rPr>
-        <w:t>pro.product</w:t>
-      </w:r>
-      <w:proofErr w:type="gramEnd"/>
-      <w:r>
-        <w:rPr>
-          <w:sz w:val="24"/>
-          <w:szCs w:val="24"/>
-        </w:rPr>
-        <w:t>_name</w:t>
+      <w:r>
+        <w:rPr>
+          <w:sz w:val="24"/>
+          <w:szCs w:val="24"/>
+        </w:rPr>
+        <w:t>pro.product_name</w:t>
       </w:r>
       <w:proofErr w:type="spellEnd"/>
       <w:r>
@@ -4277,7 +3969,6 @@
         <w:t xml:space="preserve">, </w:t>
       </w:r>
       <w:proofErr w:type="spellStart"/>
-      <w:proofErr w:type="gramStart"/>
       <w:r>
         <w:rPr>
           <w:sz w:val="24"/>
@@ -4286,7 +3977,6 @@
         <w:t>pro.category</w:t>
       </w:r>
       <w:proofErr w:type="spellEnd"/>
-      <w:proofErr w:type="gramEnd"/>
     </w:p>
     <w:p>
       <w:pPr>
@@ -4395,6 +4085,7697 @@
           </wp:inline>
         </w:drawing>
       </w:r>
+    </w:p>
+    <w:p>
+      <w:pPr>
+        <w:rPr>
+          <w:b/>
+          <w:bCs/>
+          <w:sz w:val="24"/>
+          <w:szCs w:val="24"/>
+        </w:rPr>
+      </w:pPr>
+    </w:p>
+    <w:p>
+      <w:pPr>
+        <w:rPr>
+          <w:b/>
+          <w:bCs/>
+          <w:sz w:val="24"/>
+          <w:szCs w:val="24"/>
+        </w:rPr>
+      </w:pPr>
+      <w:r>
+        <w:rPr>
+          <w:b/>
+          <w:bCs/>
+          <w:sz w:val="24"/>
+          <w:szCs w:val="24"/>
+        </w:rPr>
+        <w:t>Q8. Category-Level Performance</w:t>
+      </w:r>
+    </w:p>
+    <w:p>
+      <w:pPr>
+        <w:rPr>
+          <w:sz w:val="24"/>
+          <w:szCs w:val="24"/>
+        </w:rPr>
+      </w:pPr>
+      <w:r>
+        <w:rPr>
+          <w:sz w:val="24"/>
+          <w:szCs w:val="24"/>
+        </w:rPr>
+        <w:t xml:space="preserve">Using </w:t>
+      </w:r>
+      <w:proofErr w:type="spellStart"/>
+      <w:r>
+        <w:rPr>
+          <w:sz w:val="24"/>
+          <w:szCs w:val="24"/>
+        </w:rPr>
+        <w:t>fact_events</w:t>
+      </w:r>
+      <w:proofErr w:type="spellEnd"/>
+      <w:r>
+        <w:rPr>
+          <w:sz w:val="24"/>
+          <w:szCs w:val="24"/>
+        </w:rPr>
+        <w:t xml:space="preserve"> and </w:t>
+      </w:r>
+      <w:proofErr w:type="spellStart"/>
+      <w:r>
+        <w:rPr>
+          <w:sz w:val="24"/>
+          <w:szCs w:val="24"/>
+        </w:rPr>
+        <w:t>dim_products</w:t>
+      </w:r>
+      <w:proofErr w:type="spellEnd"/>
+      <w:r>
+        <w:rPr>
+          <w:sz w:val="24"/>
+          <w:szCs w:val="24"/>
+        </w:rPr>
+        <w:t>, calculate for every product category:</w:t>
+      </w:r>
+    </w:p>
+    <w:p>
+      <w:pPr>
+        <w:rPr>
+          <w:sz w:val="24"/>
+          <w:szCs w:val="24"/>
+        </w:rPr>
+      </w:pPr>
+    </w:p>
+    <w:p>
+      <w:pPr>
+        <w:rPr>
+          <w:sz w:val="24"/>
+          <w:szCs w:val="24"/>
+        </w:rPr>
+      </w:pPr>
+      <w:r>
+        <w:rPr>
+          <w:sz w:val="24"/>
+          <w:szCs w:val="24"/>
+        </w:rPr>
+        <w:t>- Number of events</w:t>
+      </w:r>
+    </w:p>
+    <w:p>
+      <w:pPr>
+        <w:rPr>
+          <w:sz w:val="24"/>
+          <w:szCs w:val="24"/>
+        </w:rPr>
+      </w:pPr>
+      <w:r>
+        <w:rPr>
+          <w:sz w:val="24"/>
+          <w:szCs w:val="24"/>
+        </w:rPr>
+        <w:t>- Total quantity before promotion</w:t>
+      </w:r>
+    </w:p>
+    <w:p>
+      <w:pPr>
+        <w:rPr>
+          <w:sz w:val="24"/>
+          <w:szCs w:val="24"/>
+        </w:rPr>
+      </w:pPr>
+      <w:r>
+        <w:rPr>
+          <w:sz w:val="24"/>
+          <w:szCs w:val="24"/>
+        </w:rPr>
+        <w:t>- Total quantity after promotion</w:t>
+      </w:r>
+    </w:p>
+    <w:p>
+      <w:pPr>
+        <w:rPr>
+          <w:sz w:val="24"/>
+          <w:szCs w:val="24"/>
+        </w:rPr>
+      </w:pPr>
+      <w:r>
+        <w:rPr>
+          <w:sz w:val="24"/>
+          <w:szCs w:val="24"/>
+        </w:rPr>
+        <w:t>- Quantity change</w:t>
+      </w:r>
+    </w:p>
+    <w:p>
+      <w:pPr>
+        <w:rPr>
+          <w:sz w:val="24"/>
+          <w:szCs w:val="24"/>
+        </w:rPr>
+      </w:pPr>
+    </w:p>
+    <w:p>
+      <w:pPr>
+        <w:rPr>
+          <w:sz w:val="24"/>
+          <w:szCs w:val="24"/>
+        </w:rPr>
+      </w:pPr>
+      <w:r>
+        <w:rPr>
+          <w:sz w:val="24"/>
+          <w:szCs w:val="24"/>
+        </w:rPr>
+        <w:t>Sort categories by total quantity after promotion descending.</w:t>
+      </w:r>
+    </w:p>
+    <w:p>
+      <w:pPr>
+        <w:rPr>
+          <w:sz w:val="24"/>
+          <w:szCs w:val="24"/>
+        </w:rPr>
+      </w:pPr>
+    </w:p>
+    <w:p>
+      <w:pPr>
+        <w:rPr>
+          <w:sz w:val="24"/>
+          <w:szCs w:val="24"/>
+        </w:rPr>
+      </w:pPr>
+      <w:r>
+        <w:rPr>
+          <w:sz w:val="24"/>
+          <w:szCs w:val="24"/>
+        </w:rPr>
+        <w:t>Concepts:</w:t>
+      </w:r>
+    </w:p>
+    <w:p>
+      <w:pPr>
+        <w:rPr>
+          <w:sz w:val="24"/>
+          <w:szCs w:val="24"/>
+        </w:rPr>
+      </w:pPr>
+      <w:r>
+        <w:rPr>
+          <w:sz w:val="24"/>
+          <w:szCs w:val="24"/>
+        </w:rPr>
+        <w:t>JOIN, GROUP BY, SUM, COUNT, arithmetic calculations.</w:t>
+      </w:r>
+    </w:p>
+    <w:p>
+      <w:pPr>
+        <w:rPr>
+          <w:sz w:val="24"/>
+          <w:szCs w:val="24"/>
+        </w:rPr>
+      </w:pPr>
+    </w:p>
+    <w:p>
+      <w:pPr>
+        <w:rPr>
+          <w:b/>
+          <w:bCs/>
+          <w:sz w:val="24"/>
+          <w:szCs w:val="24"/>
+        </w:rPr>
+      </w:pPr>
+      <w:r>
+        <w:rPr>
+          <w:b/>
+          <w:bCs/>
+          <w:sz w:val="24"/>
+          <w:szCs w:val="24"/>
+        </w:rPr>
+        <w:lastRenderedPageBreak/>
+        <w:t>Sol 8:</w:t>
+      </w:r>
+    </w:p>
+    <w:p>
+      <w:pPr>
+        <w:rPr>
+          <w:sz w:val="24"/>
+          <w:szCs w:val="24"/>
+        </w:rPr>
+      </w:pPr>
+      <w:r>
+        <w:rPr>
+          <w:sz w:val="24"/>
+          <w:szCs w:val="24"/>
+        </w:rPr>
+        <w:t>select</w:t>
+      </w:r>
+    </w:p>
+    <w:p>
+      <w:pPr>
+        <w:rPr>
+          <w:sz w:val="24"/>
+          <w:szCs w:val="24"/>
+        </w:rPr>
+      </w:pPr>
+      <w:proofErr w:type="spellStart"/>
+      <w:r>
+        <w:rPr>
+          <w:sz w:val="24"/>
+          <w:szCs w:val="24"/>
+        </w:rPr>
+        <w:t>pro.category</w:t>
+      </w:r>
+      <w:proofErr w:type="spellEnd"/>
+      <w:r>
+        <w:rPr>
+          <w:sz w:val="24"/>
+          <w:szCs w:val="24"/>
+        </w:rPr>
+        <w:t>,</w:t>
+      </w:r>
+    </w:p>
+    <w:p>
+      <w:pPr>
+        <w:rPr>
+          <w:sz w:val="24"/>
+          <w:szCs w:val="24"/>
+        </w:rPr>
+      </w:pPr>
+      <w:r>
+        <w:rPr>
+          <w:sz w:val="24"/>
+          <w:szCs w:val="24"/>
+        </w:rPr>
+        <w:t xml:space="preserve">COUNT(*) as </w:t>
+      </w:r>
+      <w:proofErr w:type="spellStart"/>
+      <w:r>
+        <w:rPr>
+          <w:sz w:val="24"/>
+          <w:szCs w:val="24"/>
+        </w:rPr>
+        <w:t>No_Of_Events</w:t>
+      </w:r>
+      <w:proofErr w:type="spellEnd"/>
+      <w:r>
+        <w:rPr>
+          <w:sz w:val="24"/>
+          <w:szCs w:val="24"/>
+        </w:rPr>
+        <w:t>,</w:t>
+      </w:r>
+    </w:p>
+    <w:p>
+      <w:pPr>
+        <w:rPr>
+          <w:sz w:val="24"/>
+          <w:szCs w:val="24"/>
+        </w:rPr>
+      </w:pPr>
+      <w:r>
+        <w:rPr>
+          <w:sz w:val="24"/>
+          <w:szCs w:val="24"/>
+        </w:rPr>
+        <w:t>SUM(eve.`</w:t>
+      </w:r>
+      <w:proofErr w:type="spellStart"/>
+      <w:r>
+        <w:rPr>
+          <w:sz w:val="24"/>
+          <w:szCs w:val="24"/>
+        </w:rPr>
+        <w:t>quantity_sold</w:t>
+      </w:r>
+      <w:proofErr w:type="spellEnd"/>
+      <w:r>
+        <w:rPr>
+          <w:sz w:val="24"/>
+          <w:szCs w:val="24"/>
+        </w:rPr>
+        <w:t>(</w:t>
+      </w:r>
+      <w:proofErr w:type="spellStart"/>
+      <w:r>
+        <w:rPr>
+          <w:sz w:val="24"/>
+          <w:szCs w:val="24"/>
+        </w:rPr>
+        <w:t>before_promo</w:t>
+      </w:r>
+      <w:proofErr w:type="spellEnd"/>
+      <w:r>
+        <w:rPr>
+          <w:sz w:val="24"/>
+          <w:szCs w:val="24"/>
+        </w:rPr>
+        <w:t xml:space="preserve">)`) as </w:t>
+      </w:r>
+      <w:proofErr w:type="spellStart"/>
+      <w:r>
+        <w:rPr>
+          <w:sz w:val="24"/>
+          <w:szCs w:val="24"/>
+        </w:rPr>
+        <w:t>Total_before</w:t>
+      </w:r>
+      <w:proofErr w:type="spellEnd"/>
+      <w:r>
+        <w:rPr>
+          <w:sz w:val="24"/>
+          <w:szCs w:val="24"/>
+        </w:rPr>
+        <w:t>,</w:t>
+      </w:r>
+    </w:p>
+    <w:p>
+      <w:pPr>
+        <w:rPr>
+          <w:sz w:val="24"/>
+          <w:szCs w:val="24"/>
+        </w:rPr>
+      </w:pPr>
+      <w:r>
+        <w:rPr>
+          <w:sz w:val="24"/>
+          <w:szCs w:val="24"/>
+        </w:rPr>
+        <w:t>SUM(eve.`</w:t>
+      </w:r>
+      <w:proofErr w:type="spellStart"/>
+      <w:r>
+        <w:rPr>
+          <w:sz w:val="24"/>
+          <w:szCs w:val="24"/>
+        </w:rPr>
+        <w:t>quantity_sold</w:t>
+      </w:r>
+      <w:proofErr w:type="spellEnd"/>
+      <w:r>
+        <w:rPr>
+          <w:sz w:val="24"/>
+          <w:szCs w:val="24"/>
+        </w:rPr>
+        <w:t>(</w:t>
+      </w:r>
+      <w:proofErr w:type="spellStart"/>
+      <w:r>
+        <w:rPr>
+          <w:sz w:val="24"/>
+          <w:szCs w:val="24"/>
+        </w:rPr>
+        <w:t>after_promo</w:t>
+      </w:r>
+      <w:proofErr w:type="spellEnd"/>
+      <w:r>
+        <w:rPr>
+          <w:sz w:val="24"/>
+          <w:szCs w:val="24"/>
+        </w:rPr>
+        <w:t xml:space="preserve">)`) as </w:t>
+      </w:r>
+      <w:proofErr w:type="spellStart"/>
+      <w:r>
+        <w:rPr>
+          <w:sz w:val="24"/>
+          <w:szCs w:val="24"/>
+        </w:rPr>
+        <w:t>Total_after</w:t>
+      </w:r>
+      <w:proofErr w:type="spellEnd"/>
+      <w:r>
+        <w:rPr>
+          <w:sz w:val="24"/>
+          <w:szCs w:val="24"/>
+        </w:rPr>
+        <w:t>,</w:t>
+      </w:r>
+    </w:p>
+    <w:p>
+      <w:pPr>
+        <w:rPr>
+          <w:sz w:val="24"/>
+          <w:szCs w:val="24"/>
+        </w:rPr>
+      </w:pPr>
+      <w:r>
+        <w:rPr>
+          <w:sz w:val="24"/>
+          <w:szCs w:val="24"/>
+        </w:rPr>
+        <w:t>(SUM(`</w:t>
+      </w:r>
+      <w:proofErr w:type="spellStart"/>
+      <w:r>
+        <w:rPr>
+          <w:sz w:val="24"/>
+          <w:szCs w:val="24"/>
+        </w:rPr>
+        <w:t>quantity_sold</w:t>
+      </w:r>
+      <w:proofErr w:type="spellEnd"/>
+      <w:r>
+        <w:rPr>
+          <w:sz w:val="24"/>
+          <w:szCs w:val="24"/>
+        </w:rPr>
+        <w:t>(</w:t>
+      </w:r>
+      <w:proofErr w:type="spellStart"/>
+      <w:r>
+        <w:rPr>
+          <w:sz w:val="24"/>
+          <w:szCs w:val="24"/>
+        </w:rPr>
+        <w:t>after_promo</w:t>
+      </w:r>
+      <w:proofErr w:type="spellEnd"/>
+      <w:r>
+        <w:rPr>
+          <w:sz w:val="24"/>
+          <w:szCs w:val="24"/>
+        </w:rPr>
+        <w:t>)`) - SUM(`</w:t>
+      </w:r>
+      <w:proofErr w:type="spellStart"/>
+      <w:r>
+        <w:rPr>
+          <w:sz w:val="24"/>
+          <w:szCs w:val="24"/>
+        </w:rPr>
+        <w:t>quantity_sold</w:t>
+      </w:r>
+      <w:proofErr w:type="spellEnd"/>
+      <w:r>
+        <w:rPr>
+          <w:sz w:val="24"/>
+          <w:szCs w:val="24"/>
+        </w:rPr>
+        <w:t>(</w:t>
+      </w:r>
+      <w:proofErr w:type="spellStart"/>
+      <w:r>
+        <w:rPr>
+          <w:sz w:val="24"/>
+          <w:szCs w:val="24"/>
+        </w:rPr>
+        <w:t>before_promo</w:t>
+      </w:r>
+      <w:proofErr w:type="spellEnd"/>
+      <w:r>
+        <w:rPr>
+          <w:sz w:val="24"/>
+          <w:szCs w:val="24"/>
+        </w:rPr>
+        <w:t xml:space="preserve">)`)) as </w:t>
+      </w:r>
+      <w:proofErr w:type="spellStart"/>
+      <w:r>
+        <w:rPr>
+          <w:sz w:val="24"/>
+          <w:szCs w:val="24"/>
+        </w:rPr>
+        <w:t>Quantity_change</w:t>
+      </w:r>
+      <w:proofErr w:type="spellEnd"/>
+    </w:p>
+    <w:p>
+      <w:pPr>
+        <w:rPr>
+          <w:sz w:val="24"/>
+          <w:szCs w:val="24"/>
+        </w:rPr>
+      </w:pPr>
+      <w:r>
+        <w:rPr>
+          <w:sz w:val="24"/>
+          <w:szCs w:val="24"/>
+        </w:rPr>
+        <w:t xml:space="preserve">from </w:t>
+      </w:r>
+      <w:proofErr w:type="spellStart"/>
+      <w:r>
+        <w:rPr>
+          <w:sz w:val="24"/>
+          <w:szCs w:val="24"/>
+        </w:rPr>
+        <w:t>fact_events</w:t>
+      </w:r>
+      <w:proofErr w:type="spellEnd"/>
+      <w:r>
+        <w:rPr>
+          <w:sz w:val="24"/>
+          <w:szCs w:val="24"/>
+        </w:rPr>
+        <w:t xml:space="preserve"> eve</w:t>
+      </w:r>
+    </w:p>
+    <w:p>
+      <w:pPr>
+        <w:rPr>
+          <w:sz w:val="24"/>
+          <w:szCs w:val="24"/>
+        </w:rPr>
+      </w:pPr>
+      <w:r>
+        <w:rPr>
+          <w:sz w:val="24"/>
+          <w:szCs w:val="24"/>
+        </w:rPr>
+        <w:t xml:space="preserve">inner join </w:t>
+      </w:r>
+      <w:proofErr w:type="spellStart"/>
+      <w:r>
+        <w:rPr>
+          <w:sz w:val="24"/>
+          <w:szCs w:val="24"/>
+        </w:rPr>
+        <w:t>dim_products</w:t>
+      </w:r>
+      <w:proofErr w:type="spellEnd"/>
+      <w:r>
+        <w:rPr>
+          <w:sz w:val="24"/>
+          <w:szCs w:val="24"/>
+        </w:rPr>
+        <w:t xml:space="preserve"> pro on </w:t>
+      </w:r>
+      <w:proofErr w:type="spellStart"/>
+      <w:r>
+        <w:rPr>
+          <w:sz w:val="24"/>
+          <w:szCs w:val="24"/>
+        </w:rPr>
+        <w:t>pro.product_code</w:t>
+      </w:r>
+      <w:proofErr w:type="spellEnd"/>
+      <w:r>
+        <w:rPr>
+          <w:sz w:val="24"/>
+          <w:szCs w:val="24"/>
+        </w:rPr>
+        <w:t xml:space="preserve"> = </w:t>
+      </w:r>
+      <w:proofErr w:type="spellStart"/>
+      <w:r>
+        <w:rPr>
+          <w:sz w:val="24"/>
+          <w:szCs w:val="24"/>
+        </w:rPr>
+        <w:t>eve.product_code</w:t>
+      </w:r>
+      <w:proofErr w:type="spellEnd"/>
+    </w:p>
+    <w:p>
+      <w:pPr>
+        <w:rPr>
+          <w:sz w:val="24"/>
+          <w:szCs w:val="24"/>
+        </w:rPr>
+      </w:pPr>
+      <w:r>
+        <w:rPr>
+          <w:sz w:val="24"/>
+          <w:szCs w:val="24"/>
+        </w:rPr>
+        <w:t xml:space="preserve">group by </w:t>
+      </w:r>
+      <w:proofErr w:type="spellStart"/>
+      <w:r>
+        <w:rPr>
+          <w:sz w:val="24"/>
+          <w:szCs w:val="24"/>
+        </w:rPr>
+        <w:t>pro.category</w:t>
+      </w:r>
+      <w:proofErr w:type="spellEnd"/>
+    </w:p>
+    <w:p>
+      <w:pPr>
+        <w:rPr>
+          <w:sz w:val="24"/>
+          <w:szCs w:val="24"/>
+        </w:rPr>
+      </w:pPr>
+      <w:r>
+        <w:rPr>
+          <w:sz w:val="24"/>
+          <w:szCs w:val="24"/>
+        </w:rPr>
+        <w:t xml:space="preserve">order by </w:t>
+      </w:r>
+      <w:proofErr w:type="spellStart"/>
+      <w:r>
+        <w:rPr>
+          <w:sz w:val="24"/>
+          <w:szCs w:val="24"/>
+        </w:rPr>
+        <w:t>Total_after</w:t>
+      </w:r>
+      <w:proofErr w:type="spellEnd"/>
+      <w:r>
+        <w:rPr>
+          <w:sz w:val="24"/>
+          <w:szCs w:val="24"/>
+        </w:rPr>
+        <w:t xml:space="preserve"> </w:t>
+      </w:r>
+      <w:proofErr w:type="spellStart"/>
+      <w:r>
+        <w:rPr>
+          <w:sz w:val="24"/>
+          <w:szCs w:val="24"/>
+        </w:rPr>
+        <w:t>desc</w:t>
+      </w:r>
+      <w:proofErr w:type="spellEnd"/>
+      <w:r>
+        <w:rPr>
+          <w:sz w:val="24"/>
+          <w:szCs w:val="24"/>
+        </w:rPr>
+        <w:t>;</w:t>
+      </w:r>
+    </w:p>
+    <w:p>
+      <w:pPr>
+        <w:rPr>
+          <w:sz w:val="24"/>
+          <w:szCs w:val="24"/>
+        </w:rPr>
+      </w:pPr>
+    </w:p>
+    <w:p>
+      <w:pPr>
+        <w:rPr>
+          <w:sz w:val="24"/>
+          <w:szCs w:val="24"/>
+        </w:rPr>
+      </w:pPr>
+      <w:r>
+        <w:rPr>
+          <w:sz w:val="24"/>
+          <w:szCs w:val="24"/>
+        </w:rPr>
+        <w:drawing>
+          <wp:inline distT="0" distB="0" distL="0" distR="0" wp14:anchorId="254F09C3" wp14:editId="2AF62D2A">
+            <wp:extent cx="5731510" cy="3108325"/>
+            <wp:effectExtent l="0" t="0" r="0" b="0"/>
+            <wp:docPr id="1274597472" name="Picture 1"/>
+            <wp:cNvGraphicFramePr>
+              <a:graphicFrameLocks xmlns:a="http://schemas.openxmlformats.org/drawingml/2006/main" noChangeAspect="1"/>
+            </wp:cNvGraphicFramePr>
+            <a:graphic xmlns:a="http://schemas.openxmlformats.org/drawingml/2006/main">
+              <a:graphicData uri="http://schemas.openxmlformats.org/drawingml/2006/picture">
+                <pic:pic xmlns:pic="http://schemas.openxmlformats.org/drawingml/2006/picture">
+                  <pic:nvPicPr>
+                    <pic:cNvPr id="1274597472" name=""/>
+                    <pic:cNvPicPr/>
+                  </pic:nvPicPr>
+                  <pic:blipFill>
+                    <a:blip r:embed="rId11"/>
+                    <a:stretch>
+                      <a:fillRect/>
+                    </a:stretch>
+                  </pic:blipFill>
+                  <pic:spPr>
+                    <a:xfrm>
+                      <a:off x="0" y="0"/>
+                      <a:ext cx="5731510" cy="3108325"/>
+                    </a:xfrm>
+                    <a:prstGeom prst="rect">
+                      <a:avLst/>
+                    </a:prstGeom>
+                  </pic:spPr>
+                </pic:pic>
+              </a:graphicData>
+            </a:graphic>
+          </wp:inline>
+        </w:drawing>
+      </w:r>
+    </w:p>
+    <w:p>
+      <w:pPr>
+        <w:rPr>
+          <w:sz w:val="24"/>
+          <w:szCs w:val="24"/>
+        </w:rPr>
+      </w:pPr>
+    </w:p>
+    <w:p>
+      <w:pPr>
+        <w:rPr>
+          <w:b/>
+          <w:bCs/>
+          <w:sz w:val="24"/>
+          <w:szCs w:val="24"/>
+        </w:rPr>
+      </w:pPr>
+      <w:r>
+        <w:rPr>
+          <w:b/>
+          <w:bCs/>
+          <w:sz w:val="24"/>
+          <w:szCs w:val="24"/>
+        </w:rPr>
+        <w:t>Q9. Store Performance</w:t>
+      </w:r>
+    </w:p>
+    <w:p>
+      <w:pPr>
+        <w:rPr>
+          <w:sz w:val="24"/>
+          <w:szCs w:val="24"/>
+        </w:rPr>
+      </w:pPr>
+      <w:r>
+        <w:rPr>
+          <w:sz w:val="24"/>
+          <w:szCs w:val="24"/>
+        </w:rPr>
+        <w:t xml:space="preserve">Using </w:t>
+      </w:r>
+      <w:proofErr w:type="spellStart"/>
+      <w:r>
+        <w:rPr>
+          <w:sz w:val="24"/>
+          <w:szCs w:val="24"/>
+        </w:rPr>
+        <w:t>fact_events</w:t>
+      </w:r>
+      <w:proofErr w:type="spellEnd"/>
+      <w:r>
+        <w:rPr>
+          <w:sz w:val="24"/>
+          <w:szCs w:val="24"/>
+        </w:rPr>
+        <w:t xml:space="preserve"> and </w:t>
+      </w:r>
+      <w:proofErr w:type="spellStart"/>
+      <w:r>
+        <w:rPr>
+          <w:sz w:val="24"/>
+          <w:szCs w:val="24"/>
+        </w:rPr>
+        <w:t>dim_stores</w:t>
+      </w:r>
+      <w:proofErr w:type="spellEnd"/>
+      <w:r>
+        <w:rPr>
+          <w:sz w:val="24"/>
+          <w:szCs w:val="24"/>
+        </w:rPr>
+        <w:t>, calculate for every city:</w:t>
+      </w:r>
+    </w:p>
+    <w:p>
+      <w:pPr>
+        <w:rPr>
+          <w:sz w:val="24"/>
+          <w:szCs w:val="24"/>
+        </w:rPr>
+      </w:pPr>
+    </w:p>
+    <w:p>
+      <w:pPr>
+        <w:rPr>
+          <w:sz w:val="24"/>
+          <w:szCs w:val="24"/>
+        </w:rPr>
+      </w:pPr>
+      <w:r>
+        <w:rPr>
+          <w:sz w:val="24"/>
+          <w:szCs w:val="24"/>
+        </w:rPr>
+        <w:t>- Number of promotional events</w:t>
+      </w:r>
+    </w:p>
+    <w:p>
+      <w:pPr>
+        <w:rPr>
+          <w:sz w:val="24"/>
+          <w:szCs w:val="24"/>
+        </w:rPr>
+      </w:pPr>
+      <w:r>
+        <w:rPr>
+          <w:sz w:val="24"/>
+          <w:szCs w:val="24"/>
+        </w:rPr>
+        <w:t>- Total quantity before promotion</w:t>
+      </w:r>
+    </w:p>
+    <w:p>
+      <w:pPr>
+        <w:rPr>
+          <w:sz w:val="24"/>
+          <w:szCs w:val="24"/>
+        </w:rPr>
+      </w:pPr>
+      <w:r>
+        <w:rPr>
+          <w:sz w:val="24"/>
+          <w:szCs w:val="24"/>
+        </w:rPr>
+        <w:t>- Total quantity after promotion</w:t>
+      </w:r>
+    </w:p>
+    <w:p>
+      <w:pPr>
+        <w:rPr>
+          <w:sz w:val="24"/>
+          <w:szCs w:val="24"/>
+        </w:rPr>
+      </w:pPr>
+    </w:p>
+    <w:p>
+      <w:pPr>
+        <w:rPr>
+          <w:sz w:val="24"/>
+          <w:szCs w:val="24"/>
+        </w:rPr>
+      </w:pPr>
+      <w:r>
+        <w:rPr>
+          <w:sz w:val="24"/>
+          <w:szCs w:val="24"/>
+        </w:rPr>
+        <w:t>Display:</w:t>
+      </w:r>
+    </w:p>
+    <w:p>
+      <w:pPr>
+        <w:rPr>
+          <w:sz w:val="24"/>
+          <w:szCs w:val="24"/>
+        </w:rPr>
+      </w:pPr>
+      <w:r>
+        <w:rPr>
+          <w:sz w:val="24"/>
+          <w:szCs w:val="24"/>
+        </w:rPr>
+        <w:lastRenderedPageBreak/>
+        <w:t>- city</w:t>
+      </w:r>
+    </w:p>
+    <w:p>
+      <w:pPr>
+        <w:rPr>
+          <w:sz w:val="24"/>
+          <w:szCs w:val="24"/>
+        </w:rPr>
+      </w:pPr>
+      <w:r>
+        <w:rPr>
+          <w:sz w:val="24"/>
+          <w:szCs w:val="24"/>
+        </w:rPr>
+        <w:t xml:space="preserve">- </w:t>
+      </w:r>
+      <w:proofErr w:type="spellStart"/>
+      <w:r>
+        <w:rPr>
+          <w:sz w:val="24"/>
+          <w:szCs w:val="24"/>
+        </w:rPr>
+        <w:t>event_count</w:t>
+      </w:r>
+      <w:proofErr w:type="spellEnd"/>
+    </w:p>
+    <w:p>
+      <w:pPr>
+        <w:rPr>
+          <w:sz w:val="24"/>
+          <w:szCs w:val="24"/>
+        </w:rPr>
+      </w:pPr>
+      <w:r>
+        <w:rPr>
+          <w:sz w:val="24"/>
+          <w:szCs w:val="24"/>
+        </w:rPr>
+        <w:t xml:space="preserve">- </w:t>
+      </w:r>
+      <w:proofErr w:type="spellStart"/>
+      <w:r>
+        <w:rPr>
+          <w:sz w:val="24"/>
+          <w:szCs w:val="24"/>
+        </w:rPr>
+        <w:t>total_before</w:t>
+      </w:r>
+      <w:proofErr w:type="spellEnd"/>
+    </w:p>
+    <w:p>
+      <w:pPr>
+        <w:rPr>
+          <w:sz w:val="24"/>
+          <w:szCs w:val="24"/>
+        </w:rPr>
+      </w:pPr>
+      <w:r>
+        <w:rPr>
+          <w:sz w:val="24"/>
+          <w:szCs w:val="24"/>
+        </w:rPr>
+        <w:t xml:space="preserve">- </w:t>
+      </w:r>
+      <w:proofErr w:type="spellStart"/>
+      <w:r>
+        <w:rPr>
+          <w:sz w:val="24"/>
+          <w:szCs w:val="24"/>
+        </w:rPr>
+        <w:t>total_after</w:t>
+      </w:r>
+      <w:proofErr w:type="spellEnd"/>
+    </w:p>
+    <w:p>
+      <w:pPr>
+        <w:rPr>
+          <w:sz w:val="24"/>
+          <w:szCs w:val="24"/>
+        </w:rPr>
+      </w:pPr>
+    </w:p>
+    <w:p>
+      <w:pPr>
+        <w:rPr>
+          <w:sz w:val="24"/>
+          <w:szCs w:val="24"/>
+        </w:rPr>
+      </w:pPr>
+      <w:r>
+        <w:rPr>
+          <w:sz w:val="24"/>
+          <w:szCs w:val="24"/>
+        </w:rPr>
+        <w:t xml:space="preserve">Sort cities by </w:t>
+      </w:r>
+      <w:proofErr w:type="spellStart"/>
+      <w:r>
+        <w:rPr>
+          <w:sz w:val="24"/>
+          <w:szCs w:val="24"/>
+        </w:rPr>
+        <w:t>total_after</w:t>
+      </w:r>
+      <w:proofErr w:type="spellEnd"/>
+      <w:r>
+        <w:rPr>
+          <w:sz w:val="24"/>
+          <w:szCs w:val="24"/>
+        </w:rPr>
+        <w:t xml:space="preserve"> descending.</w:t>
+      </w:r>
+    </w:p>
+    <w:p>
+      <w:pPr>
+        <w:rPr>
+          <w:sz w:val="24"/>
+          <w:szCs w:val="24"/>
+        </w:rPr>
+      </w:pPr>
+      <w:r>
+        <w:rPr>
+          <w:sz w:val="24"/>
+          <w:szCs w:val="24"/>
+        </w:rPr>
+        <w:t>Concepts:</w:t>
+      </w:r>
+    </w:p>
+    <w:p>
+      <w:pPr>
+        <w:rPr>
+          <w:sz w:val="24"/>
+          <w:szCs w:val="24"/>
+        </w:rPr>
+      </w:pPr>
+      <w:r>
+        <w:rPr>
+          <w:sz w:val="24"/>
+          <w:szCs w:val="24"/>
+        </w:rPr>
+        <w:t>JOIN, GROUP BY, aggregation, ORDER BY.</w:t>
+      </w:r>
+    </w:p>
+    <w:p>
+      <w:pPr>
+        <w:rPr>
+          <w:b/>
+          <w:bCs/>
+          <w:sz w:val="24"/>
+          <w:szCs w:val="24"/>
+        </w:rPr>
+      </w:pPr>
+      <w:r>
+        <w:rPr>
+          <w:b/>
+          <w:bCs/>
+          <w:sz w:val="24"/>
+          <w:szCs w:val="24"/>
+        </w:rPr>
+        <w:t>Sol 9:</w:t>
+      </w:r>
+    </w:p>
+    <w:p>
+      <w:pPr>
+        <w:rPr>
+          <w:sz w:val="24"/>
+          <w:szCs w:val="24"/>
+        </w:rPr>
+      </w:pPr>
+      <w:r>
+        <w:rPr>
+          <w:sz w:val="24"/>
+          <w:szCs w:val="24"/>
+        </w:rPr>
+        <w:t>select</w:t>
+      </w:r>
+    </w:p>
+    <w:p>
+      <w:pPr>
+        <w:rPr>
+          <w:sz w:val="24"/>
+          <w:szCs w:val="24"/>
+        </w:rPr>
+      </w:pPr>
+      <w:proofErr w:type="spellStart"/>
+      <w:r>
+        <w:rPr>
+          <w:sz w:val="24"/>
+          <w:szCs w:val="24"/>
+        </w:rPr>
+        <w:t>sto.city</w:t>
+      </w:r>
+      <w:proofErr w:type="spellEnd"/>
+      <w:r>
+        <w:rPr>
+          <w:sz w:val="24"/>
+          <w:szCs w:val="24"/>
+        </w:rPr>
+        <w:t>,</w:t>
+      </w:r>
+    </w:p>
+    <w:p>
+      <w:pPr>
+        <w:rPr>
+          <w:sz w:val="24"/>
+          <w:szCs w:val="24"/>
+        </w:rPr>
+      </w:pPr>
+      <w:r>
+        <w:rPr>
+          <w:sz w:val="24"/>
+          <w:szCs w:val="24"/>
+        </w:rPr>
+        <w:t xml:space="preserve">COUNT(*) as </w:t>
+      </w:r>
+      <w:proofErr w:type="spellStart"/>
+      <w:r>
+        <w:rPr>
+          <w:sz w:val="24"/>
+          <w:szCs w:val="24"/>
+        </w:rPr>
+        <w:t>No_Of_Events</w:t>
+      </w:r>
+      <w:proofErr w:type="spellEnd"/>
+      <w:r>
+        <w:rPr>
+          <w:sz w:val="24"/>
+          <w:szCs w:val="24"/>
+        </w:rPr>
+        <w:t>,</w:t>
+      </w:r>
+    </w:p>
+    <w:p>
+      <w:pPr>
+        <w:rPr>
+          <w:sz w:val="24"/>
+          <w:szCs w:val="24"/>
+        </w:rPr>
+      </w:pPr>
+      <w:r>
+        <w:rPr>
+          <w:sz w:val="24"/>
+          <w:szCs w:val="24"/>
+        </w:rPr>
+        <w:t>SUM(eve.`</w:t>
+      </w:r>
+      <w:proofErr w:type="spellStart"/>
+      <w:r>
+        <w:rPr>
+          <w:sz w:val="24"/>
+          <w:szCs w:val="24"/>
+        </w:rPr>
+        <w:t>quantity_sold</w:t>
+      </w:r>
+      <w:proofErr w:type="spellEnd"/>
+      <w:r>
+        <w:rPr>
+          <w:sz w:val="24"/>
+          <w:szCs w:val="24"/>
+        </w:rPr>
+        <w:t>(</w:t>
+      </w:r>
+      <w:proofErr w:type="spellStart"/>
+      <w:r>
+        <w:rPr>
+          <w:sz w:val="24"/>
+          <w:szCs w:val="24"/>
+        </w:rPr>
+        <w:t>before_promo</w:t>
+      </w:r>
+      <w:proofErr w:type="spellEnd"/>
+      <w:r>
+        <w:rPr>
+          <w:sz w:val="24"/>
+          <w:szCs w:val="24"/>
+        </w:rPr>
+        <w:t xml:space="preserve">)`) as </w:t>
+      </w:r>
+      <w:proofErr w:type="spellStart"/>
+      <w:r>
+        <w:rPr>
+          <w:sz w:val="24"/>
+          <w:szCs w:val="24"/>
+        </w:rPr>
+        <w:t>Total_before</w:t>
+      </w:r>
+      <w:proofErr w:type="spellEnd"/>
+      <w:r>
+        <w:rPr>
+          <w:sz w:val="24"/>
+          <w:szCs w:val="24"/>
+        </w:rPr>
+        <w:t>,</w:t>
+      </w:r>
+    </w:p>
+    <w:p>
+      <w:pPr>
+        <w:rPr>
+          <w:sz w:val="24"/>
+          <w:szCs w:val="24"/>
+        </w:rPr>
+      </w:pPr>
+      <w:r>
+        <w:rPr>
+          <w:sz w:val="24"/>
+          <w:szCs w:val="24"/>
+        </w:rPr>
+        <w:t>SUM(eve.`</w:t>
+      </w:r>
+      <w:proofErr w:type="spellStart"/>
+      <w:r>
+        <w:rPr>
+          <w:sz w:val="24"/>
+          <w:szCs w:val="24"/>
+        </w:rPr>
+        <w:t>quantity_sold</w:t>
+      </w:r>
+      <w:proofErr w:type="spellEnd"/>
+      <w:r>
+        <w:rPr>
+          <w:sz w:val="24"/>
+          <w:szCs w:val="24"/>
+        </w:rPr>
+        <w:t>(</w:t>
+      </w:r>
+      <w:proofErr w:type="spellStart"/>
+      <w:r>
+        <w:rPr>
+          <w:sz w:val="24"/>
+          <w:szCs w:val="24"/>
+        </w:rPr>
+        <w:t>after_promo</w:t>
+      </w:r>
+      <w:proofErr w:type="spellEnd"/>
+      <w:r>
+        <w:rPr>
+          <w:sz w:val="24"/>
+          <w:szCs w:val="24"/>
+        </w:rPr>
+        <w:t xml:space="preserve">)`) as </w:t>
+      </w:r>
+      <w:proofErr w:type="spellStart"/>
+      <w:r>
+        <w:rPr>
+          <w:sz w:val="24"/>
+          <w:szCs w:val="24"/>
+        </w:rPr>
+        <w:t>Total_after</w:t>
+      </w:r>
+      <w:proofErr w:type="spellEnd"/>
+    </w:p>
+    <w:p>
+      <w:pPr>
+        <w:rPr>
+          <w:sz w:val="24"/>
+          <w:szCs w:val="24"/>
+        </w:rPr>
+      </w:pPr>
+      <w:r>
+        <w:rPr>
+          <w:sz w:val="24"/>
+          <w:szCs w:val="24"/>
+        </w:rPr>
+        <w:t xml:space="preserve">from </w:t>
+      </w:r>
+      <w:proofErr w:type="spellStart"/>
+      <w:r>
+        <w:rPr>
+          <w:sz w:val="24"/>
+          <w:szCs w:val="24"/>
+        </w:rPr>
+        <w:t>fact_events</w:t>
+      </w:r>
+      <w:proofErr w:type="spellEnd"/>
+      <w:r>
+        <w:rPr>
+          <w:sz w:val="24"/>
+          <w:szCs w:val="24"/>
+        </w:rPr>
+        <w:t xml:space="preserve"> eve</w:t>
+      </w:r>
+    </w:p>
+    <w:p>
+      <w:pPr>
+        <w:rPr>
+          <w:sz w:val="24"/>
+          <w:szCs w:val="24"/>
+        </w:rPr>
+      </w:pPr>
+      <w:r>
+        <w:rPr>
+          <w:sz w:val="24"/>
+          <w:szCs w:val="24"/>
+        </w:rPr>
+        <w:t xml:space="preserve">inner join </w:t>
+      </w:r>
+      <w:proofErr w:type="spellStart"/>
+      <w:r>
+        <w:rPr>
+          <w:sz w:val="24"/>
+          <w:szCs w:val="24"/>
+        </w:rPr>
+        <w:t>dim_stores</w:t>
+      </w:r>
+      <w:proofErr w:type="spellEnd"/>
+      <w:r>
+        <w:rPr>
+          <w:sz w:val="24"/>
+          <w:szCs w:val="24"/>
+        </w:rPr>
+        <w:t xml:space="preserve"> </w:t>
+      </w:r>
+      <w:proofErr w:type="spellStart"/>
+      <w:r>
+        <w:rPr>
+          <w:sz w:val="24"/>
+          <w:szCs w:val="24"/>
+        </w:rPr>
+        <w:t>sto</w:t>
+      </w:r>
+      <w:proofErr w:type="spellEnd"/>
+      <w:r>
+        <w:rPr>
+          <w:sz w:val="24"/>
+          <w:szCs w:val="24"/>
+        </w:rPr>
+        <w:t xml:space="preserve"> on </w:t>
+      </w:r>
+      <w:proofErr w:type="spellStart"/>
+      <w:r>
+        <w:rPr>
+          <w:sz w:val="24"/>
+          <w:szCs w:val="24"/>
+        </w:rPr>
+        <w:t>sto.store_id</w:t>
+      </w:r>
+      <w:proofErr w:type="spellEnd"/>
+      <w:r>
+        <w:rPr>
+          <w:sz w:val="24"/>
+          <w:szCs w:val="24"/>
+        </w:rPr>
+        <w:t xml:space="preserve"> = </w:t>
+      </w:r>
+      <w:proofErr w:type="spellStart"/>
+      <w:r>
+        <w:rPr>
+          <w:sz w:val="24"/>
+          <w:szCs w:val="24"/>
+        </w:rPr>
+        <w:t>eve.store_id</w:t>
+      </w:r>
+      <w:proofErr w:type="spellEnd"/>
+    </w:p>
+    <w:p>
+      <w:pPr>
+        <w:rPr>
+          <w:sz w:val="24"/>
+          <w:szCs w:val="24"/>
+        </w:rPr>
+      </w:pPr>
+      <w:r>
+        <w:rPr>
+          <w:sz w:val="24"/>
+          <w:szCs w:val="24"/>
+        </w:rPr>
+        <w:t xml:space="preserve">group by </w:t>
+      </w:r>
+      <w:proofErr w:type="spellStart"/>
+      <w:r>
+        <w:rPr>
+          <w:sz w:val="24"/>
+          <w:szCs w:val="24"/>
+        </w:rPr>
+        <w:t>sto.city</w:t>
+      </w:r>
+      <w:proofErr w:type="spellEnd"/>
+    </w:p>
+    <w:p>
+      <w:pPr>
+        <w:rPr>
+          <w:sz w:val="24"/>
+          <w:szCs w:val="24"/>
+        </w:rPr>
+      </w:pPr>
+      <w:r>
+        <w:rPr>
+          <w:sz w:val="24"/>
+          <w:szCs w:val="24"/>
+        </w:rPr>
+        <w:t xml:space="preserve">order by </w:t>
+      </w:r>
+      <w:proofErr w:type="spellStart"/>
+      <w:r>
+        <w:rPr>
+          <w:sz w:val="24"/>
+          <w:szCs w:val="24"/>
+        </w:rPr>
+        <w:t>Total_after</w:t>
+      </w:r>
+      <w:proofErr w:type="spellEnd"/>
+      <w:r>
+        <w:rPr>
+          <w:sz w:val="24"/>
+          <w:szCs w:val="24"/>
+        </w:rPr>
+        <w:t xml:space="preserve"> </w:t>
+      </w:r>
+      <w:proofErr w:type="spellStart"/>
+      <w:r>
+        <w:rPr>
+          <w:sz w:val="24"/>
+          <w:szCs w:val="24"/>
+        </w:rPr>
+        <w:t>desc</w:t>
+      </w:r>
+      <w:proofErr w:type="spellEnd"/>
+      <w:r>
+        <w:rPr>
+          <w:sz w:val="24"/>
+          <w:szCs w:val="24"/>
+        </w:rPr>
+        <w:t>;</w:t>
+      </w:r>
+    </w:p>
+    <w:p>
+      <w:pPr>
+        <w:rPr>
+          <w:sz w:val="24"/>
+          <w:szCs w:val="24"/>
+        </w:rPr>
+      </w:pPr>
+    </w:p>
+    <w:p>
+      <w:pPr>
+        <w:rPr>
+          <w:sz w:val="24"/>
+          <w:szCs w:val="24"/>
+        </w:rPr>
+      </w:pPr>
+      <w:r>
+        <w:rPr>
+          <w:sz w:val="24"/>
+          <w:szCs w:val="24"/>
+        </w:rPr>
+        <w:drawing>
+          <wp:inline distT="0" distB="0" distL="0" distR="0" wp14:anchorId="1E27789B" wp14:editId="314A04F8">
+            <wp:extent cx="5731510" cy="3834765"/>
+            <wp:effectExtent l="0" t="0" r="0" b="0"/>
+            <wp:docPr id="112545000" name="Picture 1"/>
+            <wp:cNvGraphicFramePr>
+              <a:graphicFrameLocks xmlns:a="http://schemas.openxmlformats.org/drawingml/2006/main" noChangeAspect="1"/>
+            </wp:cNvGraphicFramePr>
+            <a:graphic xmlns:a="http://schemas.openxmlformats.org/drawingml/2006/main">
+              <a:graphicData uri="http://schemas.openxmlformats.org/drawingml/2006/picture">
+                <pic:pic xmlns:pic="http://schemas.openxmlformats.org/drawingml/2006/picture">
+                  <pic:nvPicPr>
+                    <pic:cNvPr id="112545000" name=""/>
+                    <pic:cNvPicPr/>
+                  </pic:nvPicPr>
+                  <pic:blipFill>
+                    <a:blip r:embed="rId12"/>
+                    <a:stretch>
+                      <a:fillRect/>
+                    </a:stretch>
+                  </pic:blipFill>
+                  <pic:spPr>
+                    <a:xfrm>
+                      <a:off x="0" y="0"/>
+                      <a:ext cx="5731510" cy="3834765"/>
+                    </a:xfrm>
+                    <a:prstGeom prst="rect">
+                      <a:avLst/>
+                    </a:prstGeom>
+                  </pic:spPr>
+                </pic:pic>
+              </a:graphicData>
+            </a:graphic>
+          </wp:inline>
+        </w:drawing>
+      </w:r>
+    </w:p>
+    <w:p>
+      <w:pPr>
+        <w:rPr>
+          <w:b/>
+          <w:bCs/>
+          <w:sz w:val="24"/>
+          <w:szCs w:val="24"/>
+        </w:rPr>
+      </w:pPr>
+      <w:r>
+        <w:rPr>
+          <w:b/>
+          <w:bCs/>
+          <w:sz w:val="24"/>
+          <w:szCs w:val="24"/>
+        </w:rPr>
+        <w:lastRenderedPageBreak/>
+        <w:t>Q10. Campaign Performance</w:t>
+      </w:r>
+    </w:p>
+    <w:p>
+      <w:pPr>
+        <w:rPr>
+          <w:sz w:val="24"/>
+          <w:szCs w:val="24"/>
+        </w:rPr>
+      </w:pPr>
+      <w:r>
+        <w:rPr>
+          <w:sz w:val="24"/>
+          <w:szCs w:val="24"/>
+        </w:rPr>
+        <w:t xml:space="preserve">Using </w:t>
+      </w:r>
+      <w:proofErr w:type="spellStart"/>
+      <w:r>
+        <w:rPr>
+          <w:sz w:val="24"/>
+          <w:szCs w:val="24"/>
+        </w:rPr>
+        <w:t>fact_events</w:t>
+      </w:r>
+      <w:proofErr w:type="spellEnd"/>
+      <w:r>
+        <w:rPr>
+          <w:sz w:val="24"/>
+          <w:szCs w:val="24"/>
+        </w:rPr>
+        <w:t xml:space="preserve"> and </w:t>
+      </w:r>
+      <w:proofErr w:type="spellStart"/>
+      <w:r>
+        <w:rPr>
+          <w:sz w:val="24"/>
+          <w:szCs w:val="24"/>
+        </w:rPr>
+        <w:t>dim_campaigns</w:t>
+      </w:r>
+      <w:proofErr w:type="spellEnd"/>
+      <w:r>
+        <w:rPr>
+          <w:sz w:val="24"/>
+          <w:szCs w:val="24"/>
+        </w:rPr>
+        <w:t>, calculate for each campaign:</w:t>
+      </w:r>
+    </w:p>
+    <w:p>
+      <w:pPr>
+        <w:rPr>
+          <w:sz w:val="24"/>
+          <w:szCs w:val="24"/>
+        </w:rPr>
+      </w:pPr>
+    </w:p>
+    <w:p>
+      <w:pPr>
+        <w:rPr>
+          <w:sz w:val="24"/>
+          <w:szCs w:val="24"/>
+        </w:rPr>
+      </w:pPr>
+      <w:r>
+        <w:rPr>
+          <w:sz w:val="24"/>
+          <w:szCs w:val="24"/>
+        </w:rPr>
+        <w:t>- Campaign name</w:t>
+      </w:r>
+    </w:p>
+    <w:p>
+      <w:pPr>
+        <w:rPr>
+          <w:sz w:val="24"/>
+          <w:szCs w:val="24"/>
+        </w:rPr>
+      </w:pPr>
+      <w:r>
+        <w:rPr>
+          <w:sz w:val="24"/>
+          <w:szCs w:val="24"/>
+        </w:rPr>
+        <w:t>- Start date</w:t>
+      </w:r>
+    </w:p>
+    <w:p>
+      <w:pPr>
+        <w:rPr>
+          <w:sz w:val="24"/>
+          <w:szCs w:val="24"/>
+        </w:rPr>
+      </w:pPr>
+      <w:r>
+        <w:rPr>
+          <w:sz w:val="24"/>
+          <w:szCs w:val="24"/>
+        </w:rPr>
+        <w:t>- End date</w:t>
+      </w:r>
+    </w:p>
+    <w:p>
+      <w:pPr>
+        <w:rPr>
+          <w:sz w:val="24"/>
+          <w:szCs w:val="24"/>
+        </w:rPr>
+      </w:pPr>
+      <w:r>
+        <w:rPr>
+          <w:sz w:val="24"/>
+          <w:szCs w:val="24"/>
+        </w:rPr>
+        <w:t>- Number of events</w:t>
+      </w:r>
+    </w:p>
+    <w:p>
+      <w:pPr>
+        <w:rPr>
+          <w:sz w:val="24"/>
+          <w:szCs w:val="24"/>
+        </w:rPr>
+      </w:pPr>
+      <w:r>
+        <w:rPr>
+          <w:sz w:val="24"/>
+          <w:szCs w:val="24"/>
+        </w:rPr>
+        <w:t>- Total quantity before promotion</w:t>
+      </w:r>
+    </w:p>
+    <w:p>
+      <w:pPr>
+        <w:rPr>
+          <w:sz w:val="24"/>
+          <w:szCs w:val="24"/>
+        </w:rPr>
+      </w:pPr>
+      <w:r>
+        <w:rPr>
+          <w:sz w:val="24"/>
+          <w:szCs w:val="24"/>
+        </w:rPr>
+        <w:t>- Total quantity after promotion</w:t>
+      </w:r>
+    </w:p>
+    <w:p>
+      <w:pPr>
+        <w:rPr>
+          <w:sz w:val="24"/>
+          <w:szCs w:val="24"/>
+        </w:rPr>
+      </w:pPr>
+    </w:p>
+    <w:p>
+      <w:pPr>
+        <w:rPr>
+          <w:sz w:val="24"/>
+          <w:szCs w:val="24"/>
+        </w:rPr>
+      </w:pPr>
+      <w:r>
+        <w:rPr>
+          <w:sz w:val="24"/>
+          <w:szCs w:val="24"/>
+        </w:rPr>
+        <w:t>Sort by total quantity after promotion descending.</w:t>
+      </w:r>
+    </w:p>
+    <w:p>
+      <w:pPr>
+        <w:rPr>
+          <w:sz w:val="24"/>
+          <w:szCs w:val="24"/>
+        </w:rPr>
+      </w:pPr>
+    </w:p>
+    <w:p>
+      <w:pPr>
+        <w:rPr>
+          <w:sz w:val="24"/>
+          <w:szCs w:val="24"/>
+        </w:rPr>
+      </w:pPr>
+      <w:r>
+        <w:rPr>
+          <w:sz w:val="24"/>
+          <w:szCs w:val="24"/>
+        </w:rPr>
+        <w:t>Concepts:</w:t>
+      </w:r>
+    </w:p>
+    <w:p>
+      <w:pPr>
+        <w:rPr>
+          <w:sz w:val="24"/>
+          <w:szCs w:val="24"/>
+        </w:rPr>
+      </w:pPr>
+      <w:r>
+        <w:rPr>
+          <w:sz w:val="24"/>
+          <w:szCs w:val="24"/>
+        </w:rPr>
+        <w:t>JOIN, GROUP BY, date columns, aggregation.</w:t>
+      </w:r>
+    </w:p>
+    <w:p>
+      <w:pPr>
+        <w:rPr>
+          <w:b/>
+          <w:bCs/>
+          <w:sz w:val="24"/>
+          <w:szCs w:val="24"/>
+        </w:rPr>
+      </w:pPr>
+      <w:r>
+        <w:rPr>
+          <w:b/>
+          <w:bCs/>
+          <w:sz w:val="24"/>
+          <w:szCs w:val="24"/>
+        </w:rPr>
+        <w:t>Sol 10:</w:t>
+      </w:r>
+    </w:p>
+    <w:p>
+      <w:pPr>
+        <w:rPr>
+          <w:b/>
+          <w:bCs/>
+          <w:sz w:val="24"/>
+          <w:szCs w:val="24"/>
+        </w:rPr>
+      </w:pPr>
+    </w:p>
+    <w:p>
+      <w:pPr>
+        <w:rPr>
+          <w:sz w:val="24"/>
+          <w:szCs w:val="24"/>
+        </w:rPr>
+      </w:pPr>
+      <w:r>
+        <w:rPr>
+          <w:sz w:val="24"/>
+          <w:szCs w:val="24"/>
+        </w:rPr>
+        <w:t>select</w:t>
+      </w:r>
+    </w:p>
+    <w:p>
+      <w:pPr>
+        <w:rPr>
+          <w:sz w:val="24"/>
+          <w:szCs w:val="24"/>
+        </w:rPr>
+      </w:pPr>
+      <w:proofErr w:type="spellStart"/>
+      <w:r>
+        <w:rPr>
+          <w:sz w:val="24"/>
+          <w:szCs w:val="24"/>
+        </w:rPr>
+        <w:t>camp.campaign_name</w:t>
+      </w:r>
+      <w:proofErr w:type="spellEnd"/>
+      <w:r>
+        <w:rPr>
+          <w:sz w:val="24"/>
+          <w:szCs w:val="24"/>
+        </w:rPr>
+        <w:t>,</w:t>
+      </w:r>
+    </w:p>
+    <w:p>
+      <w:pPr>
+        <w:rPr>
+          <w:sz w:val="24"/>
+          <w:szCs w:val="24"/>
+        </w:rPr>
+      </w:pPr>
+      <w:proofErr w:type="spellStart"/>
+      <w:r>
+        <w:rPr>
+          <w:sz w:val="24"/>
+          <w:szCs w:val="24"/>
+        </w:rPr>
+        <w:t>camp.start_date</w:t>
+      </w:r>
+      <w:proofErr w:type="spellEnd"/>
+      <w:r>
+        <w:rPr>
+          <w:sz w:val="24"/>
+          <w:szCs w:val="24"/>
+        </w:rPr>
+        <w:t>,</w:t>
+      </w:r>
+    </w:p>
+    <w:p>
+      <w:pPr>
+        <w:rPr>
+          <w:sz w:val="24"/>
+          <w:szCs w:val="24"/>
+        </w:rPr>
+      </w:pPr>
+      <w:proofErr w:type="spellStart"/>
+      <w:r>
+        <w:rPr>
+          <w:sz w:val="24"/>
+          <w:szCs w:val="24"/>
+        </w:rPr>
+        <w:t>camp.end_date</w:t>
+      </w:r>
+      <w:proofErr w:type="spellEnd"/>
+      <w:r>
+        <w:rPr>
+          <w:sz w:val="24"/>
+          <w:szCs w:val="24"/>
+        </w:rPr>
+        <w:t>,</w:t>
+      </w:r>
+    </w:p>
+    <w:p>
+      <w:pPr>
+        <w:rPr>
+          <w:sz w:val="24"/>
+          <w:szCs w:val="24"/>
+        </w:rPr>
+      </w:pPr>
+      <w:r>
+        <w:rPr>
+          <w:sz w:val="24"/>
+          <w:szCs w:val="24"/>
+        </w:rPr>
+        <w:t>COUNT(</w:t>
+      </w:r>
+      <w:proofErr w:type="spellStart"/>
+      <w:r>
+        <w:rPr>
+          <w:sz w:val="24"/>
+          <w:szCs w:val="24"/>
+        </w:rPr>
+        <w:t>eve.event_id</w:t>
+      </w:r>
+      <w:proofErr w:type="spellEnd"/>
+      <w:r>
+        <w:rPr>
+          <w:sz w:val="24"/>
+          <w:szCs w:val="24"/>
+        </w:rPr>
+        <w:t xml:space="preserve">) as </w:t>
+      </w:r>
+      <w:proofErr w:type="spellStart"/>
+      <w:r>
+        <w:rPr>
+          <w:sz w:val="24"/>
+          <w:szCs w:val="24"/>
+        </w:rPr>
+        <w:t>No_Of_Events</w:t>
+      </w:r>
+      <w:proofErr w:type="spellEnd"/>
+      <w:r>
+        <w:rPr>
+          <w:sz w:val="24"/>
+          <w:szCs w:val="24"/>
+        </w:rPr>
+        <w:t>,</w:t>
+      </w:r>
+    </w:p>
+    <w:p>
+      <w:pPr>
+        <w:rPr>
+          <w:sz w:val="24"/>
+          <w:szCs w:val="24"/>
+        </w:rPr>
+      </w:pPr>
+      <w:r>
+        <w:rPr>
+          <w:sz w:val="24"/>
+          <w:szCs w:val="24"/>
+        </w:rPr>
+        <w:t>SUM(eve.`</w:t>
+      </w:r>
+      <w:proofErr w:type="spellStart"/>
+      <w:r>
+        <w:rPr>
+          <w:sz w:val="24"/>
+          <w:szCs w:val="24"/>
+        </w:rPr>
+        <w:t>quantity_sold</w:t>
+      </w:r>
+      <w:proofErr w:type="spellEnd"/>
+      <w:r>
+        <w:rPr>
+          <w:sz w:val="24"/>
+          <w:szCs w:val="24"/>
+        </w:rPr>
+        <w:t>(</w:t>
+      </w:r>
+      <w:proofErr w:type="spellStart"/>
+      <w:r>
+        <w:rPr>
+          <w:sz w:val="24"/>
+          <w:szCs w:val="24"/>
+        </w:rPr>
+        <w:t>before_promo</w:t>
+      </w:r>
+      <w:proofErr w:type="spellEnd"/>
+      <w:r>
+        <w:rPr>
+          <w:sz w:val="24"/>
+          <w:szCs w:val="24"/>
+        </w:rPr>
+        <w:t xml:space="preserve">)`) as </w:t>
+      </w:r>
+      <w:proofErr w:type="spellStart"/>
+      <w:r>
+        <w:rPr>
+          <w:sz w:val="24"/>
+          <w:szCs w:val="24"/>
+        </w:rPr>
+        <w:t>Total_before</w:t>
+      </w:r>
+      <w:proofErr w:type="spellEnd"/>
+      <w:r>
+        <w:rPr>
+          <w:sz w:val="24"/>
+          <w:szCs w:val="24"/>
+        </w:rPr>
+        <w:t>,</w:t>
+      </w:r>
+    </w:p>
+    <w:p>
+      <w:pPr>
+        <w:rPr>
+          <w:sz w:val="24"/>
+          <w:szCs w:val="24"/>
+        </w:rPr>
+      </w:pPr>
+      <w:r>
+        <w:rPr>
+          <w:sz w:val="24"/>
+          <w:szCs w:val="24"/>
+        </w:rPr>
+        <w:t>SUM(eve.`</w:t>
+      </w:r>
+      <w:proofErr w:type="spellStart"/>
+      <w:r>
+        <w:rPr>
+          <w:sz w:val="24"/>
+          <w:szCs w:val="24"/>
+        </w:rPr>
+        <w:t>quantity_sold</w:t>
+      </w:r>
+      <w:proofErr w:type="spellEnd"/>
+      <w:r>
+        <w:rPr>
+          <w:sz w:val="24"/>
+          <w:szCs w:val="24"/>
+        </w:rPr>
+        <w:t>(</w:t>
+      </w:r>
+      <w:proofErr w:type="spellStart"/>
+      <w:r>
+        <w:rPr>
+          <w:sz w:val="24"/>
+          <w:szCs w:val="24"/>
+        </w:rPr>
+        <w:t>after_promo</w:t>
+      </w:r>
+      <w:proofErr w:type="spellEnd"/>
+      <w:r>
+        <w:rPr>
+          <w:sz w:val="24"/>
+          <w:szCs w:val="24"/>
+        </w:rPr>
+        <w:t xml:space="preserve">)`) as </w:t>
+      </w:r>
+      <w:proofErr w:type="spellStart"/>
+      <w:r>
+        <w:rPr>
+          <w:sz w:val="24"/>
+          <w:szCs w:val="24"/>
+        </w:rPr>
+        <w:t>Total_after</w:t>
+      </w:r>
+      <w:proofErr w:type="spellEnd"/>
+    </w:p>
+    <w:p>
+      <w:pPr>
+        <w:rPr>
+          <w:sz w:val="24"/>
+          <w:szCs w:val="24"/>
+        </w:rPr>
+      </w:pPr>
+      <w:r>
+        <w:rPr>
+          <w:sz w:val="24"/>
+          <w:szCs w:val="24"/>
+        </w:rPr>
+        <w:t xml:space="preserve">from </w:t>
+      </w:r>
+      <w:proofErr w:type="spellStart"/>
+      <w:r>
+        <w:rPr>
+          <w:sz w:val="24"/>
+          <w:szCs w:val="24"/>
+        </w:rPr>
+        <w:t>fact_events</w:t>
+      </w:r>
+      <w:proofErr w:type="spellEnd"/>
+      <w:r>
+        <w:rPr>
+          <w:sz w:val="24"/>
+          <w:szCs w:val="24"/>
+        </w:rPr>
+        <w:t xml:space="preserve"> eve</w:t>
+      </w:r>
+    </w:p>
+    <w:p>
+      <w:pPr>
+        <w:rPr>
+          <w:sz w:val="24"/>
+          <w:szCs w:val="24"/>
+        </w:rPr>
+      </w:pPr>
+      <w:r>
+        <w:rPr>
+          <w:sz w:val="24"/>
+          <w:szCs w:val="24"/>
+        </w:rPr>
+        <w:t xml:space="preserve">inner join </w:t>
+      </w:r>
+      <w:proofErr w:type="spellStart"/>
+      <w:r>
+        <w:rPr>
+          <w:sz w:val="24"/>
+          <w:szCs w:val="24"/>
+        </w:rPr>
+        <w:t>dim_campaigns</w:t>
+      </w:r>
+      <w:proofErr w:type="spellEnd"/>
+      <w:r>
+        <w:rPr>
+          <w:sz w:val="24"/>
+          <w:szCs w:val="24"/>
+        </w:rPr>
+        <w:t xml:space="preserve"> camp on </w:t>
+      </w:r>
+      <w:proofErr w:type="spellStart"/>
+      <w:r>
+        <w:rPr>
+          <w:sz w:val="24"/>
+          <w:szCs w:val="24"/>
+        </w:rPr>
+        <w:t>camp.campaign_id</w:t>
+      </w:r>
+      <w:proofErr w:type="spellEnd"/>
+      <w:r>
+        <w:rPr>
+          <w:sz w:val="24"/>
+          <w:szCs w:val="24"/>
+        </w:rPr>
+        <w:t xml:space="preserve"> = </w:t>
+      </w:r>
+      <w:proofErr w:type="spellStart"/>
+      <w:r>
+        <w:rPr>
+          <w:sz w:val="24"/>
+          <w:szCs w:val="24"/>
+        </w:rPr>
+        <w:t>eve.campaign_id</w:t>
+      </w:r>
+      <w:proofErr w:type="spellEnd"/>
+    </w:p>
+    <w:p>
+      <w:pPr>
+        <w:rPr>
+          <w:sz w:val="24"/>
+          <w:szCs w:val="24"/>
+        </w:rPr>
+      </w:pPr>
+      <w:r>
+        <w:rPr>
+          <w:sz w:val="24"/>
+          <w:szCs w:val="24"/>
+        </w:rPr>
+        <w:t xml:space="preserve">group by </w:t>
+      </w:r>
+      <w:proofErr w:type="spellStart"/>
+      <w:r>
+        <w:rPr>
+          <w:sz w:val="24"/>
+          <w:szCs w:val="24"/>
+        </w:rPr>
+        <w:t>camp.campaign_name</w:t>
+      </w:r>
+      <w:proofErr w:type="spellEnd"/>
+      <w:r>
+        <w:rPr>
+          <w:sz w:val="24"/>
+          <w:szCs w:val="24"/>
+        </w:rPr>
+        <w:t xml:space="preserve">, </w:t>
+      </w:r>
+      <w:proofErr w:type="spellStart"/>
+      <w:r>
+        <w:rPr>
+          <w:sz w:val="24"/>
+          <w:szCs w:val="24"/>
+        </w:rPr>
+        <w:t>camp.start_date</w:t>
+      </w:r>
+      <w:proofErr w:type="spellEnd"/>
+      <w:r>
+        <w:rPr>
+          <w:sz w:val="24"/>
+          <w:szCs w:val="24"/>
+        </w:rPr>
+        <w:t xml:space="preserve">, </w:t>
+      </w:r>
+      <w:proofErr w:type="spellStart"/>
+      <w:r>
+        <w:rPr>
+          <w:sz w:val="24"/>
+          <w:szCs w:val="24"/>
+        </w:rPr>
+        <w:t>camp.end_date</w:t>
+      </w:r>
+      <w:proofErr w:type="spellEnd"/>
+    </w:p>
+    <w:p>
+      <w:pPr>
+        <w:rPr>
+          <w:sz w:val="24"/>
+          <w:szCs w:val="24"/>
+        </w:rPr>
+      </w:pPr>
+      <w:r>
+        <w:rPr>
+          <w:sz w:val="24"/>
+          <w:szCs w:val="24"/>
+        </w:rPr>
+        <w:t xml:space="preserve">order by </w:t>
+      </w:r>
+      <w:proofErr w:type="spellStart"/>
+      <w:r>
+        <w:rPr>
+          <w:sz w:val="24"/>
+          <w:szCs w:val="24"/>
+        </w:rPr>
+        <w:t>Total_after</w:t>
+      </w:r>
+      <w:proofErr w:type="spellEnd"/>
+      <w:r>
+        <w:rPr>
+          <w:sz w:val="24"/>
+          <w:szCs w:val="24"/>
+        </w:rPr>
+        <w:t xml:space="preserve"> </w:t>
+      </w:r>
+      <w:proofErr w:type="spellStart"/>
+      <w:r>
+        <w:rPr>
+          <w:sz w:val="24"/>
+          <w:szCs w:val="24"/>
+        </w:rPr>
+        <w:t>desc</w:t>
+      </w:r>
+      <w:proofErr w:type="spellEnd"/>
+      <w:r>
+        <w:rPr>
+          <w:sz w:val="24"/>
+          <w:szCs w:val="24"/>
+        </w:rPr>
+        <w:t>;</w:t>
+      </w:r>
+    </w:p>
+    <w:p>
+      <w:pPr>
+        <w:rPr>
+          <w:sz w:val="24"/>
+          <w:szCs w:val="24"/>
+        </w:rPr>
+      </w:pPr>
+      <w:r>
+        <w:rPr>
+          <w:sz w:val="24"/>
+          <w:szCs w:val="24"/>
+        </w:rPr>
+        <w:lastRenderedPageBreak/>
+        <w:drawing>
+          <wp:inline distT="0" distB="0" distL="0" distR="0" wp14:anchorId="12E82D24" wp14:editId="35DE7477">
+            <wp:extent cx="5731510" cy="3932555"/>
+            <wp:effectExtent l="0" t="0" r="0" b="0"/>
+            <wp:docPr id="134151579" name="Picture 1"/>
+            <wp:cNvGraphicFramePr>
+              <a:graphicFrameLocks xmlns:a="http://schemas.openxmlformats.org/drawingml/2006/main" noChangeAspect="1"/>
+            </wp:cNvGraphicFramePr>
+            <a:graphic xmlns:a="http://schemas.openxmlformats.org/drawingml/2006/main">
+              <a:graphicData uri="http://schemas.openxmlformats.org/drawingml/2006/picture">
+                <pic:pic xmlns:pic="http://schemas.openxmlformats.org/drawingml/2006/picture">
+                  <pic:nvPicPr>
+                    <pic:cNvPr id="134151579" name=""/>
+                    <pic:cNvPicPr/>
+                  </pic:nvPicPr>
+                  <pic:blipFill>
+                    <a:blip r:embed="rId13"/>
+                    <a:stretch>
+                      <a:fillRect/>
+                    </a:stretch>
+                  </pic:blipFill>
+                  <pic:spPr>
+                    <a:xfrm>
+                      <a:off x="0" y="0"/>
+                      <a:ext cx="5731510" cy="3932555"/>
+                    </a:xfrm>
+                    <a:prstGeom prst="rect">
+                      <a:avLst/>
+                    </a:prstGeom>
+                  </pic:spPr>
+                </pic:pic>
+              </a:graphicData>
+            </a:graphic>
+          </wp:inline>
+        </w:drawing>
+      </w:r>
+    </w:p>
+    <w:p>
+      <w:pPr>
+        <w:rPr>
+          <w:sz w:val="24"/>
+          <w:szCs w:val="24"/>
+        </w:rPr>
+      </w:pPr>
+    </w:p>
+    <w:p>
+      <w:pPr>
+        <w:rPr>
+          <w:b/>
+          <w:bCs/>
+          <w:sz w:val="24"/>
+          <w:szCs w:val="24"/>
+        </w:rPr>
+      </w:pPr>
+      <w:r>
+        <w:rPr>
+          <w:b/>
+          <w:bCs/>
+          <w:sz w:val="24"/>
+          <w:szCs w:val="24"/>
+        </w:rPr>
+        <w:t>Q11. Product Category with HAVING</w:t>
+      </w:r>
+    </w:p>
+    <w:p>
+      <w:pPr>
+        <w:rPr>
+          <w:sz w:val="24"/>
+          <w:szCs w:val="24"/>
+        </w:rPr>
+      </w:pPr>
+      <w:r>
+        <w:rPr>
+          <w:sz w:val="24"/>
+          <w:szCs w:val="24"/>
+        </w:rPr>
+        <w:t>Find product categories where the total quantity sold after promotion is greater than 1,000.</w:t>
+      </w:r>
+    </w:p>
+    <w:p>
+      <w:pPr>
+        <w:rPr>
+          <w:sz w:val="24"/>
+          <w:szCs w:val="24"/>
+        </w:rPr>
+      </w:pPr>
+    </w:p>
+    <w:p>
+      <w:pPr>
+        <w:rPr>
+          <w:sz w:val="24"/>
+          <w:szCs w:val="24"/>
+        </w:rPr>
+      </w:pPr>
+      <w:r>
+        <w:rPr>
+          <w:sz w:val="24"/>
+          <w:szCs w:val="24"/>
+        </w:rPr>
+        <w:t>Display:</w:t>
+      </w:r>
+    </w:p>
+    <w:p>
+      <w:pPr>
+        <w:rPr>
+          <w:sz w:val="24"/>
+          <w:szCs w:val="24"/>
+        </w:rPr>
+      </w:pPr>
+      <w:r>
+        <w:rPr>
+          <w:sz w:val="24"/>
+          <w:szCs w:val="24"/>
+        </w:rPr>
+        <w:t>- category</w:t>
+      </w:r>
+    </w:p>
+    <w:p>
+      <w:pPr>
+        <w:rPr>
+          <w:sz w:val="24"/>
+          <w:szCs w:val="24"/>
+        </w:rPr>
+      </w:pPr>
+      <w:r>
+        <w:rPr>
+          <w:sz w:val="24"/>
+          <w:szCs w:val="24"/>
+        </w:rPr>
+        <w:t>- total quantity after promotion</w:t>
+      </w:r>
+    </w:p>
+    <w:p>
+      <w:pPr>
+        <w:rPr>
+          <w:sz w:val="24"/>
+          <w:szCs w:val="24"/>
+        </w:rPr>
+      </w:pPr>
+      <w:r>
+        <w:rPr>
+          <w:sz w:val="24"/>
+          <w:szCs w:val="24"/>
+        </w:rPr>
+        <w:t>- average base price</w:t>
+      </w:r>
+    </w:p>
+    <w:p>
+      <w:pPr>
+        <w:rPr>
+          <w:sz w:val="24"/>
+          <w:szCs w:val="24"/>
+        </w:rPr>
+      </w:pPr>
+    </w:p>
+    <w:p>
+      <w:pPr>
+        <w:rPr>
+          <w:sz w:val="24"/>
+          <w:szCs w:val="24"/>
+        </w:rPr>
+      </w:pPr>
+      <w:r>
+        <w:rPr>
+          <w:sz w:val="24"/>
+          <w:szCs w:val="24"/>
+        </w:rPr>
+        <w:t>Sort by total quantity after promotion descending.</w:t>
+      </w:r>
+    </w:p>
+    <w:p>
+      <w:pPr>
+        <w:rPr>
+          <w:sz w:val="24"/>
+          <w:szCs w:val="24"/>
+        </w:rPr>
+      </w:pPr>
+    </w:p>
+    <w:p>
+      <w:pPr>
+        <w:rPr>
+          <w:sz w:val="24"/>
+          <w:szCs w:val="24"/>
+        </w:rPr>
+      </w:pPr>
+      <w:r>
+        <w:rPr>
+          <w:sz w:val="24"/>
+          <w:szCs w:val="24"/>
+        </w:rPr>
+        <w:t>Concepts:</w:t>
+      </w:r>
+    </w:p>
+    <w:p>
+      <w:pPr>
+        <w:rPr>
+          <w:sz w:val="24"/>
+          <w:szCs w:val="24"/>
+        </w:rPr>
+      </w:pPr>
+      <w:r>
+        <w:rPr>
+          <w:sz w:val="24"/>
+          <w:szCs w:val="24"/>
+        </w:rPr>
+        <w:t>JOIN, GROUP BY, HAVING, AVG, SUM.</w:t>
+      </w:r>
+    </w:p>
+    <w:p>
+      <w:pPr>
+        <w:rPr>
+          <w:sz w:val="24"/>
+          <w:szCs w:val="24"/>
+        </w:rPr>
+      </w:pPr>
+    </w:p>
+    <w:p>
+      <w:pPr>
+        <w:rPr>
+          <w:b/>
+          <w:bCs/>
+          <w:sz w:val="24"/>
+          <w:szCs w:val="24"/>
+        </w:rPr>
+      </w:pPr>
+      <w:r>
+        <w:rPr>
+          <w:b/>
+          <w:bCs/>
+          <w:sz w:val="24"/>
+          <w:szCs w:val="24"/>
+        </w:rPr>
+        <w:t>Sol 11:</w:t>
+      </w:r>
+    </w:p>
+    <w:p>
+      <w:pPr>
+        <w:rPr>
+          <w:sz w:val="24"/>
+          <w:szCs w:val="24"/>
+        </w:rPr>
+      </w:pPr>
+      <w:r>
+        <w:rPr>
+          <w:sz w:val="24"/>
+          <w:szCs w:val="24"/>
+        </w:rPr>
+        <w:t>select</w:t>
+      </w:r>
+    </w:p>
+    <w:p>
+      <w:pPr>
+        <w:rPr>
+          <w:sz w:val="24"/>
+          <w:szCs w:val="24"/>
+        </w:rPr>
+      </w:pPr>
+      <w:proofErr w:type="spellStart"/>
+      <w:r>
+        <w:rPr>
+          <w:sz w:val="24"/>
+          <w:szCs w:val="24"/>
+        </w:rPr>
+        <w:t>pro.category</w:t>
+      </w:r>
+      <w:proofErr w:type="spellEnd"/>
+      <w:r>
+        <w:rPr>
+          <w:sz w:val="24"/>
+          <w:szCs w:val="24"/>
+        </w:rPr>
+        <w:t>,</w:t>
+      </w:r>
+    </w:p>
+    <w:p>
+      <w:pPr>
+        <w:rPr>
+          <w:sz w:val="24"/>
+          <w:szCs w:val="24"/>
+        </w:rPr>
+      </w:pPr>
+      <w:r>
+        <w:rPr>
+          <w:sz w:val="24"/>
+          <w:szCs w:val="24"/>
+        </w:rPr>
+        <w:t>AVG(</w:t>
+      </w:r>
+      <w:proofErr w:type="spellStart"/>
+      <w:r>
+        <w:rPr>
+          <w:sz w:val="24"/>
+          <w:szCs w:val="24"/>
+        </w:rPr>
+        <w:t>eve.base_price</w:t>
+      </w:r>
+      <w:proofErr w:type="spellEnd"/>
+      <w:r>
+        <w:rPr>
+          <w:sz w:val="24"/>
+          <w:szCs w:val="24"/>
+        </w:rPr>
+        <w:t xml:space="preserve">) AS </w:t>
+      </w:r>
+      <w:proofErr w:type="spellStart"/>
+      <w:r>
+        <w:rPr>
+          <w:sz w:val="24"/>
+          <w:szCs w:val="24"/>
+        </w:rPr>
+        <w:t>avg_base_price</w:t>
+      </w:r>
+      <w:proofErr w:type="spellEnd"/>
+      <w:r>
+        <w:rPr>
+          <w:sz w:val="24"/>
+          <w:szCs w:val="24"/>
+        </w:rPr>
+        <w:t>,</w:t>
+      </w:r>
+    </w:p>
+    <w:p>
+      <w:pPr>
+        <w:rPr>
+          <w:sz w:val="24"/>
+          <w:szCs w:val="24"/>
+        </w:rPr>
+      </w:pPr>
+      <w:r>
+        <w:rPr>
+          <w:sz w:val="24"/>
+          <w:szCs w:val="24"/>
+        </w:rPr>
+        <w:t>SUM(eve.`</w:t>
+      </w:r>
+      <w:proofErr w:type="spellStart"/>
+      <w:r>
+        <w:rPr>
+          <w:sz w:val="24"/>
+          <w:szCs w:val="24"/>
+        </w:rPr>
+        <w:t>quantity_sold</w:t>
+      </w:r>
+      <w:proofErr w:type="spellEnd"/>
+      <w:r>
+        <w:rPr>
+          <w:sz w:val="24"/>
+          <w:szCs w:val="24"/>
+        </w:rPr>
+        <w:t>(</w:t>
+      </w:r>
+      <w:proofErr w:type="spellStart"/>
+      <w:r>
+        <w:rPr>
+          <w:sz w:val="24"/>
+          <w:szCs w:val="24"/>
+        </w:rPr>
+        <w:t>after_promo</w:t>
+      </w:r>
+      <w:proofErr w:type="spellEnd"/>
+      <w:r>
+        <w:rPr>
+          <w:sz w:val="24"/>
+          <w:szCs w:val="24"/>
+        </w:rPr>
+        <w:t xml:space="preserve">)`) as </w:t>
+      </w:r>
+      <w:proofErr w:type="spellStart"/>
+      <w:r>
+        <w:rPr>
+          <w:sz w:val="24"/>
+          <w:szCs w:val="24"/>
+        </w:rPr>
+        <w:t>Total_after</w:t>
+      </w:r>
+      <w:proofErr w:type="spellEnd"/>
+    </w:p>
+    <w:p>
+      <w:pPr>
+        <w:rPr>
+          <w:sz w:val="24"/>
+          <w:szCs w:val="24"/>
+        </w:rPr>
+      </w:pPr>
+      <w:r>
+        <w:rPr>
+          <w:sz w:val="24"/>
+          <w:szCs w:val="24"/>
+        </w:rPr>
+        <w:lastRenderedPageBreak/>
+        <w:t xml:space="preserve">from </w:t>
+      </w:r>
+      <w:proofErr w:type="spellStart"/>
+      <w:r>
+        <w:rPr>
+          <w:sz w:val="24"/>
+          <w:szCs w:val="24"/>
+        </w:rPr>
+        <w:t>fact_events</w:t>
+      </w:r>
+      <w:proofErr w:type="spellEnd"/>
+      <w:r>
+        <w:rPr>
+          <w:sz w:val="24"/>
+          <w:szCs w:val="24"/>
+        </w:rPr>
+        <w:t xml:space="preserve"> eve</w:t>
+      </w:r>
+    </w:p>
+    <w:p>
+      <w:pPr>
+        <w:rPr>
+          <w:sz w:val="24"/>
+          <w:szCs w:val="24"/>
+        </w:rPr>
+      </w:pPr>
+      <w:r>
+        <w:rPr>
+          <w:sz w:val="24"/>
+          <w:szCs w:val="24"/>
+        </w:rPr>
+        <w:t xml:space="preserve">inner join </w:t>
+      </w:r>
+      <w:proofErr w:type="spellStart"/>
+      <w:r>
+        <w:rPr>
+          <w:sz w:val="24"/>
+          <w:szCs w:val="24"/>
+        </w:rPr>
+        <w:t>dim_products</w:t>
+      </w:r>
+      <w:proofErr w:type="spellEnd"/>
+      <w:r>
+        <w:rPr>
+          <w:sz w:val="24"/>
+          <w:szCs w:val="24"/>
+        </w:rPr>
+        <w:t xml:space="preserve"> pro ON </w:t>
+      </w:r>
+      <w:proofErr w:type="spellStart"/>
+      <w:r>
+        <w:rPr>
+          <w:sz w:val="24"/>
+          <w:szCs w:val="24"/>
+        </w:rPr>
+        <w:t>pro.product_code</w:t>
+      </w:r>
+      <w:proofErr w:type="spellEnd"/>
+      <w:r>
+        <w:rPr>
+          <w:sz w:val="24"/>
+          <w:szCs w:val="24"/>
+        </w:rPr>
+        <w:t xml:space="preserve"> = </w:t>
+      </w:r>
+      <w:proofErr w:type="spellStart"/>
+      <w:r>
+        <w:rPr>
+          <w:sz w:val="24"/>
+          <w:szCs w:val="24"/>
+        </w:rPr>
+        <w:t>eve.product_code</w:t>
+      </w:r>
+      <w:proofErr w:type="spellEnd"/>
+    </w:p>
+    <w:p>
+      <w:pPr>
+        <w:rPr>
+          <w:sz w:val="24"/>
+          <w:szCs w:val="24"/>
+        </w:rPr>
+      </w:pPr>
+      <w:r>
+        <w:rPr>
+          <w:sz w:val="24"/>
+          <w:szCs w:val="24"/>
+        </w:rPr>
+        <w:t xml:space="preserve">group by </w:t>
+      </w:r>
+      <w:proofErr w:type="spellStart"/>
+      <w:r>
+        <w:rPr>
+          <w:sz w:val="24"/>
+          <w:szCs w:val="24"/>
+        </w:rPr>
+        <w:t>pro.category</w:t>
+      </w:r>
+      <w:proofErr w:type="spellEnd"/>
+    </w:p>
+    <w:p>
+      <w:pPr>
+        <w:rPr>
+          <w:sz w:val="24"/>
+          <w:szCs w:val="24"/>
+        </w:rPr>
+      </w:pPr>
+      <w:r>
+        <w:rPr>
+          <w:sz w:val="24"/>
+          <w:szCs w:val="24"/>
+        </w:rPr>
+        <w:t xml:space="preserve">having </w:t>
+      </w:r>
+      <w:proofErr w:type="spellStart"/>
+      <w:r>
+        <w:rPr>
+          <w:sz w:val="24"/>
+          <w:szCs w:val="24"/>
+        </w:rPr>
+        <w:t>Total_after</w:t>
+      </w:r>
+      <w:proofErr w:type="spellEnd"/>
+      <w:r>
+        <w:rPr>
+          <w:sz w:val="24"/>
+          <w:szCs w:val="24"/>
+        </w:rPr>
+        <w:t xml:space="preserve"> &gt; 1000</w:t>
+      </w:r>
+    </w:p>
+    <w:p>
+      <w:pPr>
+        <w:rPr>
+          <w:sz w:val="24"/>
+          <w:szCs w:val="24"/>
+        </w:rPr>
+      </w:pPr>
+      <w:r>
+        <w:rPr>
+          <w:sz w:val="24"/>
+          <w:szCs w:val="24"/>
+        </w:rPr>
+        <w:t xml:space="preserve">order by </w:t>
+      </w:r>
+      <w:proofErr w:type="spellStart"/>
+      <w:r>
+        <w:rPr>
+          <w:sz w:val="24"/>
+          <w:szCs w:val="24"/>
+        </w:rPr>
+        <w:t>Total_after</w:t>
+      </w:r>
+      <w:proofErr w:type="spellEnd"/>
+      <w:r>
+        <w:rPr>
+          <w:sz w:val="24"/>
+          <w:szCs w:val="24"/>
+        </w:rPr>
+        <w:t xml:space="preserve"> </w:t>
+      </w:r>
+      <w:proofErr w:type="spellStart"/>
+      <w:r>
+        <w:rPr>
+          <w:sz w:val="24"/>
+          <w:szCs w:val="24"/>
+        </w:rPr>
+        <w:t>desc</w:t>
+      </w:r>
+      <w:proofErr w:type="spellEnd"/>
+      <w:r>
+        <w:rPr>
+          <w:sz w:val="24"/>
+          <w:szCs w:val="24"/>
+        </w:rPr>
+        <w:t>;</w:t>
+      </w:r>
+    </w:p>
+    <w:p>
+      <w:pPr>
+        <w:rPr>
+          <w:sz w:val="24"/>
+          <w:szCs w:val="24"/>
+        </w:rPr>
+      </w:pPr>
+    </w:p>
+    <w:p>
+      <w:pPr>
+        <w:rPr>
+          <w:sz w:val="24"/>
+          <w:szCs w:val="24"/>
+        </w:rPr>
+      </w:pPr>
+      <w:r>
+        <w:rPr>
+          <w:sz w:val="24"/>
+          <w:szCs w:val="24"/>
+        </w:rPr>
+        <w:drawing>
+          <wp:inline distT="0" distB="0" distL="0" distR="0" wp14:anchorId="639BFB1D" wp14:editId="6430B3CD">
+            <wp:extent cx="5731510" cy="3903980"/>
+            <wp:effectExtent l="0" t="0" r="0" b="0"/>
+            <wp:docPr id="770934544" name="Picture 1"/>
+            <wp:cNvGraphicFramePr>
+              <a:graphicFrameLocks xmlns:a="http://schemas.openxmlformats.org/drawingml/2006/main" noChangeAspect="1"/>
+            </wp:cNvGraphicFramePr>
+            <a:graphic xmlns:a="http://schemas.openxmlformats.org/drawingml/2006/main">
+              <a:graphicData uri="http://schemas.openxmlformats.org/drawingml/2006/picture">
+                <pic:pic xmlns:pic="http://schemas.openxmlformats.org/drawingml/2006/picture">
+                  <pic:nvPicPr>
+                    <pic:cNvPr id="770934544" name=""/>
+                    <pic:cNvPicPr/>
+                  </pic:nvPicPr>
+                  <pic:blipFill>
+                    <a:blip r:embed="rId14"/>
+                    <a:stretch>
+                      <a:fillRect/>
+                    </a:stretch>
+                  </pic:blipFill>
+                  <pic:spPr>
+                    <a:xfrm>
+                      <a:off x="0" y="0"/>
+                      <a:ext cx="5731510" cy="3903980"/>
+                    </a:xfrm>
+                    <a:prstGeom prst="rect">
+                      <a:avLst/>
+                    </a:prstGeom>
+                  </pic:spPr>
+                </pic:pic>
+              </a:graphicData>
+            </a:graphic>
+          </wp:inline>
+        </w:drawing>
+      </w:r>
+    </w:p>
+    <w:p>
+      <w:pPr>
+        <w:rPr>
+          <w:sz w:val="24"/>
+          <w:szCs w:val="24"/>
+        </w:rPr>
+      </w:pPr>
+    </w:p>
+    <w:p>
+      <w:pPr>
+        <w:rPr>
+          <w:b/>
+          <w:bCs/>
+          <w:sz w:val="24"/>
+          <w:szCs w:val="24"/>
+        </w:rPr>
+      </w:pPr>
+      <w:r>
+        <w:rPr>
+          <w:b/>
+          <w:bCs/>
+          <w:sz w:val="24"/>
+          <w:szCs w:val="24"/>
+        </w:rPr>
+        <w:t>Q12. Store + Category Analysis</w:t>
+      </w:r>
+    </w:p>
+    <w:p>
+      <w:pPr>
+        <w:rPr>
+          <w:sz w:val="24"/>
+          <w:szCs w:val="24"/>
+        </w:rPr>
+      </w:pPr>
+      <w:r>
+        <w:rPr>
+          <w:sz w:val="24"/>
+          <w:szCs w:val="24"/>
+        </w:rPr>
+        <w:t xml:space="preserve">Using </w:t>
+      </w:r>
+      <w:proofErr w:type="spellStart"/>
+      <w:r>
+        <w:rPr>
+          <w:sz w:val="24"/>
+          <w:szCs w:val="24"/>
+        </w:rPr>
+        <w:t>fact_events</w:t>
+      </w:r>
+      <w:proofErr w:type="spellEnd"/>
+      <w:r>
+        <w:rPr>
+          <w:sz w:val="24"/>
+          <w:szCs w:val="24"/>
+        </w:rPr>
+        <w:t xml:space="preserve">, </w:t>
+      </w:r>
+      <w:proofErr w:type="spellStart"/>
+      <w:r>
+        <w:rPr>
+          <w:sz w:val="24"/>
+          <w:szCs w:val="24"/>
+        </w:rPr>
+        <w:t>dim_stores</w:t>
+      </w:r>
+      <w:proofErr w:type="spellEnd"/>
+      <w:r>
+        <w:rPr>
+          <w:sz w:val="24"/>
+          <w:szCs w:val="24"/>
+        </w:rPr>
+        <w:t xml:space="preserve"> and </w:t>
+      </w:r>
+      <w:proofErr w:type="spellStart"/>
+      <w:r>
+        <w:rPr>
+          <w:sz w:val="24"/>
+          <w:szCs w:val="24"/>
+        </w:rPr>
+        <w:t>dim_products</w:t>
+      </w:r>
+      <w:proofErr w:type="spellEnd"/>
+      <w:r>
+        <w:rPr>
+          <w:sz w:val="24"/>
+          <w:szCs w:val="24"/>
+        </w:rPr>
+        <w:t>, calculate total quantity sold after promotion for every combination of:</w:t>
+      </w:r>
+    </w:p>
+    <w:p>
+      <w:pPr>
+        <w:rPr>
+          <w:sz w:val="24"/>
+          <w:szCs w:val="24"/>
+        </w:rPr>
+      </w:pPr>
+    </w:p>
+    <w:p>
+      <w:pPr>
+        <w:rPr>
+          <w:sz w:val="24"/>
+          <w:szCs w:val="24"/>
+        </w:rPr>
+      </w:pPr>
+      <w:r>
+        <w:rPr>
+          <w:sz w:val="24"/>
+          <w:szCs w:val="24"/>
+        </w:rPr>
+        <w:t>- City</w:t>
+      </w:r>
+    </w:p>
+    <w:p>
+      <w:pPr>
+        <w:rPr>
+          <w:sz w:val="24"/>
+          <w:szCs w:val="24"/>
+        </w:rPr>
+      </w:pPr>
+      <w:r>
+        <w:rPr>
+          <w:sz w:val="24"/>
+          <w:szCs w:val="24"/>
+        </w:rPr>
+        <w:t>- Product category</w:t>
+      </w:r>
+    </w:p>
+    <w:p>
+      <w:pPr>
+        <w:rPr>
+          <w:sz w:val="24"/>
+          <w:szCs w:val="24"/>
+        </w:rPr>
+      </w:pPr>
+    </w:p>
+    <w:p>
+      <w:pPr>
+        <w:rPr>
+          <w:sz w:val="24"/>
+          <w:szCs w:val="24"/>
+        </w:rPr>
+      </w:pPr>
+      <w:r>
+        <w:rPr>
+          <w:sz w:val="24"/>
+          <w:szCs w:val="24"/>
+        </w:rPr>
+        <w:t>Display:</w:t>
+      </w:r>
+    </w:p>
+    <w:p>
+      <w:pPr>
+        <w:rPr>
+          <w:sz w:val="24"/>
+          <w:szCs w:val="24"/>
+        </w:rPr>
+      </w:pPr>
+      <w:r>
+        <w:rPr>
+          <w:sz w:val="24"/>
+          <w:szCs w:val="24"/>
+        </w:rPr>
+        <w:t>- city</w:t>
+      </w:r>
+    </w:p>
+    <w:p>
+      <w:pPr>
+        <w:rPr>
+          <w:sz w:val="24"/>
+          <w:szCs w:val="24"/>
+        </w:rPr>
+      </w:pPr>
+      <w:r>
+        <w:rPr>
+          <w:sz w:val="24"/>
+          <w:szCs w:val="24"/>
+        </w:rPr>
+        <w:t>- category</w:t>
+      </w:r>
+    </w:p>
+    <w:p>
+      <w:pPr>
+        <w:rPr>
+          <w:sz w:val="24"/>
+          <w:szCs w:val="24"/>
+        </w:rPr>
+      </w:pPr>
+      <w:r>
+        <w:rPr>
+          <w:sz w:val="24"/>
+          <w:szCs w:val="24"/>
+        </w:rPr>
+        <w:t>- total quantity after promotion</w:t>
+      </w:r>
+    </w:p>
+    <w:p>
+      <w:pPr>
+        <w:rPr>
+          <w:sz w:val="24"/>
+          <w:szCs w:val="24"/>
+        </w:rPr>
+      </w:pPr>
+    </w:p>
+    <w:p>
+      <w:pPr>
+        <w:rPr>
+          <w:sz w:val="24"/>
+          <w:szCs w:val="24"/>
+        </w:rPr>
+      </w:pPr>
+      <w:r>
+        <w:rPr>
+          <w:sz w:val="24"/>
+          <w:szCs w:val="24"/>
+        </w:rPr>
+        <w:t>Sort first by city and then by total quantity descending.</w:t>
+      </w:r>
+    </w:p>
+    <w:p>
+      <w:pPr>
+        <w:rPr>
+          <w:sz w:val="24"/>
+          <w:szCs w:val="24"/>
+        </w:rPr>
+      </w:pPr>
+    </w:p>
+    <w:p>
+      <w:pPr>
+        <w:rPr>
+          <w:sz w:val="24"/>
+          <w:szCs w:val="24"/>
+        </w:rPr>
+      </w:pPr>
+      <w:r>
+        <w:rPr>
+          <w:sz w:val="24"/>
+          <w:szCs w:val="24"/>
+        </w:rPr>
+        <w:t>Concepts:</w:t>
+      </w:r>
+    </w:p>
+    <w:p>
+      <w:pPr>
+        <w:rPr>
+          <w:sz w:val="24"/>
+          <w:szCs w:val="24"/>
+        </w:rPr>
+      </w:pPr>
+      <w:r>
+        <w:rPr>
+          <w:sz w:val="24"/>
+          <w:szCs w:val="24"/>
+        </w:rPr>
+        <w:t>Multiple JOINs, GROUP BY, ORDER BY.</w:t>
+      </w:r>
+    </w:p>
+    <w:p>
+      <w:pPr>
+        <w:rPr>
+          <w:b/>
+          <w:bCs/>
+          <w:sz w:val="24"/>
+          <w:szCs w:val="24"/>
+        </w:rPr>
+      </w:pPr>
+      <w:r>
+        <w:rPr>
+          <w:b/>
+          <w:bCs/>
+          <w:sz w:val="24"/>
+          <w:szCs w:val="24"/>
+        </w:rPr>
+        <w:t>Sol 12:</w:t>
+      </w:r>
+    </w:p>
+    <w:p>
+      <w:pPr>
+        <w:rPr>
+          <w:sz w:val="24"/>
+          <w:szCs w:val="24"/>
+        </w:rPr>
+      </w:pPr>
+      <w:r>
+        <w:rPr>
+          <w:sz w:val="24"/>
+          <w:szCs w:val="24"/>
+        </w:rPr>
+        <w:t xml:space="preserve">SELECT </w:t>
+      </w:r>
+    </w:p>
+    <w:p>
+      <w:pPr>
+        <w:rPr>
+          <w:sz w:val="24"/>
+          <w:szCs w:val="24"/>
+        </w:rPr>
+      </w:pPr>
+      <w:r>
+        <w:rPr>
+          <w:sz w:val="24"/>
+          <w:szCs w:val="24"/>
+        </w:rPr>
+        <w:t xml:space="preserve">    </w:t>
+      </w:r>
+      <w:proofErr w:type="spellStart"/>
+      <w:r>
+        <w:rPr>
+          <w:sz w:val="24"/>
+          <w:szCs w:val="24"/>
+        </w:rPr>
+        <w:t>sto.city</w:t>
+      </w:r>
+      <w:proofErr w:type="spellEnd"/>
+      <w:r>
+        <w:rPr>
+          <w:sz w:val="24"/>
+          <w:szCs w:val="24"/>
+        </w:rPr>
+        <w:t>,</w:t>
+      </w:r>
+    </w:p>
+    <w:p>
+      <w:pPr>
+        <w:rPr>
+          <w:sz w:val="24"/>
+          <w:szCs w:val="24"/>
+        </w:rPr>
+      </w:pPr>
+      <w:r>
+        <w:rPr>
+          <w:sz w:val="24"/>
+          <w:szCs w:val="24"/>
+        </w:rPr>
+        <w:t xml:space="preserve">    </w:t>
+      </w:r>
+      <w:proofErr w:type="spellStart"/>
+      <w:r>
+        <w:rPr>
+          <w:sz w:val="24"/>
+          <w:szCs w:val="24"/>
+        </w:rPr>
+        <w:t>pro.category</w:t>
+      </w:r>
+      <w:proofErr w:type="spellEnd"/>
+      <w:r>
+        <w:rPr>
+          <w:sz w:val="24"/>
+          <w:szCs w:val="24"/>
+        </w:rPr>
+        <w:t>,</w:t>
+      </w:r>
+    </w:p>
+    <w:p>
+      <w:pPr>
+        <w:rPr>
+          <w:sz w:val="24"/>
+          <w:szCs w:val="24"/>
+        </w:rPr>
+      </w:pPr>
+      <w:r>
+        <w:rPr>
+          <w:sz w:val="24"/>
+          <w:szCs w:val="24"/>
+        </w:rPr>
+        <w:t xml:space="preserve">    SUM(eve.`</w:t>
+      </w:r>
+      <w:proofErr w:type="spellStart"/>
+      <w:r>
+        <w:rPr>
+          <w:sz w:val="24"/>
+          <w:szCs w:val="24"/>
+        </w:rPr>
+        <w:t>quantity_sold</w:t>
+      </w:r>
+      <w:proofErr w:type="spellEnd"/>
+      <w:r>
+        <w:rPr>
+          <w:sz w:val="24"/>
+          <w:szCs w:val="24"/>
+        </w:rPr>
+        <w:t>(</w:t>
+      </w:r>
+      <w:proofErr w:type="spellStart"/>
+      <w:r>
+        <w:rPr>
+          <w:sz w:val="24"/>
+          <w:szCs w:val="24"/>
+        </w:rPr>
+        <w:t>after_promo</w:t>
+      </w:r>
+      <w:proofErr w:type="spellEnd"/>
+      <w:r>
+        <w:rPr>
+          <w:sz w:val="24"/>
+          <w:szCs w:val="24"/>
+        </w:rPr>
+        <w:t xml:space="preserve">)`) AS </w:t>
+      </w:r>
+      <w:proofErr w:type="spellStart"/>
+      <w:r>
+        <w:rPr>
+          <w:sz w:val="24"/>
+          <w:szCs w:val="24"/>
+        </w:rPr>
+        <w:t>Total_after</w:t>
+      </w:r>
+      <w:proofErr w:type="spellEnd"/>
+    </w:p>
+    <w:p>
+      <w:pPr>
+        <w:rPr>
+          <w:sz w:val="24"/>
+          <w:szCs w:val="24"/>
+        </w:rPr>
+      </w:pPr>
+      <w:r>
+        <w:rPr>
+          <w:sz w:val="24"/>
+          <w:szCs w:val="24"/>
+        </w:rPr>
+        <w:t xml:space="preserve">FROM </w:t>
+      </w:r>
+      <w:proofErr w:type="spellStart"/>
+      <w:r>
+        <w:rPr>
+          <w:sz w:val="24"/>
+          <w:szCs w:val="24"/>
+        </w:rPr>
+        <w:t>fact_events</w:t>
+      </w:r>
+      <w:proofErr w:type="spellEnd"/>
+      <w:r>
+        <w:rPr>
+          <w:sz w:val="24"/>
+          <w:szCs w:val="24"/>
+        </w:rPr>
+        <w:t xml:space="preserve"> eve</w:t>
+      </w:r>
+    </w:p>
+    <w:p>
+      <w:pPr>
+        <w:rPr>
+          <w:sz w:val="24"/>
+          <w:szCs w:val="24"/>
+        </w:rPr>
+      </w:pPr>
+      <w:r>
+        <w:rPr>
+          <w:sz w:val="24"/>
+          <w:szCs w:val="24"/>
+        </w:rPr>
+        <w:t xml:space="preserve">INNER JOIN </w:t>
+      </w:r>
+      <w:proofErr w:type="spellStart"/>
+      <w:r>
+        <w:rPr>
+          <w:sz w:val="24"/>
+          <w:szCs w:val="24"/>
+        </w:rPr>
+        <w:t>dim_stores</w:t>
+      </w:r>
+      <w:proofErr w:type="spellEnd"/>
+      <w:r>
+        <w:rPr>
+          <w:sz w:val="24"/>
+          <w:szCs w:val="24"/>
+        </w:rPr>
+        <w:t xml:space="preserve"> </w:t>
+      </w:r>
+      <w:proofErr w:type="spellStart"/>
+      <w:r>
+        <w:rPr>
+          <w:sz w:val="24"/>
+          <w:szCs w:val="24"/>
+        </w:rPr>
+        <w:t>sto</w:t>
+      </w:r>
+      <w:proofErr w:type="spellEnd"/>
+      <w:r>
+        <w:rPr>
+          <w:sz w:val="24"/>
+          <w:szCs w:val="24"/>
+        </w:rPr>
+        <w:t xml:space="preserve"> ON </w:t>
+      </w:r>
+      <w:proofErr w:type="spellStart"/>
+      <w:r>
+        <w:rPr>
+          <w:sz w:val="24"/>
+          <w:szCs w:val="24"/>
+        </w:rPr>
+        <w:t>sto.store_id</w:t>
+      </w:r>
+      <w:proofErr w:type="spellEnd"/>
+      <w:r>
+        <w:rPr>
+          <w:sz w:val="24"/>
+          <w:szCs w:val="24"/>
+        </w:rPr>
+        <w:t xml:space="preserve"> = </w:t>
+      </w:r>
+      <w:proofErr w:type="spellStart"/>
+      <w:r>
+        <w:rPr>
+          <w:sz w:val="24"/>
+          <w:szCs w:val="24"/>
+        </w:rPr>
+        <w:t>eve.store_id</w:t>
+      </w:r>
+      <w:proofErr w:type="spellEnd"/>
+    </w:p>
+    <w:p>
+      <w:pPr>
+        <w:rPr>
+          <w:sz w:val="24"/>
+          <w:szCs w:val="24"/>
+        </w:rPr>
+      </w:pPr>
+      <w:r>
+        <w:rPr>
+          <w:sz w:val="24"/>
+          <w:szCs w:val="24"/>
+        </w:rPr>
+        <w:t xml:space="preserve">INNER JOIN </w:t>
+      </w:r>
+      <w:proofErr w:type="spellStart"/>
+      <w:r>
+        <w:rPr>
+          <w:sz w:val="24"/>
+          <w:szCs w:val="24"/>
+        </w:rPr>
+        <w:t>dim_products</w:t>
+      </w:r>
+      <w:proofErr w:type="spellEnd"/>
+      <w:r>
+        <w:rPr>
+          <w:sz w:val="24"/>
+          <w:szCs w:val="24"/>
+        </w:rPr>
+        <w:t xml:space="preserve"> pro ON </w:t>
+      </w:r>
+      <w:proofErr w:type="spellStart"/>
+      <w:r>
+        <w:rPr>
+          <w:sz w:val="24"/>
+          <w:szCs w:val="24"/>
+        </w:rPr>
+        <w:t>pro.product_code</w:t>
+      </w:r>
+      <w:proofErr w:type="spellEnd"/>
+      <w:r>
+        <w:rPr>
+          <w:sz w:val="24"/>
+          <w:szCs w:val="24"/>
+        </w:rPr>
+        <w:t xml:space="preserve"> = </w:t>
+      </w:r>
+      <w:proofErr w:type="spellStart"/>
+      <w:r>
+        <w:rPr>
+          <w:sz w:val="24"/>
+          <w:szCs w:val="24"/>
+        </w:rPr>
+        <w:t>eve.product_code</w:t>
+      </w:r>
+      <w:proofErr w:type="spellEnd"/>
+    </w:p>
+    <w:p>
+      <w:pPr>
+        <w:rPr>
+          <w:sz w:val="24"/>
+          <w:szCs w:val="24"/>
+        </w:rPr>
+      </w:pPr>
+      <w:r>
+        <w:rPr>
+          <w:sz w:val="24"/>
+          <w:szCs w:val="24"/>
+        </w:rPr>
+        <w:t xml:space="preserve">GROUP BY </w:t>
+      </w:r>
+      <w:proofErr w:type="spellStart"/>
+      <w:r>
+        <w:rPr>
+          <w:sz w:val="24"/>
+          <w:szCs w:val="24"/>
+        </w:rPr>
+        <w:t>sto.city</w:t>
+      </w:r>
+      <w:proofErr w:type="spellEnd"/>
+      <w:r>
+        <w:rPr>
+          <w:sz w:val="24"/>
+          <w:szCs w:val="24"/>
+        </w:rPr>
+        <w:t xml:space="preserve">, </w:t>
+      </w:r>
+      <w:proofErr w:type="spellStart"/>
+      <w:r>
+        <w:rPr>
+          <w:sz w:val="24"/>
+          <w:szCs w:val="24"/>
+        </w:rPr>
+        <w:t>pro.category</w:t>
+      </w:r>
+      <w:proofErr w:type="spellEnd"/>
+    </w:p>
+    <w:p>
+      <w:pPr>
+        <w:rPr>
+          <w:sz w:val="24"/>
+          <w:szCs w:val="24"/>
+        </w:rPr>
+      </w:pPr>
+      <w:r>
+        <w:rPr>
+          <w:sz w:val="24"/>
+          <w:szCs w:val="24"/>
+        </w:rPr>
+        <w:t xml:space="preserve">ORDER BY </w:t>
+      </w:r>
+      <w:proofErr w:type="spellStart"/>
+      <w:r>
+        <w:rPr>
+          <w:sz w:val="24"/>
+          <w:szCs w:val="24"/>
+        </w:rPr>
+        <w:t>sto.city</w:t>
+      </w:r>
+      <w:proofErr w:type="spellEnd"/>
+      <w:r>
+        <w:rPr>
+          <w:sz w:val="24"/>
+          <w:szCs w:val="24"/>
+        </w:rPr>
+        <w:t xml:space="preserve"> ASC, </w:t>
+      </w:r>
+      <w:proofErr w:type="spellStart"/>
+      <w:r>
+        <w:rPr>
+          <w:sz w:val="24"/>
+          <w:szCs w:val="24"/>
+        </w:rPr>
+        <w:t>Total_after</w:t>
+      </w:r>
+      <w:proofErr w:type="spellEnd"/>
+      <w:r>
+        <w:rPr>
+          <w:sz w:val="24"/>
+          <w:szCs w:val="24"/>
+        </w:rPr>
+        <w:t xml:space="preserve"> DESC;</w:t>
+      </w:r>
+    </w:p>
+    <w:p>
+      <w:pPr>
+        <w:rPr>
+          <w:sz w:val="24"/>
+          <w:szCs w:val="24"/>
+        </w:rPr>
+      </w:pPr>
+    </w:p>
+    <w:p>
+      <w:pPr>
+        <w:rPr>
+          <w:sz w:val="24"/>
+          <w:szCs w:val="24"/>
+        </w:rPr>
+      </w:pPr>
+      <w:r>
+        <w:rPr>
+          <w:sz w:val="24"/>
+          <w:szCs w:val="24"/>
+        </w:rPr>
+        <w:drawing>
+          <wp:inline distT="0" distB="0" distL="0" distR="0" wp14:anchorId="28C275CE" wp14:editId="37C7A0D6">
+            <wp:extent cx="5731510" cy="3961130"/>
+            <wp:effectExtent l="0" t="0" r="0" b="0"/>
+            <wp:docPr id="1884872173" name="Picture 1"/>
+            <wp:cNvGraphicFramePr>
+              <a:graphicFrameLocks xmlns:a="http://schemas.openxmlformats.org/drawingml/2006/main" noChangeAspect="1"/>
+            </wp:cNvGraphicFramePr>
+            <a:graphic xmlns:a="http://schemas.openxmlformats.org/drawingml/2006/main">
+              <a:graphicData uri="http://schemas.openxmlformats.org/drawingml/2006/picture">
+                <pic:pic xmlns:pic="http://schemas.openxmlformats.org/drawingml/2006/picture">
+                  <pic:nvPicPr>
+                    <pic:cNvPr id="1884872173" name=""/>
+                    <pic:cNvPicPr/>
+                  </pic:nvPicPr>
+                  <pic:blipFill>
+                    <a:blip r:embed="rId15"/>
+                    <a:stretch>
+                      <a:fillRect/>
+                    </a:stretch>
+                  </pic:blipFill>
+                  <pic:spPr>
+                    <a:xfrm>
+                      <a:off x="0" y="0"/>
+                      <a:ext cx="5731510" cy="3961130"/>
+                    </a:xfrm>
+                    <a:prstGeom prst="rect">
+                      <a:avLst/>
+                    </a:prstGeom>
+                  </pic:spPr>
+                </pic:pic>
+              </a:graphicData>
+            </a:graphic>
+          </wp:inline>
+        </w:drawing>
+      </w:r>
+    </w:p>
+    <w:p>
+      <w:pPr>
+        <w:rPr>
+          <w:b/>
+          <w:bCs/>
+          <w:sz w:val="24"/>
+          <w:szCs w:val="24"/>
+        </w:rPr>
+      </w:pPr>
+    </w:p>
+    <w:p>
+      <w:pPr>
+        <w:rPr>
+          <w:b/>
+          <w:bCs/>
+          <w:sz w:val="24"/>
+          <w:szCs w:val="24"/>
+        </w:rPr>
+      </w:pPr>
+      <w:r>
+        <w:rPr>
+          <w:b/>
+          <w:bCs/>
+          <w:sz w:val="24"/>
+          <w:szCs w:val="24"/>
+        </w:rPr>
+        <w:t>Q13. Promotion Effectiveness by Product</w:t>
+      </w:r>
+    </w:p>
+    <w:p>
+      <w:pPr>
+        <w:rPr>
+          <w:sz w:val="24"/>
+          <w:szCs w:val="24"/>
+        </w:rPr>
+      </w:pPr>
+      <w:r>
+        <w:rPr>
+          <w:sz w:val="24"/>
+          <w:szCs w:val="24"/>
+        </w:rPr>
+        <w:t>For each product, calculate:</w:t>
+      </w:r>
+    </w:p>
+    <w:p>
+      <w:pPr>
+        <w:rPr>
+          <w:sz w:val="24"/>
+          <w:szCs w:val="24"/>
+        </w:rPr>
+      </w:pPr>
+    </w:p>
+    <w:p>
+      <w:pPr>
+        <w:rPr>
+          <w:sz w:val="24"/>
+          <w:szCs w:val="24"/>
+        </w:rPr>
+      </w:pPr>
+      <w:r>
+        <w:rPr>
+          <w:sz w:val="24"/>
+          <w:szCs w:val="24"/>
+        </w:rPr>
+        <w:t>- Product name</w:t>
+      </w:r>
+    </w:p>
+    <w:p>
+      <w:pPr>
+        <w:rPr>
+          <w:sz w:val="24"/>
+          <w:szCs w:val="24"/>
+        </w:rPr>
+      </w:pPr>
+      <w:r>
+        <w:rPr>
+          <w:sz w:val="24"/>
+          <w:szCs w:val="24"/>
+        </w:rPr>
+        <w:lastRenderedPageBreak/>
+        <w:t>- Category</w:t>
+      </w:r>
+    </w:p>
+    <w:p>
+      <w:pPr>
+        <w:rPr>
+          <w:sz w:val="24"/>
+          <w:szCs w:val="24"/>
+        </w:rPr>
+      </w:pPr>
+      <w:r>
+        <w:rPr>
+          <w:sz w:val="24"/>
+          <w:szCs w:val="24"/>
+        </w:rPr>
+        <w:t>- Total quantity before promotion</w:t>
+      </w:r>
+    </w:p>
+    <w:p>
+      <w:pPr>
+        <w:rPr>
+          <w:sz w:val="24"/>
+          <w:szCs w:val="24"/>
+        </w:rPr>
+      </w:pPr>
+      <w:r>
+        <w:rPr>
+          <w:sz w:val="24"/>
+          <w:szCs w:val="24"/>
+        </w:rPr>
+        <w:t>- Total quantity after promotion</w:t>
+      </w:r>
+    </w:p>
+    <w:p>
+      <w:pPr>
+        <w:rPr>
+          <w:sz w:val="24"/>
+          <w:szCs w:val="24"/>
+        </w:rPr>
+      </w:pPr>
+      <w:r>
+        <w:rPr>
+          <w:sz w:val="24"/>
+          <w:szCs w:val="24"/>
+        </w:rPr>
+        <w:t>- Quantity change</w:t>
+      </w:r>
+    </w:p>
+    <w:p>
+      <w:pPr>
+        <w:rPr>
+          <w:sz w:val="24"/>
+          <w:szCs w:val="24"/>
+        </w:rPr>
+      </w:pPr>
+      <w:r>
+        <w:rPr>
+          <w:sz w:val="24"/>
+          <w:szCs w:val="24"/>
+        </w:rPr>
+        <w:t>- Percentage change</w:t>
+      </w:r>
+    </w:p>
+    <w:p>
+      <w:pPr>
+        <w:rPr>
+          <w:sz w:val="24"/>
+          <w:szCs w:val="24"/>
+        </w:rPr>
+      </w:pPr>
+    </w:p>
+    <w:p>
+      <w:pPr>
+        <w:rPr>
+          <w:sz w:val="24"/>
+          <w:szCs w:val="24"/>
+        </w:rPr>
+      </w:pPr>
+      <w:r>
+        <w:rPr>
+          <w:sz w:val="24"/>
+          <w:szCs w:val="24"/>
+        </w:rPr>
+        <w:t>Use:</w:t>
+      </w:r>
+    </w:p>
+    <w:p>
+      <w:pPr>
+        <w:rPr>
+          <w:sz w:val="24"/>
+          <w:szCs w:val="24"/>
+        </w:rPr>
+      </w:pPr>
+    </w:p>
+    <w:p>
+      <w:pPr>
+        <w:rPr>
+          <w:sz w:val="24"/>
+          <w:szCs w:val="24"/>
+        </w:rPr>
+      </w:pPr>
+      <w:r>
+        <w:rPr>
+          <w:sz w:val="24"/>
+          <w:szCs w:val="24"/>
+        </w:rPr>
+        <w:t>Percentage Change =</w:t>
+      </w:r>
+    </w:p>
+    <w:p>
+      <w:pPr>
+        <w:rPr>
+          <w:sz w:val="24"/>
+          <w:szCs w:val="24"/>
+        </w:rPr>
+      </w:pPr>
+      <w:r>
+        <w:rPr>
+          <w:sz w:val="24"/>
+          <w:szCs w:val="24"/>
+        </w:rPr>
+        <w:t>((After Promo - Before Promo) / Before Promo) * 100</w:t>
+      </w:r>
+    </w:p>
+    <w:p>
+      <w:pPr>
+        <w:rPr>
+          <w:sz w:val="24"/>
+          <w:szCs w:val="24"/>
+        </w:rPr>
+      </w:pPr>
+    </w:p>
+    <w:p>
+      <w:pPr>
+        <w:rPr>
+          <w:sz w:val="24"/>
+          <w:szCs w:val="24"/>
+        </w:rPr>
+      </w:pPr>
+      <w:r>
+        <w:rPr>
+          <w:sz w:val="24"/>
+          <w:szCs w:val="24"/>
+        </w:rPr>
+        <w:t>Handle division by zero appropriately.</w:t>
+      </w:r>
+    </w:p>
+    <w:p>
+      <w:pPr>
+        <w:rPr>
+          <w:sz w:val="24"/>
+          <w:szCs w:val="24"/>
+        </w:rPr>
+      </w:pPr>
+    </w:p>
+    <w:p>
+      <w:pPr>
+        <w:rPr>
+          <w:sz w:val="24"/>
+          <w:szCs w:val="24"/>
+        </w:rPr>
+      </w:pPr>
+      <w:r>
+        <w:rPr>
+          <w:sz w:val="24"/>
+          <w:szCs w:val="24"/>
+        </w:rPr>
+        <w:t>Sort by percentage change descending.</w:t>
+      </w:r>
+    </w:p>
+    <w:p>
+      <w:pPr>
+        <w:rPr>
+          <w:sz w:val="24"/>
+          <w:szCs w:val="24"/>
+        </w:rPr>
+      </w:pPr>
+    </w:p>
+    <w:p>
+      <w:pPr>
+        <w:rPr>
+          <w:sz w:val="24"/>
+          <w:szCs w:val="24"/>
+        </w:rPr>
+      </w:pPr>
+      <w:r>
+        <w:rPr>
+          <w:sz w:val="24"/>
+          <w:szCs w:val="24"/>
+        </w:rPr>
+        <w:t>Concepts:</w:t>
+      </w:r>
+    </w:p>
+    <w:p>
+      <w:pPr>
+        <w:rPr>
+          <w:sz w:val="24"/>
+          <w:szCs w:val="24"/>
+        </w:rPr>
+      </w:pPr>
+      <w:r>
+        <w:rPr>
+          <w:sz w:val="24"/>
+          <w:szCs w:val="24"/>
+        </w:rPr>
+        <w:t>JOIN, GROUP BY, arithmetic calculations, NULLIF, percentage calculations.</w:t>
+      </w:r>
+    </w:p>
+    <w:p>
+      <w:pPr>
+        <w:rPr>
+          <w:sz w:val="24"/>
+          <w:szCs w:val="24"/>
+        </w:rPr>
+      </w:pPr>
+    </w:p>
+    <w:p>
+      <w:pPr>
+        <w:rPr>
+          <w:b/>
+          <w:bCs/>
+          <w:sz w:val="24"/>
+          <w:szCs w:val="24"/>
+        </w:rPr>
+      </w:pPr>
+      <w:r>
+        <w:rPr>
+          <w:b/>
+          <w:bCs/>
+          <w:sz w:val="24"/>
+          <w:szCs w:val="24"/>
+        </w:rPr>
+        <w:t>Sol 13</w:t>
+      </w:r>
+      <w:r>
+        <w:rPr>
+          <w:b/>
+          <w:bCs/>
+          <w:sz w:val="24"/>
+          <w:szCs w:val="24"/>
+        </w:rPr>
+        <w:t>:</w:t>
+      </w:r>
+    </w:p>
+    <w:p>
+      <w:pPr>
+        <w:rPr>
+          <w:sz w:val="24"/>
+          <w:szCs w:val="24"/>
+        </w:rPr>
+      </w:pPr>
+      <w:r>
+        <w:rPr>
+          <w:sz w:val="24"/>
+          <w:szCs w:val="24"/>
+        </w:rPr>
+        <w:t xml:space="preserve">SELECT </w:t>
+      </w:r>
+    </w:p>
+    <w:p>
+      <w:pPr>
+        <w:rPr>
+          <w:sz w:val="24"/>
+          <w:szCs w:val="24"/>
+        </w:rPr>
+      </w:pPr>
+      <w:r>
+        <w:rPr>
+          <w:sz w:val="24"/>
+          <w:szCs w:val="24"/>
+        </w:rPr>
+        <w:t xml:space="preserve">    </w:t>
+      </w:r>
+      <w:proofErr w:type="spellStart"/>
+      <w:r>
+        <w:rPr>
+          <w:sz w:val="24"/>
+          <w:szCs w:val="24"/>
+        </w:rPr>
+        <w:t>pro.product_name</w:t>
+      </w:r>
+      <w:proofErr w:type="spellEnd"/>
+      <w:r>
+        <w:rPr>
+          <w:sz w:val="24"/>
+          <w:szCs w:val="24"/>
+        </w:rPr>
+        <w:t>,</w:t>
+      </w:r>
+    </w:p>
+    <w:p>
+      <w:pPr>
+        <w:rPr>
+          <w:sz w:val="24"/>
+          <w:szCs w:val="24"/>
+        </w:rPr>
+      </w:pPr>
+      <w:r>
+        <w:rPr>
+          <w:sz w:val="24"/>
+          <w:szCs w:val="24"/>
+        </w:rPr>
+        <w:t xml:space="preserve">    </w:t>
+      </w:r>
+      <w:proofErr w:type="spellStart"/>
+      <w:r>
+        <w:rPr>
+          <w:sz w:val="24"/>
+          <w:szCs w:val="24"/>
+        </w:rPr>
+        <w:t>pro.category</w:t>
+      </w:r>
+      <w:proofErr w:type="spellEnd"/>
+      <w:r>
+        <w:rPr>
+          <w:sz w:val="24"/>
+          <w:szCs w:val="24"/>
+        </w:rPr>
+        <w:t>,</w:t>
+      </w:r>
+    </w:p>
+    <w:p>
+      <w:pPr>
+        <w:rPr>
+          <w:sz w:val="24"/>
+          <w:szCs w:val="24"/>
+        </w:rPr>
+      </w:pPr>
+      <w:r>
+        <w:rPr>
+          <w:sz w:val="24"/>
+          <w:szCs w:val="24"/>
+        </w:rPr>
+        <w:t xml:space="preserve">    SUM(eve.`</w:t>
+      </w:r>
+      <w:proofErr w:type="spellStart"/>
+      <w:r>
+        <w:rPr>
+          <w:sz w:val="24"/>
+          <w:szCs w:val="24"/>
+        </w:rPr>
+        <w:t>quantity_sold</w:t>
+      </w:r>
+      <w:proofErr w:type="spellEnd"/>
+      <w:r>
+        <w:rPr>
+          <w:sz w:val="24"/>
+          <w:szCs w:val="24"/>
+        </w:rPr>
+        <w:t>(</w:t>
+      </w:r>
+      <w:proofErr w:type="spellStart"/>
+      <w:r>
+        <w:rPr>
+          <w:sz w:val="24"/>
+          <w:szCs w:val="24"/>
+        </w:rPr>
+        <w:t>before_promo</w:t>
+      </w:r>
+      <w:proofErr w:type="spellEnd"/>
+      <w:r>
+        <w:rPr>
+          <w:sz w:val="24"/>
+          <w:szCs w:val="24"/>
+        </w:rPr>
+        <w:t xml:space="preserve">)`) AS </w:t>
+      </w:r>
+      <w:proofErr w:type="spellStart"/>
+      <w:r>
+        <w:rPr>
+          <w:sz w:val="24"/>
+          <w:szCs w:val="24"/>
+        </w:rPr>
+        <w:t>Total_before</w:t>
+      </w:r>
+      <w:proofErr w:type="spellEnd"/>
+      <w:r>
+        <w:rPr>
+          <w:sz w:val="24"/>
+          <w:szCs w:val="24"/>
+        </w:rPr>
+        <w:t>,</w:t>
+      </w:r>
+    </w:p>
+    <w:p>
+      <w:pPr>
+        <w:rPr>
+          <w:sz w:val="24"/>
+          <w:szCs w:val="24"/>
+        </w:rPr>
+      </w:pPr>
+      <w:r>
+        <w:rPr>
+          <w:sz w:val="24"/>
+          <w:szCs w:val="24"/>
+        </w:rPr>
+        <w:t xml:space="preserve">    SUM(eve.`</w:t>
+      </w:r>
+      <w:proofErr w:type="spellStart"/>
+      <w:r>
+        <w:rPr>
+          <w:sz w:val="24"/>
+          <w:szCs w:val="24"/>
+        </w:rPr>
+        <w:t>quantity_sold</w:t>
+      </w:r>
+      <w:proofErr w:type="spellEnd"/>
+      <w:r>
+        <w:rPr>
+          <w:sz w:val="24"/>
+          <w:szCs w:val="24"/>
+        </w:rPr>
+        <w:t>(</w:t>
+      </w:r>
+      <w:proofErr w:type="spellStart"/>
+      <w:r>
+        <w:rPr>
+          <w:sz w:val="24"/>
+          <w:szCs w:val="24"/>
+        </w:rPr>
+        <w:t>after_promo</w:t>
+      </w:r>
+      <w:proofErr w:type="spellEnd"/>
+      <w:r>
+        <w:rPr>
+          <w:sz w:val="24"/>
+          <w:szCs w:val="24"/>
+        </w:rPr>
+        <w:t xml:space="preserve">)`) AS </w:t>
+      </w:r>
+      <w:proofErr w:type="spellStart"/>
+      <w:r>
+        <w:rPr>
+          <w:sz w:val="24"/>
+          <w:szCs w:val="24"/>
+        </w:rPr>
+        <w:t>Total_after</w:t>
+      </w:r>
+      <w:proofErr w:type="spellEnd"/>
+      <w:r>
+        <w:rPr>
+          <w:sz w:val="24"/>
+          <w:szCs w:val="24"/>
+        </w:rPr>
+        <w:t>,</w:t>
+      </w:r>
+    </w:p>
+    <w:p>
+      <w:pPr>
+        <w:rPr>
+          <w:sz w:val="24"/>
+          <w:szCs w:val="24"/>
+        </w:rPr>
+      </w:pPr>
+      <w:r>
+        <w:rPr>
+          <w:sz w:val="24"/>
+          <w:szCs w:val="24"/>
+        </w:rPr>
+        <w:t xml:space="preserve">    SUM(eve.`</w:t>
+      </w:r>
+      <w:proofErr w:type="spellStart"/>
+      <w:r>
+        <w:rPr>
+          <w:sz w:val="24"/>
+          <w:szCs w:val="24"/>
+        </w:rPr>
+        <w:t>quantity_sold</w:t>
+      </w:r>
+      <w:proofErr w:type="spellEnd"/>
+      <w:r>
+        <w:rPr>
+          <w:sz w:val="24"/>
+          <w:szCs w:val="24"/>
+        </w:rPr>
+        <w:t>(</w:t>
+      </w:r>
+      <w:proofErr w:type="spellStart"/>
+      <w:r>
+        <w:rPr>
+          <w:sz w:val="24"/>
+          <w:szCs w:val="24"/>
+        </w:rPr>
+        <w:t>after_promo</w:t>
+      </w:r>
+      <w:proofErr w:type="spellEnd"/>
+      <w:r>
+        <w:rPr>
+          <w:sz w:val="24"/>
+          <w:szCs w:val="24"/>
+        </w:rPr>
+        <w:t>)`) - SUM(eve.`</w:t>
+      </w:r>
+      <w:proofErr w:type="spellStart"/>
+      <w:r>
+        <w:rPr>
+          <w:sz w:val="24"/>
+          <w:szCs w:val="24"/>
+        </w:rPr>
+        <w:t>quantity_sold</w:t>
+      </w:r>
+      <w:proofErr w:type="spellEnd"/>
+      <w:r>
+        <w:rPr>
+          <w:sz w:val="24"/>
+          <w:szCs w:val="24"/>
+        </w:rPr>
+        <w:t>(</w:t>
+      </w:r>
+      <w:proofErr w:type="spellStart"/>
+      <w:r>
+        <w:rPr>
+          <w:sz w:val="24"/>
+          <w:szCs w:val="24"/>
+        </w:rPr>
+        <w:t>before_promo</w:t>
+      </w:r>
+      <w:proofErr w:type="spellEnd"/>
+      <w:r>
+        <w:rPr>
+          <w:sz w:val="24"/>
+          <w:szCs w:val="24"/>
+        </w:rPr>
+        <w:t xml:space="preserve">)`) AS </w:t>
+      </w:r>
+      <w:proofErr w:type="spellStart"/>
+      <w:r>
+        <w:rPr>
+          <w:sz w:val="24"/>
+          <w:szCs w:val="24"/>
+        </w:rPr>
+        <w:t>Quantity_change</w:t>
+      </w:r>
+      <w:proofErr w:type="spellEnd"/>
+      <w:r>
+        <w:rPr>
+          <w:sz w:val="24"/>
+          <w:szCs w:val="24"/>
+        </w:rPr>
+        <w:t>,</w:t>
+      </w:r>
+    </w:p>
+    <w:p>
+      <w:pPr>
+        <w:rPr>
+          <w:sz w:val="24"/>
+          <w:szCs w:val="24"/>
+        </w:rPr>
+      </w:pPr>
+      <w:r>
+        <w:rPr>
+          <w:sz w:val="24"/>
+          <w:szCs w:val="24"/>
+        </w:rPr>
+        <w:t xml:space="preserve">    ((SUM(eve.`</w:t>
+      </w:r>
+      <w:proofErr w:type="spellStart"/>
+      <w:r>
+        <w:rPr>
+          <w:sz w:val="24"/>
+          <w:szCs w:val="24"/>
+        </w:rPr>
+        <w:t>quantity_sold</w:t>
+      </w:r>
+      <w:proofErr w:type="spellEnd"/>
+      <w:r>
+        <w:rPr>
+          <w:sz w:val="24"/>
+          <w:szCs w:val="24"/>
+        </w:rPr>
+        <w:t>(</w:t>
+      </w:r>
+      <w:proofErr w:type="spellStart"/>
+      <w:r>
+        <w:rPr>
+          <w:sz w:val="24"/>
+          <w:szCs w:val="24"/>
+        </w:rPr>
+        <w:t>after_promo</w:t>
+      </w:r>
+      <w:proofErr w:type="spellEnd"/>
+      <w:r>
+        <w:rPr>
+          <w:sz w:val="24"/>
+          <w:szCs w:val="24"/>
+        </w:rPr>
+        <w:t>)`) - SUM(eve.`</w:t>
+      </w:r>
+      <w:proofErr w:type="spellStart"/>
+      <w:r>
+        <w:rPr>
+          <w:sz w:val="24"/>
+          <w:szCs w:val="24"/>
+        </w:rPr>
+        <w:t>quantity_sold</w:t>
+      </w:r>
+      <w:proofErr w:type="spellEnd"/>
+      <w:r>
+        <w:rPr>
+          <w:sz w:val="24"/>
+          <w:szCs w:val="24"/>
+        </w:rPr>
+        <w:t>(</w:t>
+      </w:r>
+      <w:proofErr w:type="spellStart"/>
+      <w:r>
+        <w:rPr>
+          <w:sz w:val="24"/>
+          <w:szCs w:val="24"/>
+        </w:rPr>
+        <w:t>before_promo</w:t>
+      </w:r>
+      <w:proofErr w:type="spellEnd"/>
+      <w:r>
+        <w:rPr>
+          <w:sz w:val="24"/>
+          <w:szCs w:val="24"/>
+        </w:rPr>
+        <w:t xml:space="preserve">)`)) / </w:t>
+      </w:r>
+    </w:p>
+    <w:p>
+      <w:pPr>
+        <w:rPr>
+          <w:sz w:val="24"/>
+          <w:szCs w:val="24"/>
+        </w:rPr>
+      </w:pPr>
+      <w:r>
+        <w:rPr>
+          <w:sz w:val="24"/>
+          <w:szCs w:val="24"/>
+        </w:rPr>
+        <w:t xml:space="preserve">      NULLIF(SUM(eve.`</w:t>
+      </w:r>
+      <w:proofErr w:type="spellStart"/>
+      <w:r>
+        <w:rPr>
+          <w:sz w:val="24"/>
+          <w:szCs w:val="24"/>
+        </w:rPr>
+        <w:t>quantity_sold</w:t>
+      </w:r>
+      <w:proofErr w:type="spellEnd"/>
+      <w:r>
+        <w:rPr>
+          <w:sz w:val="24"/>
+          <w:szCs w:val="24"/>
+        </w:rPr>
+        <w:t>(</w:t>
+      </w:r>
+      <w:proofErr w:type="spellStart"/>
+      <w:r>
+        <w:rPr>
+          <w:sz w:val="24"/>
+          <w:szCs w:val="24"/>
+        </w:rPr>
+        <w:t>before_promo</w:t>
+      </w:r>
+      <w:proofErr w:type="spellEnd"/>
+      <w:r>
+        <w:rPr>
+          <w:sz w:val="24"/>
+          <w:szCs w:val="24"/>
+        </w:rPr>
+        <w:t xml:space="preserve">)`), 0)) * 100 AS </w:t>
+      </w:r>
+      <w:proofErr w:type="spellStart"/>
+      <w:r>
+        <w:rPr>
+          <w:sz w:val="24"/>
+          <w:szCs w:val="24"/>
+        </w:rPr>
+        <w:t>Percentage_change</w:t>
+      </w:r>
+      <w:proofErr w:type="spellEnd"/>
+    </w:p>
+    <w:p>
+      <w:pPr>
+        <w:rPr>
+          <w:sz w:val="24"/>
+          <w:szCs w:val="24"/>
+        </w:rPr>
+      </w:pPr>
+      <w:r>
+        <w:rPr>
+          <w:sz w:val="24"/>
+          <w:szCs w:val="24"/>
+        </w:rPr>
+        <w:t xml:space="preserve">FROM </w:t>
+      </w:r>
+      <w:proofErr w:type="spellStart"/>
+      <w:r>
+        <w:rPr>
+          <w:sz w:val="24"/>
+          <w:szCs w:val="24"/>
+        </w:rPr>
+        <w:t>fact_events</w:t>
+      </w:r>
+      <w:proofErr w:type="spellEnd"/>
+      <w:r>
+        <w:rPr>
+          <w:sz w:val="24"/>
+          <w:szCs w:val="24"/>
+        </w:rPr>
+        <w:t xml:space="preserve"> eve</w:t>
+      </w:r>
+    </w:p>
+    <w:p>
+      <w:pPr>
+        <w:rPr>
+          <w:sz w:val="24"/>
+          <w:szCs w:val="24"/>
+        </w:rPr>
+      </w:pPr>
+      <w:r>
+        <w:rPr>
+          <w:sz w:val="24"/>
+          <w:szCs w:val="24"/>
+        </w:rPr>
+        <w:t xml:space="preserve">INNER JOIN </w:t>
+      </w:r>
+      <w:proofErr w:type="spellStart"/>
+      <w:r>
+        <w:rPr>
+          <w:sz w:val="24"/>
+          <w:szCs w:val="24"/>
+        </w:rPr>
+        <w:t>dim_products</w:t>
+      </w:r>
+      <w:proofErr w:type="spellEnd"/>
+      <w:r>
+        <w:rPr>
+          <w:sz w:val="24"/>
+          <w:szCs w:val="24"/>
+        </w:rPr>
+        <w:t xml:space="preserve"> pro ON </w:t>
+      </w:r>
+      <w:proofErr w:type="spellStart"/>
+      <w:r>
+        <w:rPr>
+          <w:sz w:val="24"/>
+          <w:szCs w:val="24"/>
+        </w:rPr>
+        <w:t>pro.product_code</w:t>
+      </w:r>
+      <w:proofErr w:type="spellEnd"/>
+      <w:r>
+        <w:rPr>
+          <w:sz w:val="24"/>
+          <w:szCs w:val="24"/>
+        </w:rPr>
+        <w:t xml:space="preserve"> = </w:t>
+      </w:r>
+      <w:proofErr w:type="spellStart"/>
+      <w:r>
+        <w:rPr>
+          <w:sz w:val="24"/>
+          <w:szCs w:val="24"/>
+        </w:rPr>
+        <w:t>eve.product_code</w:t>
+      </w:r>
+      <w:proofErr w:type="spellEnd"/>
+    </w:p>
+    <w:p>
+      <w:pPr>
+        <w:rPr>
+          <w:sz w:val="24"/>
+          <w:szCs w:val="24"/>
+        </w:rPr>
+      </w:pPr>
+      <w:r>
+        <w:rPr>
+          <w:sz w:val="24"/>
+          <w:szCs w:val="24"/>
+        </w:rPr>
+        <w:t xml:space="preserve">GROUP BY </w:t>
+      </w:r>
+      <w:proofErr w:type="spellStart"/>
+      <w:r>
+        <w:rPr>
+          <w:sz w:val="24"/>
+          <w:szCs w:val="24"/>
+        </w:rPr>
+        <w:t>pro.product_code</w:t>
+      </w:r>
+      <w:proofErr w:type="spellEnd"/>
+      <w:r>
+        <w:rPr>
+          <w:sz w:val="24"/>
+          <w:szCs w:val="24"/>
+        </w:rPr>
+        <w:t xml:space="preserve">, </w:t>
+      </w:r>
+      <w:proofErr w:type="spellStart"/>
+      <w:r>
+        <w:rPr>
+          <w:sz w:val="24"/>
+          <w:szCs w:val="24"/>
+        </w:rPr>
+        <w:t>pro.product_name</w:t>
+      </w:r>
+      <w:proofErr w:type="spellEnd"/>
+      <w:r>
+        <w:rPr>
+          <w:sz w:val="24"/>
+          <w:szCs w:val="24"/>
+        </w:rPr>
+        <w:t xml:space="preserve">, </w:t>
+      </w:r>
+      <w:proofErr w:type="spellStart"/>
+      <w:r>
+        <w:rPr>
+          <w:sz w:val="24"/>
+          <w:szCs w:val="24"/>
+        </w:rPr>
+        <w:t>pro.category</w:t>
+      </w:r>
+      <w:proofErr w:type="spellEnd"/>
+    </w:p>
+    <w:p>
+      <w:pPr>
+        <w:rPr>
+          <w:sz w:val="24"/>
+          <w:szCs w:val="24"/>
+        </w:rPr>
+      </w:pPr>
+      <w:r>
+        <w:rPr>
+          <w:sz w:val="24"/>
+          <w:szCs w:val="24"/>
+        </w:rPr>
+        <w:t xml:space="preserve">ORDER BY </w:t>
+      </w:r>
+      <w:proofErr w:type="spellStart"/>
+      <w:r>
+        <w:rPr>
+          <w:sz w:val="24"/>
+          <w:szCs w:val="24"/>
+        </w:rPr>
+        <w:t>Percentage_change</w:t>
+      </w:r>
+      <w:proofErr w:type="spellEnd"/>
+      <w:r>
+        <w:rPr>
+          <w:sz w:val="24"/>
+          <w:szCs w:val="24"/>
+        </w:rPr>
+        <w:t xml:space="preserve"> DESC;</w:t>
+      </w:r>
+    </w:p>
+    <w:p>
+      <w:pPr>
+        <w:rPr>
+          <w:sz w:val="24"/>
+          <w:szCs w:val="24"/>
+        </w:rPr>
+      </w:pPr>
+      <w:r>
+        <w:rPr>
+          <w:sz w:val="24"/>
+          <w:szCs w:val="24"/>
+        </w:rPr>
+        <w:lastRenderedPageBreak/>
+        <w:drawing>
+          <wp:inline distT="0" distB="0" distL="0" distR="0" wp14:anchorId="2A80F792" wp14:editId="0F6EB0C6">
+            <wp:extent cx="5731510" cy="3984625"/>
+            <wp:effectExtent l="0" t="0" r="0" b="0"/>
+            <wp:docPr id="1699341581" name="Picture 1"/>
+            <wp:cNvGraphicFramePr>
+              <a:graphicFrameLocks xmlns:a="http://schemas.openxmlformats.org/drawingml/2006/main" noChangeAspect="1"/>
+            </wp:cNvGraphicFramePr>
+            <a:graphic xmlns:a="http://schemas.openxmlformats.org/drawingml/2006/main">
+              <a:graphicData uri="http://schemas.openxmlformats.org/drawingml/2006/picture">
+                <pic:pic xmlns:pic="http://schemas.openxmlformats.org/drawingml/2006/picture">
+                  <pic:nvPicPr>
+                    <pic:cNvPr id="1699341581" name=""/>
+                    <pic:cNvPicPr/>
+                  </pic:nvPicPr>
+                  <pic:blipFill>
+                    <a:blip r:embed="rId16"/>
+                    <a:stretch>
+                      <a:fillRect/>
+                    </a:stretch>
+                  </pic:blipFill>
+                  <pic:spPr>
+                    <a:xfrm>
+                      <a:off x="0" y="0"/>
+                      <a:ext cx="5731510" cy="3984625"/>
+                    </a:xfrm>
+                    <a:prstGeom prst="rect">
+                      <a:avLst/>
+                    </a:prstGeom>
+                  </pic:spPr>
+                </pic:pic>
+              </a:graphicData>
+            </a:graphic>
+          </wp:inline>
+        </w:drawing>
+      </w:r>
+    </w:p>
+    <w:p>
+      <w:pPr>
+        <w:rPr>
+          <w:sz w:val="24"/>
+          <w:szCs w:val="24"/>
+        </w:rPr>
+      </w:pPr>
+    </w:p>
+    <w:p>
+      <w:pPr>
+        <w:rPr>
+          <w:b/>
+          <w:bCs/>
+          <w:sz w:val="24"/>
+          <w:szCs w:val="24"/>
+        </w:rPr>
+      </w:pPr>
+      <w:r>
+        <w:rPr>
+          <w:b/>
+          <w:bCs/>
+          <w:sz w:val="24"/>
+          <w:szCs w:val="24"/>
+        </w:rPr>
+        <w:t>Q14. Campaign and Promotion Type Analysis</w:t>
+      </w:r>
+    </w:p>
+    <w:p>
+      <w:pPr>
+        <w:rPr>
+          <w:sz w:val="24"/>
+          <w:szCs w:val="24"/>
+        </w:rPr>
+      </w:pPr>
+      <w:r>
+        <w:rPr>
+          <w:sz w:val="24"/>
+          <w:szCs w:val="24"/>
+        </w:rPr>
+        <w:t xml:space="preserve">For each campaign and </w:t>
+      </w:r>
+      <w:proofErr w:type="spellStart"/>
+      <w:r>
+        <w:rPr>
+          <w:sz w:val="24"/>
+          <w:szCs w:val="24"/>
+        </w:rPr>
+        <w:t>promo_type</w:t>
+      </w:r>
+      <w:proofErr w:type="spellEnd"/>
+      <w:r>
+        <w:rPr>
+          <w:sz w:val="24"/>
+          <w:szCs w:val="24"/>
+        </w:rPr>
+        <w:t xml:space="preserve"> combination, calculate:</w:t>
+      </w:r>
+    </w:p>
+    <w:p>
+      <w:pPr>
+        <w:rPr>
+          <w:sz w:val="24"/>
+          <w:szCs w:val="24"/>
+        </w:rPr>
+      </w:pPr>
+    </w:p>
+    <w:p>
+      <w:pPr>
+        <w:rPr>
+          <w:sz w:val="24"/>
+          <w:szCs w:val="24"/>
+        </w:rPr>
+      </w:pPr>
+      <w:r>
+        <w:rPr>
+          <w:sz w:val="24"/>
+          <w:szCs w:val="24"/>
+        </w:rPr>
+        <w:t>- Number of events</w:t>
+      </w:r>
+    </w:p>
+    <w:p>
+      <w:pPr>
+        <w:rPr>
+          <w:sz w:val="24"/>
+          <w:szCs w:val="24"/>
+        </w:rPr>
+      </w:pPr>
+      <w:r>
+        <w:rPr>
+          <w:sz w:val="24"/>
+          <w:szCs w:val="24"/>
+        </w:rPr>
+        <w:t>- Total quantity before promotion</w:t>
+      </w:r>
+    </w:p>
+    <w:p>
+      <w:pPr>
+        <w:rPr>
+          <w:sz w:val="24"/>
+          <w:szCs w:val="24"/>
+        </w:rPr>
+      </w:pPr>
+      <w:r>
+        <w:rPr>
+          <w:sz w:val="24"/>
+          <w:szCs w:val="24"/>
+        </w:rPr>
+        <w:t>- Total quantity after promotion</w:t>
+      </w:r>
+    </w:p>
+    <w:p>
+      <w:pPr>
+        <w:rPr>
+          <w:sz w:val="24"/>
+          <w:szCs w:val="24"/>
+        </w:rPr>
+      </w:pPr>
+      <w:r>
+        <w:rPr>
+          <w:sz w:val="24"/>
+          <w:szCs w:val="24"/>
+        </w:rPr>
+        <w:t>- Quantity change</w:t>
+      </w:r>
+    </w:p>
+    <w:p>
+      <w:pPr>
+        <w:rPr>
+          <w:sz w:val="24"/>
+          <w:szCs w:val="24"/>
+        </w:rPr>
+      </w:pPr>
+    </w:p>
+    <w:p>
+      <w:pPr>
+        <w:rPr>
+          <w:sz w:val="24"/>
+          <w:szCs w:val="24"/>
+        </w:rPr>
+      </w:pPr>
+      <w:r>
+        <w:rPr>
+          <w:sz w:val="24"/>
+          <w:szCs w:val="24"/>
+        </w:rPr>
+        <w:t>Display:</w:t>
+      </w:r>
+    </w:p>
+    <w:p>
+      <w:pPr>
+        <w:rPr>
+          <w:sz w:val="24"/>
+          <w:szCs w:val="24"/>
+        </w:rPr>
+      </w:pPr>
+      <w:r>
+        <w:rPr>
+          <w:sz w:val="24"/>
+          <w:szCs w:val="24"/>
+        </w:rPr>
+        <w:t xml:space="preserve">- </w:t>
+      </w:r>
+      <w:proofErr w:type="spellStart"/>
+      <w:r>
+        <w:rPr>
+          <w:sz w:val="24"/>
+          <w:szCs w:val="24"/>
+        </w:rPr>
+        <w:t>campaign_name</w:t>
+      </w:r>
+      <w:proofErr w:type="spellEnd"/>
+    </w:p>
+    <w:p>
+      <w:pPr>
+        <w:rPr>
+          <w:sz w:val="24"/>
+          <w:szCs w:val="24"/>
+        </w:rPr>
+      </w:pPr>
+      <w:r>
+        <w:rPr>
+          <w:sz w:val="24"/>
+          <w:szCs w:val="24"/>
+        </w:rPr>
+        <w:t xml:space="preserve">- </w:t>
+      </w:r>
+      <w:proofErr w:type="spellStart"/>
+      <w:r>
+        <w:rPr>
+          <w:sz w:val="24"/>
+          <w:szCs w:val="24"/>
+        </w:rPr>
+        <w:t>promo_type</w:t>
+      </w:r>
+      <w:proofErr w:type="spellEnd"/>
+    </w:p>
+    <w:p>
+      <w:pPr>
+        <w:rPr>
+          <w:sz w:val="24"/>
+          <w:szCs w:val="24"/>
+        </w:rPr>
+      </w:pPr>
+      <w:r>
+        <w:rPr>
+          <w:sz w:val="24"/>
+          <w:szCs w:val="24"/>
+        </w:rPr>
+        <w:t xml:space="preserve">- </w:t>
+      </w:r>
+      <w:proofErr w:type="spellStart"/>
+      <w:r>
+        <w:rPr>
+          <w:sz w:val="24"/>
+          <w:szCs w:val="24"/>
+        </w:rPr>
+        <w:t>event_count</w:t>
+      </w:r>
+      <w:proofErr w:type="spellEnd"/>
+    </w:p>
+    <w:p>
+      <w:pPr>
+        <w:rPr>
+          <w:sz w:val="24"/>
+          <w:szCs w:val="24"/>
+        </w:rPr>
+      </w:pPr>
+      <w:r>
+        <w:rPr>
+          <w:sz w:val="24"/>
+          <w:szCs w:val="24"/>
+        </w:rPr>
+        <w:t xml:space="preserve">- </w:t>
+      </w:r>
+      <w:proofErr w:type="spellStart"/>
+      <w:r>
+        <w:rPr>
+          <w:sz w:val="24"/>
+          <w:szCs w:val="24"/>
+        </w:rPr>
+        <w:t>total_before</w:t>
+      </w:r>
+      <w:proofErr w:type="spellEnd"/>
+    </w:p>
+    <w:p>
+      <w:pPr>
+        <w:rPr>
+          <w:sz w:val="24"/>
+          <w:szCs w:val="24"/>
+        </w:rPr>
+      </w:pPr>
+      <w:r>
+        <w:rPr>
+          <w:sz w:val="24"/>
+          <w:szCs w:val="24"/>
+        </w:rPr>
+        <w:t xml:space="preserve">- </w:t>
+      </w:r>
+      <w:proofErr w:type="spellStart"/>
+      <w:r>
+        <w:rPr>
+          <w:sz w:val="24"/>
+          <w:szCs w:val="24"/>
+        </w:rPr>
+        <w:t>total_after</w:t>
+      </w:r>
+      <w:proofErr w:type="spellEnd"/>
+    </w:p>
+    <w:p>
+      <w:pPr>
+        <w:rPr>
+          <w:sz w:val="24"/>
+          <w:szCs w:val="24"/>
+        </w:rPr>
+      </w:pPr>
+      <w:r>
+        <w:rPr>
+          <w:sz w:val="24"/>
+          <w:szCs w:val="24"/>
+        </w:rPr>
+        <w:t xml:space="preserve">- </w:t>
+      </w:r>
+      <w:proofErr w:type="spellStart"/>
+      <w:r>
+        <w:rPr>
+          <w:sz w:val="24"/>
+          <w:szCs w:val="24"/>
+        </w:rPr>
+        <w:t>quantity_change</w:t>
+      </w:r>
+      <w:proofErr w:type="spellEnd"/>
+    </w:p>
+    <w:p>
+      <w:pPr>
+        <w:rPr>
+          <w:sz w:val="24"/>
+          <w:szCs w:val="24"/>
+        </w:rPr>
+      </w:pPr>
+    </w:p>
+    <w:p>
+      <w:pPr>
+        <w:rPr>
+          <w:sz w:val="24"/>
+          <w:szCs w:val="24"/>
+        </w:rPr>
+      </w:pPr>
+      <w:r>
+        <w:rPr>
+          <w:sz w:val="24"/>
+          <w:szCs w:val="24"/>
+        </w:rPr>
+        <w:t xml:space="preserve">Sort by </w:t>
+      </w:r>
+      <w:proofErr w:type="spellStart"/>
+      <w:r>
+        <w:rPr>
+          <w:sz w:val="24"/>
+          <w:szCs w:val="24"/>
+        </w:rPr>
+        <w:t>campaign_name</w:t>
+      </w:r>
+      <w:proofErr w:type="spellEnd"/>
+      <w:r>
+        <w:rPr>
+          <w:sz w:val="24"/>
+          <w:szCs w:val="24"/>
+        </w:rPr>
+        <w:t xml:space="preserve"> and </w:t>
+      </w:r>
+      <w:proofErr w:type="spellStart"/>
+      <w:r>
+        <w:rPr>
+          <w:sz w:val="24"/>
+          <w:szCs w:val="24"/>
+        </w:rPr>
+        <w:t>quantity_change</w:t>
+      </w:r>
+      <w:proofErr w:type="spellEnd"/>
+      <w:r>
+        <w:rPr>
+          <w:sz w:val="24"/>
+          <w:szCs w:val="24"/>
+        </w:rPr>
+        <w:t xml:space="preserve"> descending.</w:t>
+      </w:r>
+    </w:p>
+    <w:p>
+      <w:pPr>
+        <w:rPr>
+          <w:sz w:val="24"/>
+          <w:szCs w:val="24"/>
+        </w:rPr>
+      </w:pPr>
+    </w:p>
+    <w:p>
+      <w:pPr>
+        <w:rPr>
+          <w:sz w:val="24"/>
+          <w:szCs w:val="24"/>
+        </w:rPr>
+      </w:pPr>
+      <w:r>
+        <w:rPr>
+          <w:sz w:val="24"/>
+          <w:szCs w:val="24"/>
+        </w:rPr>
+        <w:lastRenderedPageBreak/>
+        <w:t>Concepts:</w:t>
+      </w:r>
+    </w:p>
+    <w:p>
+      <w:pPr>
+        <w:rPr>
+          <w:b/>
+          <w:bCs/>
+          <w:sz w:val="24"/>
+          <w:szCs w:val="24"/>
+        </w:rPr>
+      </w:pPr>
+      <w:r>
+        <w:rPr>
+          <w:sz w:val="24"/>
+          <w:szCs w:val="24"/>
+        </w:rPr>
+        <w:t>Multiple GROUP BY columns, JOIN, aggregation, ORDER BY</w:t>
+      </w:r>
+      <w:r>
+        <w:rPr>
+          <w:b/>
+          <w:bCs/>
+          <w:sz w:val="24"/>
+          <w:szCs w:val="24"/>
+        </w:rPr>
+        <w:t>.</w:t>
+      </w:r>
+    </w:p>
+    <w:p>
+      <w:pPr>
+        <w:rPr>
+          <w:b/>
+          <w:bCs/>
+          <w:sz w:val="24"/>
+          <w:szCs w:val="24"/>
+        </w:rPr>
+      </w:pPr>
+    </w:p>
+    <w:p>
+      <w:pPr>
+        <w:rPr>
+          <w:b/>
+          <w:bCs/>
+          <w:sz w:val="24"/>
+          <w:szCs w:val="24"/>
+        </w:rPr>
+      </w:pPr>
+      <w:r>
+        <w:rPr>
+          <w:b/>
+          <w:bCs/>
+          <w:sz w:val="24"/>
+          <w:szCs w:val="24"/>
+        </w:rPr>
+        <w:t>Sol 14:-</w:t>
+      </w:r>
+    </w:p>
+    <w:p>
+      <w:pPr>
+        <w:rPr>
+          <w:sz w:val="24"/>
+          <w:szCs w:val="24"/>
+        </w:rPr>
+      </w:pPr>
+      <w:r>
+        <w:rPr>
+          <w:sz w:val="24"/>
+          <w:szCs w:val="24"/>
+        </w:rPr>
+        <w:t xml:space="preserve">SELECT </w:t>
+      </w:r>
+    </w:p>
+    <w:p>
+      <w:pPr>
+        <w:rPr>
+          <w:sz w:val="24"/>
+          <w:szCs w:val="24"/>
+        </w:rPr>
+      </w:pPr>
+      <w:r>
+        <w:rPr>
+          <w:sz w:val="24"/>
+          <w:szCs w:val="24"/>
+        </w:rPr>
+        <w:t xml:space="preserve">    </w:t>
+      </w:r>
+      <w:proofErr w:type="spellStart"/>
+      <w:r>
+        <w:rPr>
+          <w:sz w:val="24"/>
+          <w:szCs w:val="24"/>
+        </w:rPr>
+        <w:t>cam.campaign_name</w:t>
+      </w:r>
+      <w:proofErr w:type="spellEnd"/>
+      <w:r>
+        <w:rPr>
+          <w:sz w:val="24"/>
+          <w:szCs w:val="24"/>
+        </w:rPr>
+        <w:t>,</w:t>
+      </w:r>
+    </w:p>
+    <w:p>
+      <w:pPr>
+        <w:rPr>
+          <w:sz w:val="24"/>
+          <w:szCs w:val="24"/>
+        </w:rPr>
+      </w:pPr>
+      <w:r>
+        <w:rPr>
+          <w:sz w:val="24"/>
+          <w:szCs w:val="24"/>
+        </w:rPr>
+        <w:t xml:space="preserve">    </w:t>
+      </w:r>
+      <w:proofErr w:type="spellStart"/>
+      <w:r>
+        <w:rPr>
+          <w:sz w:val="24"/>
+          <w:szCs w:val="24"/>
+        </w:rPr>
+        <w:t>eve.promo_type</w:t>
+      </w:r>
+      <w:proofErr w:type="spellEnd"/>
+      <w:r>
+        <w:rPr>
+          <w:sz w:val="24"/>
+          <w:szCs w:val="24"/>
+        </w:rPr>
+        <w:t>,</w:t>
+      </w:r>
+    </w:p>
+    <w:p>
+      <w:pPr>
+        <w:rPr>
+          <w:sz w:val="24"/>
+          <w:szCs w:val="24"/>
+        </w:rPr>
+      </w:pPr>
+      <w:r>
+        <w:rPr>
+          <w:sz w:val="24"/>
+          <w:szCs w:val="24"/>
+        </w:rPr>
+        <w:t xml:space="preserve">    COUNT(</w:t>
+      </w:r>
+      <w:proofErr w:type="spellStart"/>
+      <w:r>
+        <w:rPr>
+          <w:sz w:val="24"/>
+          <w:szCs w:val="24"/>
+        </w:rPr>
+        <w:t>eve.event_id</w:t>
+      </w:r>
+      <w:proofErr w:type="spellEnd"/>
+      <w:r>
+        <w:rPr>
+          <w:sz w:val="24"/>
+          <w:szCs w:val="24"/>
+        </w:rPr>
+        <w:t xml:space="preserve">) AS </w:t>
+      </w:r>
+      <w:proofErr w:type="spellStart"/>
+      <w:r>
+        <w:rPr>
+          <w:sz w:val="24"/>
+          <w:szCs w:val="24"/>
+        </w:rPr>
+        <w:t>event_count</w:t>
+      </w:r>
+      <w:proofErr w:type="spellEnd"/>
+      <w:r>
+        <w:rPr>
+          <w:sz w:val="24"/>
+          <w:szCs w:val="24"/>
+        </w:rPr>
+        <w:t>,</w:t>
+      </w:r>
+    </w:p>
+    <w:p>
+      <w:pPr>
+        <w:rPr>
+          <w:sz w:val="24"/>
+          <w:szCs w:val="24"/>
+        </w:rPr>
+      </w:pPr>
+      <w:r>
+        <w:rPr>
+          <w:sz w:val="24"/>
+          <w:szCs w:val="24"/>
+        </w:rPr>
+        <w:t xml:space="preserve">    SUM(eve.`</w:t>
+      </w:r>
+      <w:proofErr w:type="spellStart"/>
+      <w:r>
+        <w:rPr>
+          <w:sz w:val="24"/>
+          <w:szCs w:val="24"/>
+        </w:rPr>
+        <w:t>quantity_sold</w:t>
+      </w:r>
+      <w:proofErr w:type="spellEnd"/>
+      <w:r>
+        <w:rPr>
+          <w:sz w:val="24"/>
+          <w:szCs w:val="24"/>
+        </w:rPr>
+        <w:t>(</w:t>
+      </w:r>
+      <w:proofErr w:type="spellStart"/>
+      <w:r>
+        <w:rPr>
+          <w:sz w:val="24"/>
+          <w:szCs w:val="24"/>
+        </w:rPr>
+        <w:t>before_promo</w:t>
+      </w:r>
+      <w:proofErr w:type="spellEnd"/>
+      <w:r>
+        <w:rPr>
+          <w:sz w:val="24"/>
+          <w:szCs w:val="24"/>
+        </w:rPr>
+        <w:t xml:space="preserve">)`) AS </w:t>
+      </w:r>
+      <w:proofErr w:type="spellStart"/>
+      <w:r>
+        <w:rPr>
+          <w:sz w:val="24"/>
+          <w:szCs w:val="24"/>
+        </w:rPr>
+        <w:t>Total_before</w:t>
+      </w:r>
+      <w:proofErr w:type="spellEnd"/>
+      <w:r>
+        <w:rPr>
+          <w:sz w:val="24"/>
+          <w:szCs w:val="24"/>
+        </w:rPr>
+        <w:t>,</w:t>
+      </w:r>
+    </w:p>
+    <w:p>
+      <w:pPr>
+        <w:rPr>
+          <w:sz w:val="24"/>
+          <w:szCs w:val="24"/>
+        </w:rPr>
+      </w:pPr>
+      <w:r>
+        <w:rPr>
+          <w:sz w:val="24"/>
+          <w:szCs w:val="24"/>
+        </w:rPr>
+        <w:t xml:space="preserve">    SUM(eve.`</w:t>
+      </w:r>
+      <w:proofErr w:type="spellStart"/>
+      <w:r>
+        <w:rPr>
+          <w:sz w:val="24"/>
+          <w:szCs w:val="24"/>
+        </w:rPr>
+        <w:t>quantity_sold</w:t>
+      </w:r>
+      <w:proofErr w:type="spellEnd"/>
+      <w:r>
+        <w:rPr>
+          <w:sz w:val="24"/>
+          <w:szCs w:val="24"/>
+        </w:rPr>
+        <w:t>(</w:t>
+      </w:r>
+      <w:proofErr w:type="spellStart"/>
+      <w:r>
+        <w:rPr>
+          <w:sz w:val="24"/>
+          <w:szCs w:val="24"/>
+        </w:rPr>
+        <w:t>after_promo</w:t>
+      </w:r>
+      <w:proofErr w:type="spellEnd"/>
+      <w:r>
+        <w:rPr>
+          <w:sz w:val="24"/>
+          <w:szCs w:val="24"/>
+        </w:rPr>
+        <w:t xml:space="preserve">)`) AS </w:t>
+      </w:r>
+      <w:proofErr w:type="spellStart"/>
+      <w:r>
+        <w:rPr>
+          <w:sz w:val="24"/>
+          <w:szCs w:val="24"/>
+        </w:rPr>
+        <w:t>Total_after</w:t>
+      </w:r>
+      <w:proofErr w:type="spellEnd"/>
+      <w:r>
+        <w:rPr>
+          <w:sz w:val="24"/>
+          <w:szCs w:val="24"/>
+        </w:rPr>
+        <w:t>,</w:t>
+      </w:r>
+    </w:p>
+    <w:p>
+      <w:pPr>
+        <w:rPr>
+          <w:sz w:val="24"/>
+          <w:szCs w:val="24"/>
+        </w:rPr>
+      </w:pPr>
+      <w:r>
+        <w:rPr>
+          <w:sz w:val="24"/>
+          <w:szCs w:val="24"/>
+        </w:rPr>
+        <w:t xml:space="preserve">    SUM(eve.`</w:t>
+      </w:r>
+      <w:proofErr w:type="spellStart"/>
+      <w:r>
+        <w:rPr>
+          <w:sz w:val="24"/>
+          <w:szCs w:val="24"/>
+        </w:rPr>
+        <w:t>quantity_sold</w:t>
+      </w:r>
+      <w:proofErr w:type="spellEnd"/>
+      <w:r>
+        <w:rPr>
+          <w:sz w:val="24"/>
+          <w:szCs w:val="24"/>
+        </w:rPr>
+        <w:t>(</w:t>
+      </w:r>
+      <w:proofErr w:type="spellStart"/>
+      <w:r>
+        <w:rPr>
+          <w:sz w:val="24"/>
+          <w:szCs w:val="24"/>
+        </w:rPr>
+        <w:t>after_promo</w:t>
+      </w:r>
+      <w:proofErr w:type="spellEnd"/>
+      <w:r>
+        <w:rPr>
+          <w:sz w:val="24"/>
+          <w:szCs w:val="24"/>
+        </w:rPr>
+        <w:t>)`) - SUM(eve.`</w:t>
+      </w:r>
+      <w:proofErr w:type="spellStart"/>
+      <w:r>
+        <w:rPr>
+          <w:sz w:val="24"/>
+          <w:szCs w:val="24"/>
+        </w:rPr>
+        <w:t>quantity_sold</w:t>
+      </w:r>
+      <w:proofErr w:type="spellEnd"/>
+      <w:r>
+        <w:rPr>
+          <w:sz w:val="24"/>
+          <w:szCs w:val="24"/>
+        </w:rPr>
+        <w:t>(</w:t>
+      </w:r>
+      <w:proofErr w:type="spellStart"/>
+      <w:r>
+        <w:rPr>
+          <w:sz w:val="24"/>
+          <w:szCs w:val="24"/>
+        </w:rPr>
+        <w:t>before_promo</w:t>
+      </w:r>
+      <w:proofErr w:type="spellEnd"/>
+      <w:r>
+        <w:rPr>
+          <w:sz w:val="24"/>
+          <w:szCs w:val="24"/>
+        </w:rPr>
+        <w:t xml:space="preserve">)`) AS </w:t>
+      </w:r>
+      <w:proofErr w:type="spellStart"/>
+      <w:r>
+        <w:rPr>
+          <w:sz w:val="24"/>
+          <w:szCs w:val="24"/>
+        </w:rPr>
+        <w:t>Quantity_change</w:t>
+      </w:r>
+      <w:proofErr w:type="spellEnd"/>
+    </w:p>
+    <w:p>
+      <w:pPr>
+        <w:rPr>
+          <w:sz w:val="24"/>
+          <w:szCs w:val="24"/>
+        </w:rPr>
+      </w:pPr>
+      <w:r>
+        <w:rPr>
+          <w:sz w:val="24"/>
+          <w:szCs w:val="24"/>
+        </w:rPr>
+        <w:t xml:space="preserve">FROM </w:t>
+      </w:r>
+      <w:proofErr w:type="spellStart"/>
+      <w:r>
+        <w:rPr>
+          <w:sz w:val="24"/>
+          <w:szCs w:val="24"/>
+        </w:rPr>
+        <w:t>fact_events</w:t>
+      </w:r>
+      <w:proofErr w:type="spellEnd"/>
+      <w:r>
+        <w:rPr>
+          <w:sz w:val="24"/>
+          <w:szCs w:val="24"/>
+        </w:rPr>
+        <w:t xml:space="preserve"> eve</w:t>
+      </w:r>
+    </w:p>
+    <w:p>
+      <w:pPr>
+        <w:rPr>
+          <w:sz w:val="24"/>
+          <w:szCs w:val="24"/>
+        </w:rPr>
+      </w:pPr>
+      <w:r>
+        <w:rPr>
+          <w:sz w:val="24"/>
+          <w:szCs w:val="24"/>
+        </w:rPr>
+        <w:t xml:space="preserve">INNER JOIN </w:t>
+      </w:r>
+      <w:proofErr w:type="spellStart"/>
+      <w:r>
+        <w:rPr>
+          <w:sz w:val="24"/>
+          <w:szCs w:val="24"/>
+        </w:rPr>
+        <w:t>dim_campaigns</w:t>
+      </w:r>
+      <w:proofErr w:type="spellEnd"/>
+      <w:r>
+        <w:rPr>
+          <w:sz w:val="24"/>
+          <w:szCs w:val="24"/>
+        </w:rPr>
+        <w:t xml:space="preserve"> cam ON </w:t>
+      </w:r>
+      <w:proofErr w:type="spellStart"/>
+      <w:r>
+        <w:rPr>
+          <w:sz w:val="24"/>
+          <w:szCs w:val="24"/>
+        </w:rPr>
+        <w:t>cam.campaign_id</w:t>
+      </w:r>
+      <w:proofErr w:type="spellEnd"/>
+      <w:r>
+        <w:rPr>
+          <w:sz w:val="24"/>
+          <w:szCs w:val="24"/>
+        </w:rPr>
+        <w:t xml:space="preserve"> = </w:t>
+      </w:r>
+      <w:proofErr w:type="spellStart"/>
+      <w:r>
+        <w:rPr>
+          <w:sz w:val="24"/>
+          <w:szCs w:val="24"/>
+        </w:rPr>
+        <w:t>eve.campaign_id</w:t>
+      </w:r>
+      <w:proofErr w:type="spellEnd"/>
+    </w:p>
+    <w:p>
+      <w:pPr>
+        <w:rPr>
+          <w:sz w:val="24"/>
+          <w:szCs w:val="24"/>
+        </w:rPr>
+      </w:pPr>
+      <w:r>
+        <w:rPr>
+          <w:sz w:val="24"/>
+          <w:szCs w:val="24"/>
+        </w:rPr>
+        <w:t xml:space="preserve">GROUP BY </w:t>
+      </w:r>
+      <w:proofErr w:type="spellStart"/>
+      <w:r>
+        <w:rPr>
+          <w:sz w:val="24"/>
+          <w:szCs w:val="24"/>
+        </w:rPr>
+        <w:t>cam.campaign_name</w:t>
+      </w:r>
+      <w:proofErr w:type="spellEnd"/>
+      <w:r>
+        <w:rPr>
+          <w:sz w:val="24"/>
+          <w:szCs w:val="24"/>
+        </w:rPr>
+        <w:t xml:space="preserve">, </w:t>
+      </w:r>
+      <w:proofErr w:type="spellStart"/>
+      <w:r>
+        <w:rPr>
+          <w:sz w:val="24"/>
+          <w:szCs w:val="24"/>
+        </w:rPr>
+        <w:t>eve.promo_type</w:t>
+      </w:r>
+      <w:proofErr w:type="spellEnd"/>
+    </w:p>
+    <w:p>
+      <w:pPr>
+        <w:rPr>
+          <w:sz w:val="24"/>
+          <w:szCs w:val="24"/>
+        </w:rPr>
+      </w:pPr>
+      <w:r>
+        <w:rPr>
+          <w:sz w:val="24"/>
+          <w:szCs w:val="24"/>
+        </w:rPr>
+        <w:t xml:space="preserve">ORDER BY </w:t>
+      </w:r>
+      <w:proofErr w:type="spellStart"/>
+      <w:r>
+        <w:rPr>
+          <w:sz w:val="24"/>
+          <w:szCs w:val="24"/>
+        </w:rPr>
+        <w:t>cam.campaign_name</w:t>
+      </w:r>
+      <w:proofErr w:type="spellEnd"/>
+      <w:r>
+        <w:rPr>
+          <w:sz w:val="24"/>
+          <w:szCs w:val="24"/>
+        </w:rPr>
+        <w:t xml:space="preserve"> ASC, </w:t>
+      </w:r>
+      <w:proofErr w:type="spellStart"/>
+      <w:r>
+        <w:rPr>
+          <w:sz w:val="24"/>
+          <w:szCs w:val="24"/>
+        </w:rPr>
+        <w:t>Quantity_change</w:t>
+      </w:r>
+      <w:proofErr w:type="spellEnd"/>
+      <w:r>
+        <w:rPr>
+          <w:sz w:val="24"/>
+          <w:szCs w:val="24"/>
+        </w:rPr>
+        <w:t xml:space="preserve"> DESC;</w:t>
+      </w:r>
+    </w:p>
+    <w:p>
+      <w:pPr>
+        <w:rPr>
+          <w:sz w:val="24"/>
+          <w:szCs w:val="24"/>
+        </w:rPr>
+      </w:pPr>
+    </w:p>
+    <w:p>
+      <w:pPr>
+        <w:rPr>
+          <w:sz w:val="24"/>
+          <w:szCs w:val="24"/>
+        </w:rPr>
+      </w:pPr>
+      <w:r>
+        <w:rPr>
+          <w:sz w:val="24"/>
+          <w:szCs w:val="24"/>
+        </w:rPr>
+        <w:drawing>
+          <wp:inline distT="0" distB="0" distL="0" distR="0" wp14:anchorId="6CC63987" wp14:editId="7CACE407">
+            <wp:extent cx="5731510" cy="4103370"/>
+            <wp:effectExtent l="0" t="0" r="0" b="0"/>
+            <wp:docPr id="683736554" name="Picture 1"/>
+            <wp:cNvGraphicFramePr>
+              <a:graphicFrameLocks xmlns:a="http://schemas.openxmlformats.org/drawingml/2006/main" noChangeAspect="1"/>
+            </wp:cNvGraphicFramePr>
+            <a:graphic xmlns:a="http://schemas.openxmlformats.org/drawingml/2006/main">
+              <a:graphicData uri="http://schemas.openxmlformats.org/drawingml/2006/picture">
+                <pic:pic xmlns:pic="http://schemas.openxmlformats.org/drawingml/2006/picture">
+                  <pic:nvPicPr>
+                    <pic:cNvPr id="683736554" name=""/>
+                    <pic:cNvPicPr/>
+                  </pic:nvPicPr>
+                  <pic:blipFill>
+                    <a:blip r:embed="rId17"/>
+                    <a:stretch>
+                      <a:fillRect/>
+                    </a:stretch>
+                  </pic:blipFill>
+                  <pic:spPr>
+                    <a:xfrm>
+                      <a:off x="0" y="0"/>
+                      <a:ext cx="5731510" cy="4103370"/>
+                    </a:xfrm>
+                    <a:prstGeom prst="rect">
+                      <a:avLst/>
+                    </a:prstGeom>
+                  </pic:spPr>
+                </pic:pic>
+              </a:graphicData>
+            </a:graphic>
+          </wp:inline>
+        </w:drawing>
+      </w:r>
+    </w:p>
+    <w:p>
+      <w:pPr>
+        <w:rPr>
+          <w:sz w:val="24"/>
+          <w:szCs w:val="24"/>
+        </w:rPr>
+      </w:pPr>
+    </w:p>
+    <w:p>
+      <w:pPr>
+        <w:rPr>
+          <w:b/>
+          <w:bCs/>
+          <w:sz w:val="24"/>
+          <w:szCs w:val="24"/>
+        </w:rPr>
+      </w:pPr>
+      <w:r>
+        <w:rPr>
+          <w:b/>
+          <w:bCs/>
+          <w:sz w:val="24"/>
+          <w:szCs w:val="24"/>
+        </w:rPr>
+        <w:t>Q15. Product Revenue Before and After Promotion</w:t>
+      </w:r>
+    </w:p>
+    <w:p>
+      <w:pPr>
+        <w:rPr>
+          <w:sz w:val="24"/>
+          <w:szCs w:val="24"/>
+        </w:rPr>
+      </w:pPr>
+      <w:r>
+        <w:rPr>
+          <w:sz w:val="24"/>
+          <w:szCs w:val="24"/>
+        </w:rPr>
+        <w:lastRenderedPageBreak/>
+        <w:t>For each product, calculate:</w:t>
+      </w:r>
+    </w:p>
+    <w:p>
+      <w:pPr>
+        <w:rPr>
+          <w:sz w:val="24"/>
+          <w:szCs w:val="24"/>
+        </w:rPr>
+      </w:pPr>
+    </w:p>
+    <w:p>
+      <w:pPr>
+        <w:rPr>
+          <w:sz w:val="24"/>
+          <w:szCs w:val="24"/>
+        </w:rPr>
+      </w:pPr>
+      <w:r>
+        <w:rPr>
+          <w:sz w:val="24"/>
+          <w:szCs w:val="24"/>
+        </w:rPr>
+        <w:t>1. Revenue before promotion =</w:t>
+      </w:r>
+    </w:p>
+    <w:p>
+      <w:pPr>
+        <w:rPr>
+          <w:sz w:val="24"/>
+          <w:szCs w:val="24"/>
+        </w:rPr>
+      </w:pPr>
+      <w:r>
+        <w:rPr>
+          <w:sz w:val="24"/>
+          <w:szCs w:val="24"/>
+        </w:rPr>
+        <w:t xml:space="preserve">   </w:t>
+      </w:r>
+      <w:proofErr w:type="spellStart"/>
+      <w:r>
+        <w:rPr>
+          <w:sz w:val="24"/>
+          <w:szCs w:val="24"/>
+        </w:rPr>
+        <w:t>base_price</w:t>
+      </w:r>
+      <w:proofErr w:type="spellEnd"/>
+      <w:r>
+        <w:rPr>
+          <w:sz w:val="24"/>
+          <w:szCs w:val="24"/>
+        </w:rPr>
+        <w:t xml:space="preserve"> × </w:t>
+      </w:r>
+      <w:proofErr w:type="spellStart"/>
+      <w:r>
+        <w:rPr>
+          <w:sz w:val="24"/>
+          <w:szCs w:val="24"/>
+        </w:rPr>
+        <w:t>quantity_sold</w:t>
+      </w:r>
+      <w:proofErr w:type="spellEnd"/>
+      <w:r>
+        <w:rPr>
+          <w:sz w:val="24"/>
+          <w:szCs w:val="24"/>
+        </w:rPr>
+        <w:t>(</w:t>
+      </w:r>
+      <w:proofErr w:type="spellStart"/>
+      <w:r>
+        <w:rPr>
+          <w:sz w:val="24"/>
+          <w:szCs w:val="24"/>
+        </w:rPr>
+        <w:t>before_promo</w:t>
+      </w:r>
+      <w:proofErr w:type="spellEnd"/>
+      <w:r>
+        <w:rPr>
+          <w:sz w:val="24"/>
+          <w:szCs w:val="24"/>
+        </w:rPr>
+        <w:t>)</w:t>
+      </w:r>
+    </w:p>
+    <w:p>
+      <w:pPr>
+        <w:rPr>
+          <w:sz w:val="24"/>
+          <w:szCs w:val="24"/>
+        </w:rPr>
+      </w:pPr>
+    </w:p>
+    <w:p>
+      <w:pPr>
+        <w:rPr>
+          <w:sz w:val="24"/>
+          <w:szCs w:val="24"/>
+        </w:rPr>
+      </w:pPr>
+      <w:r>
+        <w:rPr>
+          <w:sz w:val="24"/>
+          <w:szCs w:val="24"/>
+        </w:rPr>
+        <w:t>2. Revenue after promotion =</w:t>
+      </w:r>
+    </w:p>
+    <w:p>
+      <w:pPr>
+        <w:rPr>
+          <w:sz w:val="24"/>
+          <w:szCs w:val="24"/>
+        </w:rPr>
+      </w:pPr>
+      <w:r>
+        <w:rPr>
+          <w:sz w:val="24"/>
+          <w:szCs w:val="24"/>
+        </w:rPr>
+        <w:t xml:space="preserve">   </w:t>
+      </w:r>
+      <w:proofErr w:type="spellStart"/>
+      <w:r>
+        <w:rPr>
+          <w:sz w:val="24"/>
+          <w:szCs w:val="24"/>
+        </w:rPr>
+        <w:t>base_price</w:t>
+      </w:r>
+      <w:proofErr w:type="spellEnd"/>
+      <w:r>
+        <w:rPr>
+          <w:sz w:val="24"/>
+          <w:szCs w:val="24"/>
+        </w:rPr>
+        <w:t xml:space="preserve"> × </w:t>
+      </w:r>
+      <w:proofErr w:type="spellStart"/>
+      <w:r>
+        <w:rPr>
+          <w:sz w:val="24"/>
+          <w:szCs w:val="24"/>
+        </w:rPr>
+        <w:t>quantity_sold</w:t>
+      </w:r>
+      <w:proofErr w:type="spellEnd"/>
+      <w:r>
+        <w:rPr>
+          <w:sz w:val="24"/>
+          <w:szCs w:val="24"/>
+        </w:rPr>
+        <w:t>(</w:t>
+      </w:r>
+      <w:proofErr w:type="spellStart"/>
+      <w:r>
+        <w:rPr>
+          <w:sz w:val="24"/>
+          <w:szCs w:val="24"/>
+        </w:rPr>
+        <w:t>after_promo</w:t>
+      </w:r>
+      <w:proofErr w:type="spellEnd"/>
+      <w:r>
+        <w:rPr>
+          <w:sz w:val="24"/>
+          <w:szCs w:val="24"/>
+        </w:rPr>
+        <w:t>)</w:t>
+      </w:r>
+    </w:p>
+    <w:p>
+      <w:pPr>
+        <w:rPr>
+          <w:sz w:val="24"/>
+          <w:szCs w:val="24"/>
+        </w:rPr>
+      </w:pPr>
+    </w:p>
+    <w:p>
+      <w:pPr>
+        <w:rPr>
+          <w:sz w:val="24"/>
+          <w:szCs w:val="24"/>
+        </w:rPr>
+      </w:pPr>
+      <w:r>
+        <w:rPr>
+          <w:sz w:val="24"/>
+          <w:szCs w:val="24"/>
+        </w:rPr>
+        <w:t>3. Revenue difference =</w:t>
+      </w:r>
+    </w:p>
+    <w:p>
+      <w:pPr>
+        <w:rPr>
+          <w:sz w:val="24"/>
+          <w:szCs w:val="24"/>
+        </w:rPr>
+      </w:pPr>
+      <w:r>
+        <w:rPr>
+          <w:sz w:val="24"/>
+          <w:szCs w:val="24"/>
+        </w:rPr>
+        <w:t xml:space="preserve">   Revenue after - Revenue before</w:t>
+      </w:r>
+    </w:p>
+    <w:p>
+      <w:pPr>
+        <w:rPr>
+          <w:sz w:val="24"/>
+          <w:szCs w:val="24"/>
+        </w:rPr>
+      </w:pPr>
+    </w:p>
+    <w:p>
+      <w:pPr>
+        <w:rPr>
+          <w:sz w:val="24"/>
+          <w:szCs w:val="24"/>
+        </w:rPr>
+      </w:pPr>
+      <w:r>
+        <w:rPr>
+          <w:sz w:val="24"/>
+          <w:szCs w:val="24"/>
+        </w:rPr>
+        <w:t>Display:</w:t>
+      </w:r>
+    </w:p>
+    <w:p>
+      <w:pPr>
+        <w:rPr>
+          <w:sz w:val="24"/>
+          <w:szCs w:val="24"/>
+        </w:rPr>
+      </w:pPr>
+      <w:r>
+        <w:rPr>
+          <w:sz w:val="24"/>
+          <w:szCs w:val="24"/>
+        </w:rPr>
+        <w:t xml:space="preserve">- </w:t>
+      </w:r>
+      <w:proofErr w:type="spellStart"/>
+      <w:r>
+        <w:rPr>
+          <w:sz w:val="24"/>
+          <w:szCs w:val="24"/>
+        </w:rPr>
+        <w:t>product_name</w:t>
+      </w:r>
+      <w:proofErr w:type="spellEnd"/>
+    </w:p>
+    <w:p>
+      <w:pPr>
+        <w:rPr>
+          <w:sz w:val="24"/>
+          <w:szCs w:val="24"/>
+        </w:rPr>
+      </w:pPr>
+      <w:r>
+        <w:rPr>
+          <w:sz w:val="24"/>
+          <w:szCs w:val="24"/>
+        </w:rPr>
+        <w:t>- category</w:t>
+      </w:r>
+    </w:p>
+    <w:p>
+      <w:pPr>
+        <w:rPr>
+          <w:sz w:val="24"/>
+          <w:szCs w:val="24"/>
+        </w:rPr>
+      </w:pPr>
+      <w:r>
+        <w:rPr>
+          <w:sz w:val="24"/>
+          <w:szCs w:val="24"/>
+        </w:rPr>
+        <w:t xml:space="preserve">- </w:t>
+      </w:r>
+      <w:proofErr w:type="spellStart"/>
+      <w:r>
+        <w:rPr>
+          <w:sz w:val="24"/>
+          <w:szCs w:val="24"/>
+        </w:rPr>
+        <w:t>revenue_before</w:t>
+      </w:r>
+      <w:proofErr w:type="spellEnd"/>
+    </w:p>
+    <w:p>
+      <w:pPr>
+        <w:rPr>
+          <w:sz w:val="24"/>
+          <w:szCs w:val="24"/>
+        </w:rPr>
+      </w:pPr>
+      <w:r>
+        <w:rPr>
+          <w:sz w:val="24"/>
+          <w:szCs w:val="24"/>
+        </w:rPr>
+        <w:t xml:space="preserve">- </w:t>
+      </w:r>
+      <w:proofErr w:type="spellStart"/>
+      <w:r>
+        <w:rPr>
+          <w:sz w:val="24"/>
+          <w:szCs w:val="24"/>
+        </w:rPr>
+        <w:t>revenue_after</w:t>
+      </w:r>
+      <w:proofErr w:type="spellEnd"/>
+    </w:p>
+    <w:p>
+      <w:pPr>
+        <w:rPr>
+          <w:sz w:val="24"/>
+          <w:szCs w:val="24"/>
+        </w:rPr>
+      </w:pPr>
+      <w:r>
+        <w:rPr>
+          <w:sz w:val="24"/>
+          <w:szCs w:val="24"/>
+        </w:rPr>
+        <w:t xml:space="preserve">- </w:t>
+      </w:r>
+      <w:proofErr w:type="spellStart"/>
+      <w:r>
+        <w:rPr>
+          <w:sz w:val="24"/>
+          <w:szCs w:val="24"/>
+        </w:rPr>
+        <w:t>revenue_difference</w:t>
+      </w:r>
+      <w:proofErr w:type="spellEnd"/>
+    </w:p>
+    <w:p>
+      <w:pPr>
+        <w:rPr>
+          <w:sz w:val="24"/>
+          <w:szCs w:val="24"/>
+        </w:rPr>
+      </w:pPr>
+    </w:p>
+    <w:p>
+      <w:pPr>
+        <w:rPr>
+          <w:sz w:val="24"/>
+          <w:szCs w:val="24"/>
+        </w:rPr>
+      </w:pPr>
+      <w:r>
+        <w:rPr>
+          <w:sz w:val="24"/>
+          <w:szCs w:val="24"/>
+        </w:rPr>
+        <w:t xml:space="preserve">Sort by </w:t>
+      </w:r>
+      <w:proofErr w:type="spellStart"/>
+      <w:r>
+        <w:rPr>
+          <w:sz w:val="24"/>
+          <w:szCs w:val="24"/>
+        </w:rPr>
+        <w:t>revenue_difference</w:t>
+      </w:r>
+      <w:proofErr w:type="spellEnd"/>
+      <w:r>
+        <w:rPr>
+          <w:sz w:val="24"/>
+          <w:szCs w:val="24"/>
+        </w:rPr>
+        <w:t xml:space="preserve"> descending.</w:t>
+      </w:r>
+    </w:p>
+    <w:p>
+      <w:pPr>
+        <w:rPr>
+          <w:sz w:val="24"/>
+          <w:szCs w:val="24"/>
+        </w:rPr>
+      </w:pPr>
+    </w:p>
+    <w:p>
+      <w:pPr>
+        <w:rPr>
+          <w:sz w:val="24"/>
+          <w:szCs w:val="24"/>
+        </w:rPr>
+      </w:pPr>
+      <w:r>
+        <w:rPr>
+          <w:sz w:val="24"/>
+          <w:szCs w:val="24"/>
+        </w:rPr>
+        <w:t>Concepts:</w:t>
+      </w:r>
+    </w:p>
+    <w:p>
+      <w:pPr>
+        <w:rPr>
+          <w:sz w:val="24"/>
+          <w:szCs w:val="24"/>
+        </w:rPr>
+      </w:pPr>
+      <w:r>
+        <w:rPr>
+          <w:sz w:val="24"/>
+          <w:szCs w:val="24"/>
+        </w:rPr>
+        <w:t>JOIN, GROUP BY, SUM, arithmetic calculations, aliases.</w:t>
+      </w:r>
+    </w:p>
+    <w:p>
+      <w:pPr>
+        <w:rPr>
+          <w:sz w:val="24"/>
+          <w:szCs w:val="24"/>
+        </w:rPr>
+      </w:pPr>
+    </w:p>
+    <w:p>
+      <w:pPr>
+        <w:rPr>
+          <w:b/>
+          <w:bCs/>
+          <w:sz w:val="24"/>
+          <w:szCs w:val="24"/>
+        </w:rPr>
+      </w:pPr>
+      <w:r>
+        <w:rPr>
+          <w:b/>
+          <w:bCs/>
+          <w:sz w:val="24"/>
+          <w:szCs w:val="24"/>
+        </w:rPr>
+        <w:t>Sol 15:</w:t>
+      </w:r>
+    </w:p>
+    <w:p>
+      <w:pPr>
+        <w:rPr>
+          <w:sz w:val="24"/>
+          <w:szCs w:val="24"/>
+        </w:rPr>
+      </w:pPr>
+      <w:r>
+        <w:rPr>
+          <w:sz w:val="24"/>
+          <w:szCs w:val="24"/>
+        </w:rPr>
+        <w:t xml:space="preserve">SELECT </w:t>
+      </w:r>
+    </w:p>
+    <w:p>
+      <w:pPr>
+        <w:rPr>
+          <w:sz w:val="24"/>
+          <w:szCs w:val="24"/>
+        </w:rPr>
+      </w:pPr>
+      <w:r>
+        <w:rPr>
+          <w:sz w:val="24"/>
+          <w:szCs w:val="24"/>
+        </w:rPr>
+        <w:t xml:space="preserve">    </w:t>
+      </w:r>
+      <w:proofErr w:type="spellStart"/>
+      <w:r>
+        <w:rPr>
+          <w:sz w:val="24"/>
+          <w:szCs w:val="24"/>
+        </w:rPr>
+        <w:t>pro.product_name</w:t>
+      </w:r>
+      <w:proofErr w:type="spellEnd"/>
+      <w:r>
+        <w:rPr>
+          <w:sz w:val="24"/>
+          <w:szCs w:val="24"/>
+        </w:rPr>
+        <w:t>,</w:t>
+      </w:r>
+    </w:p>
+    <w:p>
+      <w:pPr>
+        <w:rPr>
+          <w:sz w:val="24"/>
+          <w:szCs w:val="24"/>
+        </w:rPr>
+      </w:pPr>
+      <w:r>
+        <w:rPr>
+          <w:sz w:val="24"/>
+          <w:szCs w:val="24"/>
+        </w:rPr>
+        <w:t xml:space="preserve">    </w:t>
+      </w:r>
+      <w:proofErr w:type="spellStart"/>
+      <w:r>
+        <w:rPr>
+          <w:sz w:val="24"/>
+          <w:szCs w:val="24"/>
+        </w:rPr>
+        <w:t>pro.category</w:t>
+      </w:r>
+      <w:proofErr w:type="spellEnd"/>
+      <w:r>
+        <w:rPr>
+          <w:sz w:val="24"/>
+          <w:szCs w:val="24"/>
+        </w:rPr>
+        <w:t>,</w:t>
+      </w:r>
+    </w:p>
+    <w:p>
+      <w:pPr>
+        <w:rPr>
+          <w:sz w:val="24"/>
+          <w:szCs w:val="24"/>
+        </w:rPr>
+      </w:pPr>
+      <w:r>
+        <w:rPr>
+          <w:sz w:val="24"/>
+          <w:szCs w:val="24"/>
+        </w:rPr>
+        <w:t xml:space="preserve">    SUM(</w:t>
+      </w:r>
+      <w:proofErr w:type="spellStart"/>
+      <w:r>
+        <w:rPr>
+          <w:sz w:val="24"/>
+          <w:szCs w:val="24"/>
+        </w:rPr>
+        <w:t>eve.base_price</w:t>
+      </w:r>
+      <w:proofErr w:type="spellEnd"/>
+      <w:r>
+        <w:rPr>
+          <w:sz w:val="24"/>
+          <w:szCs w:val="24"/>
+        </w:rPr>
+        <w:t xml:space="preserve"> * eve.`</w:t>
+      </w:r>
+      <w:proofErr w:type="spellStart"/>
+      <w:r>
+        <w:rPr>
+          <w:sz w:val="24"/>
+          <w:szCs w:val="24"/>
+        </w:rPr>
+        <w:t>quantity_sold</w:t>
+      </w:r>
+      <w:proofErr w:type="spellEnd"/>
+      <w:r>
+        <w:rPr>
+          <w:sz w:val="24"/>
+          <w:szCs w:val="24"/>
+        </w:rPr>
+        <w:t>(</w:t>
+      </w:r>
+      <w:proofErr w:type="spellStart"/>
+      <w:r>
+        <w:rPr>
+          <w:sz w:val="24"/>
+          <w:szCs w:val="24"/>
+        </w:rPr>
+        <w:t>before_promo</w:t>
+      </w:r>
+      <w:proofErr w:type="spellEnd"/>
+      <w:r>
+        <w:rPr>
+          <w:sz w:val="24"/>
+          <w:szCs w:val="24"/>
+        </w:rPr>
+        <w:t xml:space="preserve">)`) AS </w:t>
+      </w:r>
+      <w:proofErr w:type="spellStart"/>
+      <w:r>
+        <w:rPr>
+          <w:sz w:val="24"/>
+          <w:szCs w:val="24"/>
+        </w:rPr>
+        <w:t>Revenue_before</w:t>
+      </w:r>
+      <w:proofErr w:type="spellEnd"/>
+      <w:r>
+        <w:rPr>
+          <w:sz w:val="24"/>
+          <w:szCs w:val="24"/>
+        </w:rPr>
+        <w:t>,</w:t>
+      </w:r>
+    </w:p>
+    <w:p>
+      <w:pPr>
+        <w:rPr>
+          <w:sz w:val="24"/>
+          <w:szCs w:val="24"/>
+        </w:rPr>
+      </w:pPr>
+      <w:r>
+        <w:rPr>
+          <w:sz w:val="24"/>
+          <w:szCs w:val="24"/>
+        </w:rPr>
+        <w:t xml:space="preserve">    SUM(</w:t>
+      </w:r>
+      <w:proofErr w:type="spellStart"/>
+      <w:r>
+        <w:rPr>
+          <w:sz w:val="24"/>
+          <w:szCs w:val="24"/>
+        </w:rPr>
+        <w:t>eve.base_price</w:t>
+      </w:r>
+      <w:proofErr w:type="spellEnd"/>
+      <w:r>
+        <w:rPr>
+          <w:sz w:val="24"/>
+          <w:szCs w:val="24"/>
+        </w:rPr>
+        <w:t xml:space="preserve"> * eve.`</w:t>
+      </w:r>
+      <w:proofErr w:type="spellStart"/>
+      <w:r>
+        <w:rPr>
+          <w:sz w:val="24"/>
+          <w:szCs w:val="24"/>
+        </w:rPr>
+        <w:t>quantity_sold</w:t>
+      </w:r>
+      <w:proofErr w:type="spellEnd"/>
+      <w:r>
+        <w:rPr>
+          <w:sz w:val="24"/>
+          <w:szCs w:val="24"/>
+        </w:rPr>
+        <w:t>(</w:t>
+      </w:r>
+      <w:proofErr w:type="spellStart"/>
+      <w:r>
+        <w:rPr>
+          <w:sz w:val="24"/>
+          <w:szCs w:val="24"/>
+        </w:rPr>
+        <w:t>after_promo</w:t>
+      </w:r>
+      <w:proofErr w:type="spellEnd"/>
+      <w:r>
+        <w:rPr>
+          <w:sz w:val="24"/>
+          <w:szCs w:val="24"/>
+        </w:rPr>
+        <w:t xml:space="preserve">)`) AS </w:t>
+      </w:r>
+      <w:proofErr w:type="spellStart"/>
+      <w:r>
+        <w:rPr>
+          <w:sz w:val="24"/>
+          <w:szCs w:val="24"/>
+        </w:rPr>
+        <w:t>Revenue_after</w:t>
+      </w:r>
+      <w:proofErr w:type="spellEnd"/>
+      <w:r>
+        <w:rPr>
+          <w:sz w:val="24"/>
+          <w:szCs w:val="24"/>
+        </w:rPr>
+        <w:t>,</w:t>
+      </w:r>
+    </w:p>
+    <w:p>
+      <w:pPr>
+        <w:rPr>
+          <w:sz w:val="24"/>
+          <w:szCs w:val="24"/>
+        </w:rPr>
+      </w:pPr>
+      <w:r>
+        <w:rPr>
+          <w:sz w:val="24"/>
+          <w:szCs w:val="24"/>
+        </w:rPr>
+        <w:t xml:space="preserve">    SUM(</w:t>
+      </w:r>
+      <w:proofErr w:type="spellStart"/>
+      <w:r>
+        <w:rPr>
+          <w:sz w:val="24"/>
+          <w:szCs w:val="24"/>
+        </w:rPr>
+        <w:t>eve.base_price</w:t>
+      </w:r>
+      <w:proofErr w:type="spellEnd"/>
+      <w:r>
+        <w:rPr>
+          <w:sz w:val="24"/>
+          <w:szCs w:val="24"/>
+        </w:rPr>
+        <w:t xml:space="preserve"> * eve.`</w:t>
+      </w:r>
+      <w:proofErr w:type="spellStart"/>
+      <w:r>
+        <w:rPr>
+          <w:sz w:val="24"/>
+          <w:szCs w:val="24"/>
+        </w:rPr>
+        <w:t>quantity_sold</w:t>
+      </w:r>
+      <w:proofErr w:type="spellEnd"/>
+      <w:r>
+        <w:rPr>
+          <w:sz w:val="24"/>
+          <w:szCs w:val="24"/>
+        </w:rPr>
+        <w:t>(</w:t>
+      </w:r>
+      <w:proofErr w:type="spellStart"/>
+      <w:r>
+        <w:rPr>
+          <w:sz w:val="24"/>
+          <w:szCs w:val="24"/>
+        </w:rPr>
+        <w:t>after_promo</w:t>
+      </w:r>
+      <w:proofErr w:type="spellEnd"/>
+      <w:r>
+        <w:rPr>
+          <w:sz w:val="24"/>
+          <w:szCs w:val="24"/>
+        </w:rPr>
+        <w:t>)`) - SUM(</w:t>
+      </w:r>
+      <w:proofErr w:type="spellStart"/>
+      <w:r>
+        <w:rPr>
+          <w:sz w:val="24"/>
+          <w:szCs w:val="24"/>
+        </w:rPr>
+        <w:t>eve.base_price</w:t>
+      </w:r>
+      <w:proofErr w:type="spellEnd"/>
+      <w:r>
+        <w:rPr>
+          <w:sz w:val="24"/>
+          <w:szCs w:val="24"/>
+        </w:rPr>
+        <w:t xml:space="preserve"> * eve.`</w:t>
+      </w:r>
+      <w:proofErr w:type="spellStart"/>
+      <w:r>
+        <w:rPr>
+          <w:sz w:val="24"/>
+          <w:szCs w:val="24"/>
+        </w:rPr>
+        <w:t>quantity_sold</w:t>
+      </w:r>
+      <w:proofErr w:type="spellEnd"/>
+      <w:r>
+        <w:rPr>
+          <w:sz w:val="24"/>
+          <w:szCs w:val="24"/>
+        </w:rPr>
+        <w:t>(</w:t>
+      </w:r>
+      <w:proofErr w:type="spellStart"/>
+      <w:r>
+        <w:rPr>
+          <w:sz w:val="24"/>
+          <w:szCs w:val="24"/>
+        </w:rPr>
+        <w:t>before_promo</w:t>
+      </w:r>
+      <w:proofErr w:type="spellEnd"/>
+      <w:r>
+        <w:rPr>
+          <w:sz w:val="24"/>
+          <w:szCs w:val="24"/>
+        </w:rPr>
+        <w:t xml:space="preserve">)`) AS </w:t>
+      </w:r>
+      <w:proofErr w:type="spellStart"/>
+      <w:r>
+        <w:rPr>
+          <w:sz w:val="24"/>
+          <w:szCs w:val="24"/>
+        </w:rPr>
+        <w:t>Revenue_difference</w:t>
+      </w:r>
+      <w:proofErr w:type="spellEnd"/>
+    </w:p>
+    <w:p>
+      <w:pPr>
+        <w:rPr>
+          <w:sz w:val="24"/>
+          <w:szCs w:val="24"/>
+        </w:rPr>
+      </w:pPr>
+      <w:r>
+        <w:rPr>
+          <w:sz w:val="24"/>
+          <w:szCs w:val="24"/>
+        </w:rPr>
+        <w:t xml:space="preserve">FROM </w:t>
+      </w:r>
+      <w:proofErr w:type="spellStart"/>
+      <w:r>
+        <w:rPr>
+          <w:sz w:val="24"/>
+          <w:szCs w:val="24"/>
+        </w:rPr>
+        <w:t>fact_events</w:t>
+      </w:r>
+      <w:proofErr w:type="spellEnd"/>
+      <w:r>
+        <w:rPr>
+          <w:sz w:val="24"/>
+          <w:szCs w:val="24"/>
+        </w:rPr>
+        <w:t xml:space="preserve"> eve</w:t>
+      </w:r>
+    </w:p>
+    <w:p>
+      <w:pPr>
+        <w:rPr>
+          <w:sz w:val="24"/>
+          <w:szCs w:val="24"/>
+        </w:rPr>
+      </w:pPr>
+      <w:r>
+        <w:rPr>
+          <w:sz w:val="24"/>
+          <w:szCs w:val="24"/>
+        </w:rPr>
+        <w:t xml:space="preserve">INNER JOIN </w:t>
+      </w:r>
+      <w:proofErr w:type="spellStart"/>
+      <w:r>
+        <w:rPr>
+          <w:sz w:val="24"/>
+          <w:szCs w:val="24"/>
+        </w:rPr>
+        <w:t>dim_products</w:t>
+      </w:r>
+      <w:proofErr w:type="spellEnd"/>
+      <w:r>
+        <w:rPr>
+          <w:sz w:val="24"/>
+          <w:szCs w:val="24"/>
+        </w:rPr>
+        <w:t xml:space="preserve"> pro ON </w:t>
+      </w:r>
+      <w:proofErr w:type="spellStart"/>
+      <w:r>
+        <w:rPr>
+          <w:sz w:val="24"/>
+          <w:szCs w:val="24"/>
+        </w:rPr>
+        <w:t>pro.product_code</w:t>
+      </w:r>
+      <w:proofErr w:type="spellEnd"/>
+      <w:r>
+        <w:rPr>
+          <w:sz w:val="24"/>
+          <w:szCs w:val="24"/>
+        </w:rPr>
+        <w:t xml:space="preserve"> = </w:t>
+      </w:r>
+      <w:proofErr w:type="spellStart"/>
+      <w:r>
+        <w:rPr>
+          <w:sz w:val="24"/>
+          <w:szCs w:val="24"/>
+        </w:rPr>
+        <w:t>eve.product_code</w:t>
+      </w:r>
+      <w:proofErr w:type="spellEnd"/>
+    </w:p>
+    <w:p>
+      <w:pPr>
+        <w:rPr>
+          <w:sz w:val="24"/>
+          <w:szCs w:val="24"/>
+        </w:rPr>
+      </w:pPr>
+      <w:r>
+        <w:rPr>
+          <w:sz w:val="24"/>
+          <w:szCs w:val="24"/>
+        </w:rPr>
+        <w:lastRenderedPageBreak/>
+        <w:t xml:space="preserve">GROUP BY </w:t>
+      </w:r>
+      <w:proofErr w:type="spellStart"/>
+      <w:r>
+        <w:rPr>
+          <w:sz w:val="24"/>
+          <w:szCs w:val="24"/>
+        </w:rPr>
+        <w:t>pro.product_code</w:t>
+      </w:r>
+      <w:proofErr w:type="spellEnd"/>
+      <w:r>
+        <w:rPr>
+          <w:sz w:val="24"/>
+          <w:szCs w:val="24"/>
+        </w:rPr>
+        <w:t xml:space="preserve">, </w:t>
+      </w:r>
+      <w:proofErr w:type="spellStart"/>
+      <w:r>
+        <w:rPr>
+          <w:sz w:val="24"/>
+          <w:szCs w:val="24"/>
+        </w:rPr>
+        <w:t>pro.product_name</w:t>
+      </w:r>
+      <w:proofErr w:type="spellEnd"/>
+      <w:r>
+        <w:rPr>
+          <w:sz w:val="24"/>
+          <w:szCs w:val="24"/>
+        </w:rPr>
+        <w:t xml:space="preserve">, </w:t>
+      </w:r>
+      <w:proofErr w:type="spellStart"/>
+      <w:r>
+        <w:rPr>
+          <w:sz w:val="24"/>
+          <w:szCs w:val="24"/>
+        </w:rPr>
+        <w:t>pro.category</w:t>
+      </w:r>
+      <w:proofErr w:type="spellEnd"/>
+    </w:p>
+    <w:p>
+      <w:pPr>
+        <w:rPr>
+          <w:sz w:val="24"/>
+          <w:szCs w:val="24"/>
+        </w:rPr>
+      </w:pPr>
+      <w:r>
+        <w:rPr>
+          <w:sz w:val="24"/>
+          <w:szCs w:val="24"/>
+        </w:rPr>
+        <w:t xml:space="preserve">ORDER BY </w:t>
+      </w:r>
+      <w:proofErr w:type="spellStart"/>
+      <w:r>
+        <w:rPr>
+          <w:sz w:val="24"/>
+          <w:szCs w:val="24"/>
+        </w:rPr>
+        <w:t>Revenue_difference</w:t>
+      </w:r>
+      <w:proofErr w:type="spellEnd"/>
+      <w:r>
+        <w:rPr>
+          <w:sz w:val="24"/>
+          <w:szCs w:val="24"/>
+        </w:rPr>
+        <w:t xml:space="preserve"> DESC;</w:t>
+      </w:r>
+    </w:p>
+    <w:p>
+      <w:pPr>
+        <w:rPr>
+          <w:sz w:val="24"/>
+          <w:szCs w:val="24"/>
+        </w:rPr>
+      </w:pPr>
+    </w:p>
+    <w:p>
+      <w:pPr>
+        <w:rPr>
+          <w:sz w:val="24"/>
+          <w:szCs w:val="24"/>
+        </w:rPr>
+      </w:pPr>
+      <w:r>
+        <w:rPr>
+          <w:sz w:val="24"/>
+          <w:szCs w:val="24"/>
+        </w:rPr>
+        <w:drawing>
+          <wp:inline distT="0" distB="0" distL="0" distR="0" wp14:anchorId="2F8E6D07" wp14:editId="64BD6C67">
+            <wp:extent cx="5731510" cy="3869690"/>
+            <wp:effectExtent l="0" t="0" r="0" b="0"/>
+            <wp:docPr id="2042925572" name="Picture 1"/>
+            <wp:cNvGraphicFramePr>
+              <a:graphicFrameLocks xmlns:a="http://schemas.openxmlformats.org/drawingml/2006/main" noChangeAspect="1"/>
+            </wp:cNvGraphicFramePr>
+            <a:graphic xmlns:a="http://schemas.openxmlformats.org/drawingml/2006/main">
+              <a:graphicData uri="http://schemas.openxmlformats.org/drawingml/2006/picture">
+                <pic:pic xmlns:pic="http://schemas.openxmlformats.org/drawingml/2006/picture">
+                  <pic:nvPicPr>
+                    <pic:cNvPr id="2042925572" name=""/>
+                    <pic:cNvPicPr/>
+                  </pic:nvPicPr>
+                  <pic:blipFill>
+                    <a:blip r:embed="rId18"/>
+                    <a:stretch>
+                      <a:fillRect/>
+                    </a:stretch>
+                  </pic:blipFill>
+                  <pic:spPr>
+                    <a:xfrm>
+                      <a:off x="0" y="0"/>
+                      <a:ext cx="5731510" cy="3869690"/>
+                    </a:xfrm>
+                    <a:prstGeom prst="rect">
+                      <a:avLst/>
+                    </a:prstGeom>
+                  </pic:spPr>
+                </pic:pic>
+              </a:graphicData>
+            </a:graphic>
+          </wp:inline>
+        </w:drawing>
+      </w:r>
+    </w:p>
+    <w:p>
+      <w:pPr>
+        <w:rPr>
+          <w:sz w:val="24"/>
+          <w:szCs w:val="24"/>
+        </w:rPr>
+      </w:pPr>
+    </w:p>
+    <w:p>
+      <w:pPr>
+        <w:rPr>
+          <w:b/>
+          <w:bCs/>
+          <w:sz w:val="24"/>
+          <w:szCs w:val="24"/>
+        </w:rPr>
+      </w:pPr>
+    </w:p>
+    <w:p>
+      <w:pPr>
+        <w:rPr>
+          <w:b/>
+          <w:bCs/>
+          <w:sz w:val="24"/>
+          <w:szCs w:val="24"/>
+        </w:rPr>
+      </w:pPr>
+      <w:r>
+        <w:rPr>
+          <w:b/>
+          <w:bCs/>
+          <w:sz w:val="24"/>
+          <w:szCs w:val="24"/>
+        </w:rPr>
+        <w:t>Q16. Classify Promotion Performance</w:t>
+      </w:r>
+    </w:p>
+    <w:p>
+      <w:pPr>
+        <w:rPr>
+          <w:sz w:val="24"/>
+          <w:szCs w:val="24"/>
+        </w:rPr>
+      </w:pPr>
+      <w:r>
+        <w:rPr>
+          <w:sz w:val="24"/>
+          <w:szCs w:val="24"/>
+        </w:rPr>
+        <w:t>For every promotion type, calculate total quantity before and after promotion.</w:t>
+      </w:r>
+    </w:p>
+    <w:p>
+      <w:pPr>
+        <w:rPr>
+          <w:sz w:val="24"/>
+          <w:szCs w:val="24"/>
+        </w:rPr>
+      </w:pPr>
+    </w:p>
+    <w:p>
+      <w:pPr>
+        <w:rPr>
+          <w:sz w:val="24"/>
+          <w:szCs w:val="24"/>
+        </w:rPr>
+      </w:pPr>
+      <w:r>
+        <w:rPr>
+          <w:sz w:val="24"/>
+          <w:szCs w:val="24"/>
+        </w:rPr>
+        <w:t>Then classify the promotion using CASE:</w:t>
+      </w:r>
+    </w:p>
+    <w:p>
+      <w:pPr>
+        <w:rPr>
+          <w:sz w:val="24"/>
+          <w:szCs w:val="24"/>
+        </w:rPr>
+      </w:pPr>
+    </w:p>
+    <w:p>
+      <w:pPr>
+        <w:rPr>
+          <w:sz w:val="24"/>
+          <w:szCs w:val="24"/>
+        </w:rPr>
+      </w:pPr>
+      <w:r>
+        <w:rPr>
+          <w:sz w:val="24"/>
+          <w:szCs w:val="24"/>
+        </w:rPr>
+        <w:t>- Percentage change &gt;= 50% → "High Impact"</w:t>
+      </w:r>
+    </w:p>
+    <w:p>
+      <w:pPr>
+        <w:rPr>
+          <w:sz w:val="24"/>
+          <w:szCs w:val="24"/>
+        </w:rPr>
+      </w:pPr>
+      <w:r>
+        <w:rPr>
+          <w:sz w:val="24"/>
+          <w:szCs w:val="24"/>
+        </w:rPr>
+        <w:t>- Percentage change &gt;= 20% → "Medium Impact"</w:t>
+      </w:r>
+    </w:p>
+    <w:p>
+      <w:pPr>
+        <w:rPr>
+          <w:sz w:val="24"/>
+          <w:szCs w:val="24"/>
+        </w:rPr>
+      </w:pPr>
+      <w:r>
+        <w:rPr>
+          <w:sz w:val="24"/>
+          <w:szCs w:val="24"/>
+        </w:rPr>
+        <w:t>- Percentage change &lt; 20% → "Low Impact"</w:t>
+      </w:r>
+    </w:p>
+    <w:p>
+      <w:pPr>
+        <w:rPr>
+          <w:sz w:val="24"/>
+          <w:szCs w:val="24"/>
+        </w:rPr>
+      </w:pPr>
+    </w:p>
+    <w:p>
+      <w:pPr>
+        <w:rPr>
+          <w:sz w:val="24"/>
+          <w:szCs w:val="24"/>
+        </w:rPr>
+      </w:pPr>
+      <w:r>
+        <w:rPr>
+          <w:sz w:val="24"/>
+          <w:szCs w:val="24"/>
+        </w:rPr>
+        <w:t>Display:</w:t>
+      </w:r>
+    </w:p>
+    <w:p>
+      <w:pPr>
+        <w:rPr>
+          <w:sz w:val="24"/>
+          <w:szCs w:val="24"/>
+        </w:rPr>
+      </w:pPr>
+      <w:r>
+        <w:rPr>
+          <w:sz w:val="24"/>
+          <w:szCs w:val="24"/>
+        </w:rPr>
+        <w:t xml:space="preserve">- </w:t>
+      </w:r>
+      <w:proofErr w:type="spellStart"/>
+      <w:r>
+        <w:rPr>
+          <w:sz w:val="24"/>
+          <w:szCs w:val="24"/>
+        </w:rPr>
+        <w:t>promo_type</w:t>
+      </w:r>
+      <w:proofErr w:type="spellEnd"/>
+    </w:p>
+    <w:p>
+      <w:pPr>
+        <w:rPr>
+          <w:sz w:val="24"/>
+          <w:szCs w:val="24"/>
+        </w:rPr>
+      </w:pPr>
+      <w:r>
+        <w:rPr>
+          <w:sz w:val="24"/>
+          <w:szCs w:val="24"/>
+        </w:rPr>
+        <w:t xml:space="preserve">- </w:t>
+      </w:r>
+      <w:proofErr w:type="spellStart"/>
+      <w:r>
+        <w:rPr>
+          <w:sz w:val="24"/>
+          <w:szCs w:val="24"/>
+        </w:rPr>
+        <w:t>total_before</w:t>
+      </w:r>
+      <w:proofErr w:type="spellEnd"/>
+    </w:p>
+    <w:p>
+      <w:pPr>
+        <w:rPr>
+          <w:sz w:val="24"/>
+          <w:szCs w:val="24"/>
+        </w:rPr>
+      </w:pPr>
+      <w:r>
+        <w:rPr>
+          <w:sz w:val="24"/>
+          <w:szCs w:val="24"/>
+        </w:rPr>
+        <w:t xml:space="preserve">- </w:t>
+      </w:r>
+      <w:proofErr w:type="spellStart"/>
+      <w:r>
+        <w:rPr>
+          <w:sz w:val="24"/>
+          <w:szCs w:val="24"/>
+        </w:rPr>
+        <w:t>total_after</w:t>
+      </w:r>
+      <w:proofErr w:type="spellEnd"/>
+    </w:p>
+    <w:p>
+      <w:pPr>
+        <w:rPr>
+          <w:sz w:val="24"/>
+          <w:szCs w:val="24"/>
+        </w:rPr>
+      </w:pPr>
+      <w:r>
+        <w:rPr>
+          <w:sz w:val="24"/>
+          <w:szCs w:val="24"/>
+        </w:rPr>
+        <w:t xml:space="preserve">- </w:t>
+      </w:r>
+      <w:proofErr w:type="spellStart"/>
+      <w:r>
+        <w:rPr>
+          <w:sz w:val="24"/>
+          <w:szCs w:val="24"/>
+        </w:rPr>
+        <w:t>percentage_change</w:t>
+      </w:r>
+      <w:proofErr w:type="spellEnd"/>
+    </w:p>
+    <w:p>
+      <w:pPr>
+        <w:rPr>
+          <w:sz w:val="24"/>
+          <w:szCs w:val="24"/>
+        </w:rPr>
+      </w:pPr>
+      <w:r>
+        <w:rPr>
+          <w:sz w:val="24"/>
+          <w:szCs w:val="24"/>
+        </w:rPr>
+        <w:lastRenderedPageBreak/>
+        <w:t xml:space="preserve">- </w:t>
+      </w:r>
+      <w:proofErr w:type="spellStart"/>
+      <w:r>
+        <w:rPr>
+          <w:sz w:val="24"/>
+          <w:szCs w:val="24"/>
+        </w:rPr>
+        <w:t>performance_category</w:t>
+      </w:r>
+      <w:proofErr w:type="spellEnd"/>
+    </w:p>
+    <w:p>
+      <w:pPr>
+        <w:rPr>
+          <w:sz w:val="24"/>
+          <w:szCs w:val="24"/>
+        </w:rPr>
+      </w:pPr>
+    </w:p>
+    <w:p>
+      <w:pPr>
+        <w:rPr>
+          <w:sz w:val="24"/>
+          <w:szCs w:val="24"/>
+        </w:rPr>
+      </w:pPr>
+      <w:r>
+        <w:rPr>
+          <w:sz w:val="24"/>
+          <w:szCs w:val="24"/>
+        </w:rPr>
+        <w:t xml:space="preserve">Sort by </w:t>
+      </w:r>
+      <w:proofErr w:type="spellStart"/>
+      <w:r>
+        <w:rPr>
+          <w:sz w:val="24"/>
+          <w:szCs w:val="24"/>
+        </w:rPr>
+        <w:t>percentage_change</w:t>
+      </w:r>
+      <w:proofErr w:type="spellEnd"/>
+      <w:r>
+        <w:rPr>
+          <w:sz w:val="24"/>
+          <w:szCs w:val="24"/>
+        </w:rPr>
+        <w:t xml:space="preserve"> descending.</w:t>
+      </w:r>
+    </w:p>
+    <w:p>
+      <w:pPr>
+        <w:rPr>
+          <w:sz w:val="24"/>
+          <w:szCs w:val="24"/>
+        </w:rPr>
+      </w:pPr>
+    </w:p>
+    <w:p>
+      <w:pPr>
+        <w:rPr>
+          <w:sz w:val="24"/>
+          <w:szCs w:val="24"/>
+        </w:rPr>
+      </w:pPr>
+      <w:r>
+        <w:rPr>
+          <w:sz w:val="24"/>
+          <w:szCs w:val="24"/>
+        </w:rPr>
+        <w:t>Concepts:</w:t>
+      </w:r>
+    </w:p>
+    <w:p>
+      <w:pPr>
+        <w:rPr>
+          <w:sz w:val="24"/>
+          <w:szCs w:val="24"/>
+        </w:rPr>
+      </w:pPr>
+      <w:r>
+        <w:rPr>
+          <w:sz w:val="24"/>
+          <w:szCs w:val="24"/>
+        </w:rPr>
+        <w:t>GROUP BY, CASE, arithmetic calculations, NULLIF, aliases.</w:t>
+      </w:r>
+    </w:p>
+    <w:p>
+      <w:pPr>
+        <w:rPr>
+          <w:b/>
+          <w:bCs/>
+          <w:sz w:val="24"/>
+          <w:szCs w:val="24"/>
+        </w:rPr>
+      </w:pPr>
+      <w:r>
+        <w:rPr>
+          <w:b/>
+          <w:bCs/>
+          <w:sz w:val="24"/>
+          <w:szCs w:val="24"/>
+        </w:rPr>
+        <w:t>Sol 16:-</w:t>
+      </w:r>
+    </w:p>
+    <w:p>
+      <w:pPr>
+        <w:rPr>
+          <w:sz w:val="24"/>
+          <w:szCs w:val="24"/>
+        </w:rPr>
+      </w:pPr>
+      <w:r>
+        <w:rPr>
+          <w:sz w:val="24"/>
+          <w:szCs w:val="24"/>
+        </w:rPr>
+        <w:t xml:space="preserve">WITH </w:t>
+      </w:r>
+      <w:proofErr w:type="spellStart"/>
+      <w:r>
+        <w:rPr>
+          <w:sz w:val="24"/>
+          <w:szCs w:val="24"/>
+        </w:rPr>
+        <w:t>PromoMetrics</w:t>
+      </w:r>
+      <w:proofErr w:type="spellEnd"/>
+      <w:r>
+        <w:rPr>
+          <w:sz w:val="24"/>
+          <w:szCs w:val="24"/>
+        </w:rPr>
+        <w:t xml:space="preserve"> AS (</w:t>
+      </w:r>
+    </w:p>
+    <w:p>
+      <w:pPr>
+        <w:rPr>
+          <w:sz w:val="24"/>
+          <w:szCs w:val="24"/>
+        </w:rPr>
+      </w:pPr>
+      <w:r>
+        <w:rPr>
+          <w:sz w:val="24"/>
+          <w:szCs w:val="24"/>
+        </w:rPr>
+        <w:t xml:space="preserve">    SELECT </w:t>
+      </w:r>
+    </w:p>
+    <w:p>
+      <w:pPr>
+        <w:rPr>
+          <w:sz w:val="24"/>
+          <w:szCs w:val="24"/>
+        </w:rPr>
+      </w:pPr>
+      <w:r>
+        <w:rPr>
+          <w:sz w:val="24"/>
+          <w:szCs w:val="24"/>
+        </w:rPr>
+        <w:t xml:space="preserve">        </w:t>
+      </w:r>
+      <w:proofErr w:type="spellStart"/>
+      <w:r>
+        <w:rPr>
+          <w:sz w:val="24"/>
+          <w:szCs w:val="24"/>
+        </w:rPr>
+        <w:t>promo_type</w:t>
+      </w:r>
+      <w:proofErr w:type="spellEnd"/>
+      <w:r>
+        <w:rPr>
+          <w:sz w:val="24"/>
+          <w:szCs w:val="24"/>
+        </w:rPr>
+        <w:t>,</w:t>
+      </w:r>
+    </w:p>
+    <w:p>
+      <w:pPr>
+        <w:rPr>
+          <w:sz w:val="24"/>
+          <w:szCs w:val="24"/>
+        </w:rPr>
+      </w:pPr>
+      <w:r>
+        <w:rPr>
+          <w:sz w:val="24"/>
+          <w:szCs w:val="24"/>
+        </w:rPr>
+        <w:t xml:space="preserve">        SUM(`</w:t>
+      </w:r>
+      <w:proofErr w:type="spellStart"/>
+      <w:r>
+        <w:rPr>
+          <w:sz w:val="24"/>
+          <w:szCs w:val="24"/>
+        </w:rPr>
+        <w:t>quantity_sold</w:t>
+      </w:r>
+      <w:proofErr w:type="spellEnd"/>
+      <w:r>
+        <w:rPr>
+          <w:sz w:val="24"/>
+          <w:szCs w:val="24"/>
+        </w:rPr>
+        <w:t>(</w:t>
+      </w:r>
+      <w:proofErr w:type="spellStart"/>
+      <w:r>
+        <w:rPr>
+          <w:sz w:val="24"/>
+          <w:szCs w:val="24"/>
+        </w:rPr>
+        <w:t>before_promo</w:t>
+      </w:r>
+      <w:proofErr w:type="spellEnd"/>
+      <w:r>
+        <w:rPr>
+          <w:sz w:val="24"/>
+          <w:szCs w:val="24"/>
+        </w:rPr>
+        <w:t xml:space="preserve">)`) AS </w:t>
+      </w:r>
+      <w:proofErr w:type="spellStart"/>
+      <w:r>
+        <w:rPr>
+          <w:sz w:val="24"/>
+          <w:szCs w:val="24"/>
+        </w:rPr>
+        <w:t>Total_before</w:t>
+      </w:r>
+      <w:proofErr w:type="spellEnd"/>
+      <w:r>
+        <w:rPr>
+          <w:sz w:val="24"/>
+          <w:szCs w:val="24"/>
+        </w:rPr>
+        <w:t>,</w:t>
+      </w:r>
+    </w:p>
+    <w:p>
+      <w:pPr>
+        <w:rPr>
+          <w:sz w:val="24"/>
+          <w:szCs w:val="24"/>
+        </w:rPr>
+      </w:pPr>
+      <w:r>
+        <w:rPr>
+          <w:sz w:val="24"/>
+          <w:szCs w:val="24"/>
+        </w:rPr>
+        <w:t xml:space="preserve">        SUM(`</w:t>
+      </w:r>
+      <w:proofErr w:type="spellStart"/>
+      <w:r>
+        <w:rPr>
+          <w:sz w:val="24"/>
+          <w:szCs w:val="24"/>
+        </w:rPr>
+        <w:t>quantity_sold</w:t>
+      </w:r>
+      <w:proofErr w:type="spellEnd"/>
+      <w:r>
+        <w:rPr>
+          <w:sz w:val="24"/>
+          <w:szCs w:val="24"/>
+        </w:rPr>
+        <w:t>(</w:t>
+      </w:r>
+      <w:proofErr w:type="spellStart"/>
+      <w:r>
+        <w:rPr>
+          <w:sz w:val="24"/>
+          <w:szCs w:val="24"/>
+        </w:rPr>
+        <w:t>after_promo</w:t>
+      </w:r>
+      <w:proofErr w:type="spellEnd"/>
+      <w:r>
+        <w:rPr>
+          <w:sz w:val="24"/>
+          <w:szCs w:val="24"/>
+        </w:rPr>
+        <w:t xml:space="preserve">)`) AS </w:t>
+      </w:r>
+      <w:proofErr w:type="spellStart"/>
+      <w:r>
+        <w:rPr>
+          <w:sz w:val="24"/>
+          <w:szCs w:val="24"/>
+        </w:rPr>
+        <w:t>Total_after</w:t>
+      </w:r>
+      <w:proofErr w:type="spellEnd"/>
+      <w:r>
+        <w:rPr>
+          <w:sz w:val="24"/>
+          <w:szCs w:val="24"/>
+        </w:rPr>
+        <w:t>,</w:t>
+      </w:r>
+    </w:p>
+    <w:p>
+      <w:pPr>
+        <w:rPr>
+          <w:sz w:val="24"/>
+          <w:szCs w:val="24"/>
+        </w:rPr>
+      </w:pPr>
+      <w:r>
+        <w:rPr>
+          <w:sz w:val="24"/>
+          <w:szCs w:val="24"/>
+        </w:rPr>
+        <w:t xml:space="preserve">        ((SUM(`</w:t>
+      </w:r>
+      <w:proofErr w:type="spellStart"/>
+      <w:r>
+        <w:rPr>
+          <w:sz w:val="24"/>
+          <w:szCs w:val="24"/>
+        </w:rPr>
+        <w:t>quantity_sold</w:t>
+      </w:r>
+      <w:proofErr w:type="spellEnd"/>
+      <w:r>
+        <w:rPr>
+          <w:sz w:val="24"/>
+          <w:szCs w:val="24"/>
+        </w:rPr>
+        <w:t>(</w:t>
+      </w:r>
+      <w:proofErr w:type="spellStart"/>
+      <w:r>
+        <w:rPr>
+          <w:sz w:val="24"/>
+          <w:szCs w:val="24"/>
+        </w:rPr>
+        <w:t>after_promo</w:t>
+      </w:r>
+      <w:proofErr w:type="spellEnd"/>
+      <w:r>
+        <w:rPr>
+          <w:sz w:val="24"/>
+          <w:szCs w:val="24"/>
+        </w:rPr>
+        <w:t>)`) - SUM(`</w:t>
+      </w:r>
+      <w:proofErr w:type="spellStart"/>
+      <w:r>
+        <w:rPr>
+          <w:sz w:val="24"/>
+          <w:szCs w:val="24"/>
+        </w:rPr>
+        <w:t>quantity_sold</w:t>
+      </w:r>
+      <w:proofErr w:type="spellEnd"/>
+      <w:r>
+        <w:rPr>
+          <w:sz w:val="24"/>
+          <w:szCs w:val="24"/>
+        </w:rPr>
+        <w:t>(</w:t>
+      </w:r>
+      <w:proofErr w:type="spellStart"/>
+      <w:r>
+        <w:rPr>
+          <w:sz w:val="24"/>
+          <w:szCs w:val="24"/>
+        </w:rPr>
+        <w:t>before_promo</w:t>
+      </w:r>
+      <w:proofErr w:type="spellEnd"/>
+      <w:r>
+        <w:rPr>
+          <w:sz w:val="24"/>
+          <w:szCs w:val="24"/>
+        </w:rPr>
+        <w:t xml:space="preserve">)`)) / </w:t>
+      </w:r>
+    </w:p>
+    <w:p>
+      <w:pPr>
+        <w:rPr>
+          <w:sz w:val="24"/>
+          <w:szCs w:val="24"/>
+        </w:rPr>
+      </w:pPr>
+      <w:r>
+        <w:rPr>
+          <w:sz w:val="24"/>
+          <w:szCs w:val="24"/>
+        </w:rPr>
+        <w:t xml:space="preserve">          NULLIF(SUM(`</w:t>
+      </w:r>
+      <w:proofErr w:type="spellStart"/>
+      <w:r>
+        <w:rPr>
+          <w:sz w:val="24"/>
+          <w:szCs w:val="24"/>
+        </w:rPr>
+        <w:t>quantity_sold</w:t>
+      </w:r>
+      <w:proofErr w:type="spellEnd"/>
+      <w:r>
+        <w:rPr>
+          <w:sz w:val="24"/>
+          <w:szCs w:val="24"/>
+        </w:rPr>
+        <w:t>(</w:t>
+      </w:r>
+      <w:proofErr w:type="spellStart"/>
+      <w:r>
+        <w:rPr>
+          <w:sz w:val="24"/>
+          <w:szCs w:val="24"/>
+        </w:rPr>
+        <w:t>before_promo</w:t>
+      </w:r>
+      <w:proofErr w:type="spellEnd"/>
+      <w:r>
+        <w:rPr>
+          <w:sz w:val="24"/>
+          <w:szCs w:val="24"/>
+        </w:rPr>
+        <w:t xml:space="preserve">)`), 0)) * 100 AS </w:t>
+      </w:r>
+      <w:proofErr w:type="spellStart"/>
+      <w:r>
+        <w:rPr>
+          <w:sz w:val="24"/>
+          <w:szCs w:val="24"/>
+        </w:rPr>
+        <w:t>Percentage_change</w:t>
+      </w:r>
+      <w:proofErr w:type="spellEnd"/>
+    </w:p>
+    <w:p>
+      <w:pPr>
+        <w:rPr>
+          <w:sz w:val="24"/>
+          <w:szCs w:val="24"/>
+        </w:rPr>
+      </w:pPr>
+      <w:r>
+        <w:rPr>
+          <w:sz w:val="24"/>
+          <w:szCs w:val="24"/>
+        </w:rPr>
+        <w:t xml:space="preserve">    FROM </w:t>
+      </w:r>
+      <w:proofErr w:type="spellStart"/>
+      <w:r>
+        <w:rPr>
+          <w:sz w:val="24"/>
+          <w:szCs w:val="24"/>
+        </w:rPr>
+        <w:t>fact_events</w:t>
+      </w:r>
+      <w:proofErr w:type="spellEnd"/>
+    </w:p>
+    <w:p>
+      <w:pPr>
+        <w:rPr>
+          <w:sz w:val="24"/>
+          <w:szCs w:val="24"/>
+        </w:rPr>
+      </w:pPr>
+      <w:r>
+        <w:rPr>
+          <w:sz w:val="24"/>
+          <w:szCs w:val="24"/>
+        </w:rPr>
+        <w:t xml:space="preserve">    GROUP BY </w:t>
+      </w:r>
+      <w:proofErr w:type="spellStart"/>
+      <w:r>
+        <w:rPr>
+          <w:sz w:val="24"/>
+          <w:szCs w:val="24"/>
+        </w:rPr>
+        <w:t>promo_type</w:t>
+      </w:r>
+      <w:proofErr w:type="spellEnd"/>
+    </w:p>
+    <w:p>
+      <w:pPr>
+        <w:rPr>
+          <w:sz w:val="24"/>
+          <w:szCs w:val="24"/>
+        </w:rPr>
+      </w:pPr>
+      <w:r>
+        <w:rPr>
+          <w:sz w:val="24"/>
+          <w:szCs w:val="24"/>
+        </w:rPr>
+        <w:t>)</w:t>
+      </w:r>
+    </w:p>
+    <w:p>
+      <w:pPr>
+        <w:rPr>
+          <w:sz w:val="24"/>
+          <w:szCs w:val="24"/>
+        </w:rPr>
+      </w:pPr>
+      <w:r>
+        <w:rPr>
+          <w:sz w:val="24"/>
+          <w:szCs w:val="24"/>
+        </w:rPr>
+        <w:t xml:space="preserve">SELECT </w:t>
+      </w:r>
+    </w:p>
+    <w:p>
+      <w:pPr>
+        <w:rPr>
+          <w:sz w:val="24"/>
+          <w:szCs w:val="24"/>
+        </w:rPr>
+      </w:pPr>
+      <w:r>
+        <w:rPr>
+          <w:sz w:val="24"/>
+          <w:szCs w:val="24"/>
+        </w:rPr>
+        <w:t xml:space="preserve">    </w:t>
+      </w:r>
+      <w:proofErr w:type="spellStart"/>
+      <w:r>
+        <w:rPr>
+          <w:sz w:val="24"/>
+          <w:szCs w:val="24"/>
+        </w:rPr>
+        <w:t>promo_type</w:t>
+      </w:r>
+      <w:proofErr w:type="spellEnd"/>
+      <w:r>
+        <w:rPr>
+          <w:sz w:val="24"/>
+          <w:szCs w:val="24"/>
+        </w:rPr>
+        <w:t>,</w:t>
+      </w:r>
+    </w:p>
+    <w:p>
+      <w:pPr>
+        <w:rPr>
+          <w:sz w:val="24"/>
+          <w:szCs w:val="24"/>
+        </w:rPr>
+      </w:pPr>
+      <w:r>
+        <w:rPr>
+          <w:sz w:val="24"/>
+          <w:szCs w:val="24"/>
+        </w:rPr>
+        <w:t xml:space="preserve">    </w:t>
+      </w:r>
+      <w:proofErr w:type="spellStart"/>
+      <w:r>
+        <w:rPr>
+          <w:sz w:val="24"/>
+          <w:szCs w:val="24"/>
+        </w:rPr>
+        <w:t>Total_before</w:t>
+      </w:r>
+      <w:proofErr w:type="spellEnd"/>
+      <w:r>
+        <w:rPr>
+          <w:sz w:val="24"/>
+          <w:szCs w:val="24"/>
+        </w:rPr>
+        <w:t>,</w:t>
+      </w:r>
+    </w:p>
+    <w:p>
+      <w:pPr>
+        <w:rPr>
+          <w:sz w:val="24"/>
+          <w:szCs w:val="24"/>
+        </w:rPr>
+      </w:pPr>
+      <w:r>
+        <w:rPr>
+          <w:sz w:val="24"/>
+          <w:szCs w:val="24"/>
+        </w:rPr>
+        <w:t xml:space="preserve">    </w:t>
+      </w:r>
+      <w:proofErr w:type="spellStart"/>
+      <w:r>
+        <w:rPr>
+          <w:sz w:val="24"/>
+          <w:szCs w:val="24"/>
+        </w:rPr>
+        <w:t>Total_after</w:t>
+      </w:r>
+      <w:proofErr w:type="spellEnd"/>
+      <w:r>
+        <w:rPr>
+          <w:sz w:val="24"/>
+          <w:szCs w:val="24"/>
+        </w:rPr>
+        <w:t>,</w:t>
+      </w:r>
+    </w:p>
+    <w:p>
+      <w:pPr>
+        <w:rPr>
+          <w:sz w:val="24"/>
+          <w:szCs w:val="24"/>
+        </w:rPr>
+      </w:pPr>
+      <w:r>
+        <w:rPr>
+          <w:sz w:val="24"/>
+          <w:szCs w:val="24"/>
+        </w:rPr>
+        <w:t xml:space="preserve">    </w:t>
+      </w:r>
+      <w:proofErr w:type="spellStart"/>
+      <w:r>
+        <w:rPr>
+          <w:sz w:val="24"/>
+          <w:szCs w:val="24"/>
+        </w:rPr>
+        <w:t>Percentage_change</w:t>
+      </w:r>
+      <w:proofErr w:type="spellEnd"/>
+      <w:r>
+        <w:rPr>
+          <w:sz w:val="24"/>
+          <w:szCs w:val="24"/>
+        </w:rPr>
+        <w:t>,</w:t>
+      </w:r>
+    </w:p>
+    <w:p>
+      <w:pPr>
+        <w:rPr>
+          <w:sz w:val="24"/>
+          <w:szCs w:val="24"/>
+        </w:rPr>
+      </w:pPr>
+      <w:r>
+        <w:rPr>
+          <w:sz w:val="24"/>
+          <w:szCs w:val="24"/>
+        </w:rPr>
+        <w:t xml:space="preserve">    CASE </w:t>
+      </w:r>
+    </w:p>
+    <w:p>
+      <w:pPr>
+        <w:rPr>
+          <w:sz w:val="24"/>
+          <w:szCs w:val="24"/>
+        </w:rPr>
+      </w:pPr>
+      <w:r>
+        <w:rPr>
+          <w:sz w:val="24"/>
+          <w:szCs w:val="24"/>
+        </w:rPr>
+        <w:t xml:space="preserve">        WHEN </w:t>
+      </w:r>
+      <w:proofErr w:type="spellStart"/>
+      <w:r>
+        <w:rPr>
+          <w:sz w:val="24"/>
+          <w:szCs w:val="24"/>
+        </w:rPr>
+        <w:t>Percentage_change</w:t>
+      </w:r>
+      <w:proofErr w:type="spellEnd"/>
+      <w:r>
+        <w:rPr>
+          <w:sz w:val="24"/>
+          <w:szCs w:val="24"/>
+        </w:rPr>
+        <w:t xml:space="preserve"> &gt;= 50 THEN 'High Impact'</w:t>
+      </w:r>
+    </w:p>
+    <w:p>
+      <w:pPr>
+        <w:rPr>
+          <w:sz w:val="24"/>
+          <w:szCs w:val="24"/>
+        </w:rPr>
+      </w:pPr>
+      <w:r>
+        <w:rPr>
+          <w:sz w:val="24"/>
+          <w:szCs w:val="24"/>
+        </w:rPr>
+        <w:t xml:space="preserve">        WHEN </w:t>
+      </w:r>
+      <w:proofErr w:type="spellStart"/>
+      <w:r>
+        <w:rPr>
+          <w:sz w:val="24"/>
+          <w:szCs w:val="24"/>
+        </w:rPr>
+        <w:t>Percentage_change</w:t>
+      </w:r>
+      <w:proofErr w:type="spellEnd"/>
+      <w:r>
+        <w:rPr>
+          <w:sz w:val="24"/>
+          <w:szCs w:val="24"/>
+        </w:rPr>
+        <w:t xml:space="preserve"> &gt;= 20 THEN 'Medium Impact'</w:t>
+      </w:r>
+    </w:p>
+    <w:p>
+      <w:pPr>
+        <w:rPr>
+          <w:sz w:val="24"/>
+          <w:szCs w:val="24"/>
+        </w:rPr>
+      </w:pPr>
+      <w:r>
+        <w:rPr>
+          <w:sz w:val="24"/>
+          <w:szCs w:val="24"/>
+        </w:rPr>
+        <w:t xml:space="preserve">        ELSE 'Low Impact'</w:t>
+      </w:r>
+    </w:p>
+    <w:p>
+      <w:pPr>
+        <w:rPr>
+          <w:sz w:val="24"/>
+          <w:szCs w:val="24"/>
+        </w:rPr>
+      </w:pPr>
+      <w:r>
+        <w:rPr>
+          <w:sz w:val="24"/>
+          <w:szCs w:val="24"/>
+        </w:rPr>
+        <w:t xml:space="preserve">    END AS </w:t>
+      </w:r>
+      <w:proofErr w:type="spellStart"/>
+      <w:r>
+        <w:rPr>
+          <w:sz w:val="24"/>
+          <w:szCs w:val="24"/>
+        </w:rPr>
+        <w:t>performance_category</w:t>
+      </w:r>
+      <w:proofErr w:type="spellEnd"/>
+    </w:p>
+    <w:p>
+      <w:pPr>
+        <w:rPr>
+          <w:sz w:val="24"/>
+          <w:szCs w:val="24"/>
+        </w:rPr>
+      </w:pPr>
+      <w:r>
+        <w:rPr>
+          <w:sz w:val="24"/>
+          <w:szCs w:val="24"/>
+        </w:rPr>
+        <w:t xml:space="preserve">FROM </w:t>
+      </w:r>
+      <w:proofErr w:type="spellStart"/>
+      <w:r>
+        <w:rPr>
+          <w:sz w:val="24"/>
+          <w:szCs w:val="24"/>
+        </w:rPr>
+        <w:t>PromoMetrics</w:t>
+      </w:r>
+      <w:proofErr w:type="spellEnd"/>
+    </w:p>
+    <w:p>
+      <w:pPr>
+        <w:rPr>
+          <w:sz w:val="24"/>
+          <w:szCs w:val="24"/>
+        </w:rPr>
+      </w:pPr>
+      <w:r>
+        <w:rPr>
+          <w:sz w:val="24"/>
+          <w:szCs w:val="24"/>
+        </w:rPr>
+        <w:t xml:space="preserve">ORDER BY </w:t>
+      </w:r>
+      <w:proofErr w:type="spellStart"/>
+      <w:r>
+        <w:rPr>
+          <w:sz w:val="24"/>
+          <w:szCs w:val="24"/>
+        </w:rPr>
+        <w:t>Percentage_change</w:t>
+      </w:r>
+      <w:proofErr w:type="spellEnd"/>
+      <w:r>
+        <w:rPr>
+          <w:sz w:val="24"/>
+          <w:szCs w:val="24"/>
+        </w:rPr>
+        <w:t xml:space="preserve"> DESC;</w:t>
+      </w:r>
+    </w:p>
+    <w:p>
+      <w:pPr>
+        <w:rPr>
+          <w:sz w:val="24"/>
+          <w:szCs w:val="24"/>
+        </w:rPr>
+      </w:pPr>
+    </w:p>
+    <w:p>
+      <w:pPr>
+        <w:rPr>
+          <w:sz w:val="24"/>
+          <w:szCs w:val="24"/>
+        </w:rPr>
+      </w:pPr>
+    </w:p>
+    <w:p>
+      <w:pPr>
+        <w:rPr>
+          <w:sz w:val="24"/>
+          <w:szCs w:val="24"/>
+        </w:rPr>
+      </w:pPr>
+    </w:p>
+    <w:p>
+      <w:pPr>
+        <w:rPr>
+          <w:sz w:val="24"/>
+          <w:szCs w:val="24"/>
+        </w:rPr>
+      </w:pPr>
     </w:p>
     <w:sectPr>
       <w:pgSz w:w="11906" w:h="16838"/>
